--- a/supplementary/SUPPLEMENTARY_MATERIAL.docx
+++ b/supplementary/SUPPLEMENTARY_MATERIAL.docx
@@ -7,11 +7,14 @@
         <w:pStyle w:val="Title"/>
         <w:spacing w:before="1560"/>
         <w:jc w:val="center"/>
+        <w:rPr>
+          <w:b w:val="1"/>
+        </w:rPr>
       </w:pPr>
       <w:r>
         <w:rPr>
           <w:rFonts w:ascii="Arial" w:hAnsi="Arial" w:eastAsia="Arial"/>
-          <w:b/>
+          <w:b w:val="1"/>
           <w:color w:val="000000"/>
           <w:sz w:val="44"/>
         </w:rPr>
@@ -80,11 +83,14 @@
       <w:pPr>
         <w:spacing w:after="160"/>
         <w:jc w:val="center"/>
+        <w:rPr>
+          <w:b w:val="1"/>
+        </w:rPr>
       </w:pPr>
       <w:r>
         <w:rPr>
           <w:rFonts w:ascii="Arial" w:hAnsi="Arial" w:eastAsia="Arial"/>
-          <w:b/>
+          <w:b w:val="1"/>
           <w:color w:val="000000"/>
           <w:sz w:val="24"/>
         </w:rPr>
@@ -153,8 +159,15 @@
     <w:p>
       <w:pPr>
         <w:pStyle w:val="Heading1"/>
+        <w:rPr>
+          <w:b w:val="1"/>
+        </w:rPr>
+        <w:jc w:val="left"/>
       </w:pPr>
       <w:r>
+        <w:rPr>
+          <w:b w:val="1"/>
+        </w:rPr>
         <w:t>Supplementary data files</w:t>
       </w:r>
     </w:p>
@@ -602,8 +615,14 @@
         <w:pStyle w:val="Heading1"/>
         <w:spacing w:before="0" w:after="120"/>
         <w:jc w:val="left"/>
+        <w:rPr>
+          <w:b w:val="1"/>
+        </w:rPr>
       </w:pPr>
       <w:r>
+        <w:rPr>
+          <w:b w:val="1"/>
+        </w:rPr>
         <w:t>Supplementary Figure S1</w:t>
       </w:r>
     </w:p>
@@ -651,6 +670,7 @@
     <w:p>
       <w:pPr>
         <w:pStyle w:val="FigureCaption"/>
+        <w:jc w:val="both"/>
       </w:pPr>
       <w:r>
         <w:rPr>
@@ -680,8 +700,14 @@
         <w:pStyle w:val="Heading1"/>
         <w:spacing w:before="0" w:after="120"/>
         <w:jc w:val="left"/>
+        <w:rPr>
+          <w:b w:val="1"/>
+        </w:rPr>
       </w:pPr>
       <w:r>
+        <w:rPr>
+          <w:b w:val="1"/>
+        </w:rPr>
         <w:t>Supplementary Figure S2</w:t>
       </w:r>
     </w:p>
@@ -729,6 +755,7 @@
     <w:p>
       <w:pPr>
         <w:pStyle w:val="FigureCaption"/>
+        <w:jc w:val="both"/>
       </w:pPr>
       <w:r>
         <w:rPr>
@@ -758,8 +785,14 @@
         <w:pStyle w:val="Heading1"/>
         <w:spacing w:before="0" w:after="120"/>
         <w:jc w:val="left"/>
+        <w:rPr>
+          <w:b w:val="1"/>
+        </w:rPr>
       </w:pPr>
       <w:r>
+        <w:rPr>
+          <w:b w:val="1"/>
+        </w:rPr>
         <w:t>Supplementary Figure S3</w:t>
       </w:r>
     </w:p>
@@ -807,6 +840,7 @@
     <w:p>
       <w:pPr>
         <w:pStyle w:val="FigureCaption"/>
+        <w:jc w:val="both"/>
       </w:pPr>
       <w:r>
         <w:rPr>
@@ -836,8 +870,14 @@
         <w:pStyle w:val="Heading1"/>
         <w:spacing w:before="0" w:after="120"/>
         <w:jc w:val="left"/>
+        <w:rPr>
+          <w:b w:val="1"/>
+        </w:rPr>
       </w:pPr>
       <w:r>
+        <w:rPr>
+          <w:b w:val="1"/>
+        </w:rPr>
         <w:t>Supplementary Figure S4</w:t>
       </w:r>
     </w:p>
@@ -885,6 +925,7 @@
     <w:p>
       <w:pPr>
         <w:pStyle w:val="FigureCaption"/>
+        <w:jc w:val="both"/>
       </w:pPr>
       <w:r>
         <w:rPr>
@@ -914,8 +955,14 @@
         <w:pStyle w:val="Heading1"/>
         <w:spacing w:before="0" w:after="120"/>
         <w:jc w:val="left"/>
+        <w:rPr>
+          <w:b w:val="1"/>
+        </w:rPr>
       </w:pPr>
       <w:r>
+        <w:rPr>
+          <w:b w:val="1"/>
+        </w:rPr>
         <w:t>Supplementary Figure S5</w:t>
       </w:r>
     </w:p>
@@ -963,6 +1010,7 @@
     <w:p>
       <w:pPr>
         <w:pStyle w:val="FigureCaption"/>
+        <w:jc w:val="both"/>
       </w:pPr>
       <w:r>
         <w:rPr>
@@ -992,8 +1040,14 @@
         <w:pStyle w:val="Heading1"/>
         <w:spacing w:before="0" w:after="120"/>
         <w:jc w:val="left"/>
+        <w:rPr>
+          <w:b w:val="1"/>
+        </w:rPr>
       </w:pPr>
       <w:r>
+        <w:rPr>
+          <w:b w:val="1"/>
+        </w:rPr>
         <w:t>Supplementary Figure S6</w:t>
       </w:r>
     </w:p>
@@ -1041,6 +1095,7 @@
     <w:p>
       <w:pPr>
         <w:pStyle w:val="FigureCaption"/>
+        <w:jc w:val="both"/>
       </w:pPr>
       <w:r>
         <w:rPr>
@@ -1070,8 +1125,14 @@
         <w:pStyle w:val="Heading1"/>
         <w:spacing w:before="0" w:after="120"/>
         <w:jc w:val="left"/>
+        <w:rPr>
+          <w:b w:val="1"/>
+        </w:rPr>
       </w:pPr>
       <w:r>
+        <w:rPr>
+          <w:b w:val="1"/>
+        </w:rPr>
         <w:t>Supplementary Figure S7</w:t>
       </w:r>
     </w:p>
@@ -1119,6 +1180,7 @@
     <w:p>
       <w:pPr>
         <w:pStyle w:val="FigureCaption"/>
+        <w:jc w:val="both"/>
       </w:pPr>
       <w:r>
         <w:rPr>
@@ -1148,8 +1210,14 @@
         <w:pStyle w:val="Heading1"/>
         <w:spacing w:before="0" w:after="120"/>
         <w:jc w:val="left"/>
+        <w:rPr>
+          <w:b w:val="1"/>
+        </w:rPr>
       </w:pPr>
       <w:r>
+        <w:rPr>
+          <w:b w:val="1"/>
+        </w:rPr>
         <w:t>Supplementary Figure S8</w:t>
       </w:r>
     </w:p>
@@ -1197,6 +1265,7 @@
     <w:p>
       <w:pPr>
         <w:pStyle w:val="FigureCaption"/>
+        <w:jc w:val="both"/>
       </w:pPr>
       <w:r>
         <w:rPr>
@@ -1704,7 +1773,7 @@
     </w:pPr>
     <w:rPr>
       <w:rFonts w:asciiTheme="majorHAnsi" w:eastAsiaTheme="majorEastAsia" w:hAnsiTheme="majorHAnsi" w:cstheme="majorBidi" w:ascii="Arial" w:hAnsi="Arial" w:eastAsia="Arial"/>
-      <w:b/>
+      <w:b w:val="1"/>
       <w:bCs/>
       <w:color w:val="000000"/>
       <w:sz w:val="32"/>
@@ -1728,7 +1797,7 @@
     </w:pPr>
     <w:rPr>
       <w:rFonts w:asciiTheme="majorHAnsi" w:eastAsiaTheme="majorEastAsia" w:hAnsiTheme="majorHAnsi" w:cstheme="majorBidi" w:ascii="Arial" w:hAnsi="Arial" w:eastAsia="Arial"/>
-      <w:b/>
+      <w:b w:val="1"/>
       <w:bCs/>
       <w:color w:val="000000"/>
       <w:sz w:val="25"/>
@@ -1752,7 +1821,7 @@
     </w:pPr>
     <w:rPr>
       <w:rFonts w:asciiTheme="majorHAnsi" w:eastAsiaTheme="majorEastAsia" w:hAnsiTheme="majorHAnsi" w:cstheme="majorBidi"/>
-      <w:b/>
+      <w:b w:val="1"/>
       <w:bCs/>
       <w:color w:val="4F81BD" w:themeColor="accent1"/>
     </w:rPr>
@@ -1991,7 +2060,7 @@
     </w:pPr>
     <w:rPr>
       <w:rFonts w:asciiTheme="majorHAnsi" w:eastAsiaTheme="majorEastAsia" w:hAnsiTheme="majorHAnsi" w:cstheme="majorBidi" w:ascii="Arial" w:hAnsi="Arial" w:eastAsia="Arial"/>
-      <w:b/>
+      <w:b w:val="1"/>
       <w:color w:val="000000"/>
       <w:spacing w:val="5"/>
       <w:kern w:val="28"/>
@@ -2073,6 +2142,7 @@
     <w:rsid w:val="00AA1D8D"/>
     <w:pPr>
       <w:spacing w:after="120"/>
+      <w:jc w:val="both"/>
     </w:pPr>
   </w:style>
   <w:style w:type="character" w:customStyle="1" w:styleId="BodyTextChar">
@@ -2431,6 +2501,7 @@
     <w:rsid w:val="00FC693F"/>
     <w:pPr>
       <w:spacing w:line="240" w:lineRule="auto"/>
+      <w:jc w:val="both"/>
     </w:pPr>
     <w:rPr>
       <w:b/>

--- a/supplementary/SUPPLEMENTARY_MATERIAL.docx
+++ b/supplementary/SUPPLEMENTARY_MATERIAL.docx
@@ -805,8 +805,8 @@
       <w:r>
         <w:drawing>
           <wp:inline xmlns:a="http://schemas.openxmlformats.org/drawingml/2006/main" xmlns:pic="http://schemas.openxmlformats.org/drawingml/2006/picture">
-            <wp:extent cx="5577840" cy="4713668"/>
-            <wp:docPr id="3" name="Picture 3" title="Supplementary Figure S3" descr="Supplementary Figure S3. Replicate-level PSI for SOCE-related splicing candidates. (A) STIMATE, (B) ORAI3, (C) STIM2 and (D) STIM1 skipped-exon events in the public SH-SY5Y RNA-seq comparison. Each dot is a library; short horizontal lines show group means. Text gives the rMATS junction-count ΔPSI and replicate-level bootstrap 95% interval (10,000 resamples). STIM1’s interval includes zero. These events were not measured in the laboratory experiments of Figures 1 and 2."/>
+            <wp:extent cx="5577840" cy="5970645"/>
+            <wp:docPr id="3" name="Picture 3" title="Supplementary Figure S3" descr="Supplementary Figure S3. CBARP exon 4–exon 5 region after TDP-43 depletion. (A) Sashimi plot of the public SH-SY5Y comparison (0 versus 75 ng/mL doxycycline, three libraries per group) and of iPSC colonies (four libraries per group), drawn from the alignments; the minus-strand gene is shown 5′→3′. Filled profiles are the mean per-base read depth of the libraries in each group, and each track has its own y-axis. Arcs show split reads summed over the libraries of a group, with width proportional to the junction’s share of reads at its shared splice site. Reads were counted with the junction rules of Methods 2.5 (MAPQ ≥ 30, primary non-duplicate alignments, 8 bp anchors); the SH-SY5Y counts are those of the local-splicing-variation test in Section 3.5. Junction a is the canonical exon 4–exon 5 junction (chr19:1,235,146–1,235,500); b joins exon 4 to the annotated alternative 3′ splice site at 1,235,342 (1,235,343–1,235,500); c leaves the 31-nt segment through the unannotated donor at 1,235,312 (1,235,146–1,235,311). The shaded interval lies between the alternative and canonical 3′ splice sites. Transcript models are from GENCODE v47; the dashed model is the exon structure implied by junction c. (B) ΔPSI of the 32 coverage-qualified rMATS CBARP events in five datasets (Supplementary Table S3). The sign refers to each event’s rMATS-defined inclusion form, which differs between events."/>
             <wp:cNvGraphicFramePr>
               <a:graphicFrameLocks noChangeAspect="1"/>
             </wp:cNvGraphicFramePr>
@@ -826,7 +826,7 @@
                   <pic:spPr>
                     <a:xfrm>
                       <a:off x="0" y="0"/>
-                      <a:ext cx="5577840" cy="4713668"/>
+                      <a:ext cx="5577840" cy="5970645"/>
                     </a:xfrm>
                     <a:prstGeom prst="rect"/>
                   </pic:spPr>
@@ -857,7 +857,7 @@
           <w:color w:val="000000"/>
           <w:sz w:val="18"/>
         </w:rPr>
-        <w:t>Replicate-level PSI for SOCE-related splicing candidates. (A) STIMATE, (B) ORAI3, (C) STIM2 and (D) STIM1 skipped-exon events in the public SH-SY5Y RNA-seq comparison. Each dot is a library; short horizontal lines show group means. Text gives the rMATS junction-count ΔPSI and replicate-level bootstrap 95% interval (10,000 resamples). STIM1’s interval includes zero. These events were not measured in the laboratory experiments of Figures 1 and 2.</w:t>
+        <w:t>CBARP exon 4–exon 5 region after TDP-43 depletion. (A) Sashimi plot of the public SH-SY5Y comparison (0 versus 75 ng/mL doxycycline, three libraries per group) and of iPSC colonies (four libraries per group), drawn from the alignments; the minus-strand gene is shown 5′→3′. Filled profiles are the mean per-base read depth of the libraries in each group, and each track has its own y-axis. Arcs show split reads summed over the libraries of a group, with width proportional to the junction’s share of reads at its shared splice site. Reads were counted with the junction rules of Methods 2.5 (MAPQ ≥ 30, primary non-duplicate alignments, 8 bp anchors); the SH-SY5Y counts are those of the local-splicing-variation test in Section 3.5. Junction a is the canonical exon 4–exon 5 junction (chr19:1,235,146–1,235,500); b joins exon 4 to the annotated alternative 3′ splice site at 1,235,342 (1,235,343–1,235,500); c leaves the 31-nt segment through the unannotated donor at 1,235,312 (1,235,146–1,235,311). The shaded interval lies between the alternative and canonical 3′ splice sites. Transcript models are from GENCODE v47; the dashed model is the exon structure implied by junction c. (B) ΔPSI of the 32 coverage-qualified rMATS CBARP events in five datasets (Supplementary Table S3). The sign refers to each event’s rMATS-defined inclusion form, which differs between events.</w:t>
       </w:r>
     </w:p>
     <w:p>

--- a/supplementary/SUPPLEMENTARY_MATERIAL.docx
+++ b/supplementary/SUPPLEMENTARY_MATERIAL.docx
@@ -452,7 +452,7 @@
           <w:color w:val="000000"/>
           <w:sz w:val="19"/>
         </w:rPr>
-        <w:t>Depth-qualified intronic polyadenylation and 3′UTR usage estimates in all four comparisons, with the genomic windows of every unit; these are coverage gradients, not direct poly(A)-site calls.</w:t>
+        <w:t>Depth-qualified intronic polyadenylation and 3′UTR usage estimates in all four comparisons, with the genomic windows of every unit; these are coverage gradients, not direct poly(A)-site calls. The candidate_gradient column marks the units with |Δ| ≥ 0.05 whose interval excludes zero; the remaining rows are the other depth-qualified units of the core genes and of the cryptic positive controls.</w:t>
       </w:r>
     </w:p>
     <w:p>
@@ -477,7 +477,7 @@
           <w:color w:val="000000"/>
           <w:sz w:val="19"/>
         </w:rPr>
-        <w:t>Machine-readable version of Table 3: cryptic event counts by comparison, with the FUS and TAF15 knockdown controls and the null-test ratios.</w:t>
+        <w:t>Machine-readable version of Table 4: cryptic event counts by comparison, with the FUS and TAF15 knockdown controls and the null-test ratios.</w:t>
       </w:r>
     </w:p>
     <w:p>

--- a/supplementary/SUPPLEMENTARY_MATERIAL.docx
+++ b/supplementary/SUPPLEMENTARY_MATERIAL.docx
@@ -122,6 +122,13 @@
         </w:rPr>
         <w:tab/>
         <w:t>S1–S17</w:t>
+      </w:r>
+    </w:p>
+    <w:p>
+      <w:r>
+        <w:t>Supplementary results</w:t>
+        <w:tab/>
+        <w:t>1–4</w:t>
       </w:r>
     </w:p>
     <w:p>
@@ -608,6 +615,402 @@
     <w:p>
       <w:r>
         <w:br w:type="page"/>
+      </w:r>
+    </w:p>
+    <w:p>
+      <w:pPr>
+        <w:pStyle w:val="Heading1"/>
+      </w:pPr>
+      <w:r>
+        <w:t>Supplementary results</w:t>
+      </w:r>
+    </w:p>
+    <w:p>
+      <w:r>
+        <w:rPr/>
+        <w:t>The analyses below were carried out as described in the Methods and are reported here in full. They are placed in the supplementary material because each is limited in a way that is stated in its own text: the outlier method cannot work in a cohort where the perturbed state is the majority, the nonsense-mediated decay dataset confounds batch with TDP-43 status and shows no sensitivity even in the literature positive controls, the mouse polyadenylation screen has no available positive control, and the multiple sclerosis analysis is a cross-disease comparison rather than part of the ALS argument.</w:t>
+      </w:r>
+    </w:p>
+    <w:p>
+      <w:pPr>
+        <w:pStyle w:val="Heading1"/>
+      </w:pPr>
+      <w:r>
+        <w:t>Supplementary Results 1. Aberrant splicing outlier detection (FRASER)</w:t>
+      </w:r>
+    </w:p>
+    <w:p>
+      <w:r>
+        <w:rPr/>
+        <w:t>FRASER v1.14.1 was run on the nine-sample SH-SY5Y doxycycline series (0, 25 and 75 ng/mL), counting split and non-split reads from the alignments and modelling ψ5, ψ3 and splicing efficiency θ (Methods 2.6).</w:t>
+      </w:r>
+    </w:p>
+    <w:p>
+      <w:r>
+        <w:rPr/>
+        <w:t>The run returned no genome-wide significant outlier and no difference in per-sample outlier burden between depleted and control libraries: 4.8 versus 2.3 events at p &lt; 10⁻⁵, p = 0.35. This is the expected behaviour of an outlier method applied to a cohort in which the aberrant state is the majority, because the method treats aberrant splicing as a rare, sample-specific deviation from a cohort norm and two thirds of these samples are depleted. We therefore report the result as a limit of that approach at this cohort size rather than as evidence against aberrant splicing.</w:t>
+      </w:r>
+    </w:p>
+    <w:p>
+      <w:pPr>
+        <w:pStyle w:val="Heading1"/>
+      </w:pPr>
+      <w:r>
+        <w:t>Supplementary Results 2. Nonsense-mediated decay interaction</w:t>
+      </w:r>
+    </w:p>
+    <w:p>
+      <w:r>
+        <w:rPr/>
+        <w:t xml:space="preserve">Gene-level counts were taken from GSE307054 (i3Neurons; TDP-43 knockdown crossed with knockdown of </w:t>
+      </w:r>
+      <w:r>
+        <w:rPr>
+          <w:i/>
+        </w:rPr>
+        <w:t>XRN1</w:t>
+      </w:r>
+      <w:r>
+        <w:rPr/>
+        <w:t xml:space="preserve">, </w:t>
+      </w:r>
+      <w:r>
+        <w:rPr>
+          <w:i/>
+        </w:rPr>
+        <w:t>UPF1</w:t>
+      </w:r>
+      <w:r>
+        <w:rPr/>
+        <w:t xml:space="preserve"> and </w:t>
+      </w:r>
+      <w:r>
+        <w:rPr>
+          <w:i/>
+        </w:rPr>
+        <w:t>SMG6</w:t>
+      </w:r>
+      <w:r>
+        <w:rPr/>
+        <w:t xml:space="preserve"> in four combinations, two replicates each) and normalised with the authors’ size factors. Because sequencing batch is confounded with TDP-43 status in that design, the interaction was formed as a difference of within-batch differences:</w:t>
+      </w:r>
+    </w:p>
+    <w:p>
+      <w:r>
+        <w:rPr/>
+        <w:t>interaction(c) = [log2(TDP-43 knockdown + NMD inhibition c) − log2(TDP-43 knockdown)] − [log2(control + NMD inhibition c) − log2(control)]</w:t>
+      </w:r>
+    </w:p>
+    <w:p>
+      <w:r>
+        <w:rPr/>
+        <w:t>for each of the four NMD-inhibition conditions c, giving four condition-level interaction values per gene; the two replicates within each condition are averaged. A positive interaction indicates a transcript that is produced upon TDP-43 loss and degraded by NMD. Genes with at least 10 normalised counts were tested (n = 19,145) with a four-condition one-sample t-test and an exact sign test.</w:t>
+      </w:r>
+    </w:p>
+    <w:p>
+      <w:r>
+        <w:rPr/>
+        <w:t>Because the four interventions reuse the same control and knockdown libraries, the eight difference-of-differences values that the design yields are not eight independent observations. We therefore took the four NMD-inhibition conditions as the unit of inference, averaging the two replicates within each condition and retaining the shared controls only within each contrast. Several positive-control and calcium-gene interactions were positive, but no gene passed genome-wide FDR correction in this conservative analysis (smallest q = 0.053).</w:t>
+      </w:r>
+    </w:p>
+    <w:p>
+      <w:r>
+        <w:rPr>
+          <w:i/>
+        </w:rPr>
+        <w:t>CBARP</w:t>
+      </w:r>
+      <w:r>
+        <w:rPr/>
+        <w:t xml:space="preserve"> had the largest SOCE-panel interaction (+1.52 log₂; positive in all four conditions; Supplementary Table S10), but its conservative condition-level q-value was 0.145 (two-sided t-test; exact one-sided sign-test q = 0.310). </w:t>
+      </w:r>
+      <w:r>
+        <w:rPr>
+          <w:i/>
+        </w:rPr>
+        <w:t>RYR2</w:t>
+      </w:r>
+      <w:r>
+        <w:rPr/>
+        <w:t xml:space="preserve"> and </w:t>
+      </w:r>
+      <w:r>
+        <w:rPr>
+          <w:i/>
+        </w:rPr>
+        <w:t>MCU</w:t>
+      </w:r>
+      <w:r>
+        <w:rPr/>
+        <w:t xml:space="preserve"> also had positive interactions, without genome-wide significance.</w:t>
+      </w:r>
+    </w:p>
+    <w:p>
+      <w:r>
+        <w:rPr/>
+        <w:t xml:space="preserve">Two negative results follow. First, the prediction from isoform-level testing that </w:t>
+      </w:r>
+      <w:r>
+        <w:rPr>
+          <w:i/>
+        </w:rPr>
+        <w:t>STIM1</w:t>
+      </w:r>
+      <w:r>
+        <w:rPr/>
+        <w:t xml:space="preserve"> produces a premature-termination-codon-bearing, NMD-sensitive isoform was not supported: the interaction was −0.325 (p = 0.317, q = 0.508), in the opposite direction. Second, none of the four Ca²⁺ panels showed collective NMD sensitivity (one-sided Mann–Whitney p = 0.44, 0.91, 0.96 and 0.91 for Tiers 1–4), and the sixteen literature positive-control genes were not NMD-sensitive as a group either (median interaction −0.11 log₂; p = 0.62; Supplementary Table S10b). The last result matters for interpretation: genes that are known to produce cryptic, premature-termination-codon-bearing transcripts show no NMD sensitivity in this dataset, so the dataset does not demonstrate the sensitivity that would make a negative result for the SOCE machinery informative. The screen is therefore hypothesis-generating, and the main text uses it only to rank </w:t>
+      </w:r>
+      <w:r>
+        <w:rPr>
+          <w:i/>
+        </w:rPr>
+        <w:t>CBARP</w:t>
+      </w:r>
+      <w:r>
+        <w:rPr/>
+        <w:t>.</w:t>
+      </w:r>
+    </w:p>
+    <w:p>
+      <w:pPr>
+        <w:pStyle w:val="Heading1"/>
+      </w:pPr>
+      <w:r>
+        <w:t>Supplementary Results 3. Polyadenylation screen in the two mouse lines</w:t>
+      </w:r>
+    </w:p>
+    <w:p>
+      <w:r>
+        <w:rPr/>
+        <w:t xml:space="preserve">The coverage-based polyadenylation screen of Methods 2.7 gave 74 qualifying units in C2C12 and 131 in NSC34. Neither line has a positive control for this assay, because the </w:t>
+      </w:r>
+      <w:r>
+        <w:rPr>
+          <w:i/>
+        </w:rPr>
+        <w:t>STMN2</w:t>
+      </w:r>
+      <w:r>
+        <w:rPr/>
+        <w:t xml:space="preserve"> cryptic polyadenylation site is absent from the mouse gene (Melamed et al., 2019), so the </w:t>
+      </w:r>
+      <w:r>
+        <w:rPr>
+          <w:i/>
+        </w:rPr>
+        <w:t>Stmn2</w:t>
+      </w:r>
+      <w:r>
+        <w:rPr/>
+        <w:t xml:space="preserve"> units cannot serve as one.</w:t>
+      </w:r>
+    </w:p>
+    <w:p>
+      <w:r>
+        <w:rPr/>
+        <w:t>No SOCE-machinery unit exceeded |Δ| = 0.30 in either line, and the two largest (</w:t>
+      </w:r>
+      <w:r>
+        <w:rPr>
+          <w:i/>
+        </w:rPr>
+        <w:t>Atp2a2</w:t>
+      </w:r>
+      <w:r>
+        <w:rPr/>
+        <w:t xml:space="preserve"> intron 6, +0.285, and </w:t>
+      </w:r>
+      <w:r>
+        <w:rPr>
+          <w:i/>
+        </w:rPr>
+        <w:t>Trpc1</w:t>
+      </w:r>
+      <w:r>
+        <w:rPr/>
+        <w:t xml:space="preserve"> intron 7, +0.260, both in C2C12) have intervals that include zero and are not reproduced in the other line. One unit is positive in both motor-neuron models: the </w:t>
+      </w:r>
+      <w:r>
+        <w:rPr>
+          <w:i/>
+        </w:rPr>
+        <w:t>SARAF</w:t>
+      </w:r>
+      <w:r>
+        <w:rPr/>
+        <w:t xml:space="preserve"> intron 5 index rises in the iPSC-derived motor neurons (+0.097) and the </w:t>
+      </w:r>
+      <w:r>
+        <w:rPr>
+          <w:i/>
+        </w:rPr>
+        <w:t>Saraf</w:t>
+      </w:r>
+      <w:r>
+        <w:rPr/>
+        <w:t xml:space="preserve"> intron 5 index in NSC34 (+0.204), while in SH-SY5Y the same unit is uninformative (0.000, interval −0.264 to +0.241). We record it as a candidate rather than a finding: the NSC34 interval is wide, the myoblast line shows nothing there, the human and mouse units are matched by number rather than by sequence alignment, and a coverage gradient is not a poly(A) site. All values are in Supplementary Table S11.</w:t>
+      </w:r>
+    </w:p>
+    <w:p>
+      <w:pPr>
+        <w:pStyle w:val="Heading1"/>
+      </w:pPr>
+      <w:r>
+        <w:t>Supplementary Results 4. Multiple sclerosis in detail</w:t>
+      </w:r>
+    </w:p>
+    <w:p>
+      <w:r>
+        <w:rPr>
+          <w:i/>
+        </w:rPr>
+        <w:t>TRPC1</w:t>
+      </w:r>
+      <w:r>
+        <w:rPr/>
+        <w:t xml:space="preserve"> was decreased in multiple sclerosis at donor level across all sampled lesion types (δ = −0.840; q = 0.038) and in lesions at sample level (δ = −0.594; q = 1.3 × 10⁻⁴). In the second cohort (GSE123496) the direction was the same but the study was underpowered (five regions pooled, δ = −0.226; q = 0.49).</w:t>
+      </w:r>
+    </w:p>
+    <w:p>
+      <w:r>
+        <w:rPr/>
+        <w:t xml:space="preserve">Because </w:t>
+      </w:r>
+      <w:r>
+        <w:rPr>
+          <w:i/>
+        </w:rPr>
+        <w:t>TRPC1</w:t>
+      </w:r>
+      <w:r>
+        <w:rPr/>
+        <w:t xml:space="preserve"> contributes to SOCE in oligodendrocyte precursor cells (Paez et al., 2011), we asked whether the decrease simply reflected demyelination and loss of oligodendrocyte-lineage cells. In normal-appearing white matter, where the myelin markers </w:t>
+      </w:r>
+      <w:r>
+        <w:rPr>
+          <w:i/>
+        </w:rPr>
+        <w:t>MBP</w:t>
+      </w:r>
+      <w:r>
+        <w:rPr/>
+        <w:t xml:space="preserve"> (δ = +0.051), </w:t>
+      </w:r>
+      <w:r>
+        <w:rPr>
+          <w:i/>
+        </w:rPr>
+        <w:t>PLP1</w:t>
+      </w:r>
+      <w:r>
+        <w:rPr/>
+        <w:t xml:space="preserve"> (−0.074), </w:t>
+      </w:r>
+      <w:r>
+        <w:rPr>
+          <w:i/>
+        </w:rPr>
+        <w:t>MOG</w:t>
+      </w:r>
+      <w:r>
+        <w:rPr/>
+        <w:t xml:space="preserve"> (−0.257) and </w:t>
+      </w:r>
+      <w:r>
+        <w:rPr>
+          <w:i/>
+        </w:rPr>
+        <w:t>MAG</w:t>
+      </w:r>
+      <w:r>
+        <w:rPr/>
+        <w:t xml:space="preserve"> (−0.299) were unchanged, </w:t>
+      </w:r>
+      <w:r>
+        <w:rPr>
+          <w:i/>
+        </w:rPr>
+        <w:t>TRPC1</w:t>
+      </w:r>
+      <w:r>
+        <w:rPr/>
+        <w:t xml:space="preserve"> was lower at sample level (δ = −0.482, p = 0.005), although not after Benjamini–Hochberg correction (q = 0.10), and lower again with the donor as the unit of inference (seven of ten multiple sclerosis donors with normal-appearing white matter samples versus five control donors, δ = −0.771, uncorrected p = 0.030).</w:t>
+      </w:r>
+    </w:p>
+    <w:p>
+      <w:r>
+        <w:rPr/>
+        <w:t xml:space="preserve">In the full GSE138614 comparison, regression of </w:t>
+      </w:r>
+      <w:r>
+        <w:rPr>
+          <w:i/>
+        </w:rPr>
+        <w:t>TRPC1</w:t>
+      </w:r>
+      <w:r>
+        <w:rPr/>
+        <w:t xml:space="preserve"> on </w:t>
+      </w:r>
+      <w:r>
+        <w:rPr>
+          <w:i/>
+        </w:rPr>
+        <w:t>MBP</w:t>
+      </w:r>
+      <w:r>
+        <w:rPr/>
+        <w:t xml:space="preserve">, </w:t>
+      </w:r>
+      <w:r>
+        <w:rPr>
+          <w:i/>
+        </w:rPr>
+        <w:t>PLP1</w:t>
+      </w:r>
+      <w:r>
+        <w:rPr/>
+        <w:t xml:space="preserve"> and </w:t>
+      </w:r>
+      <w:r>
+        <w:rPr>
+          <w:i/>
+        </w:rPr>
+        <w:t>GFAP</w:t>
+      </w:r>
+      <w:r>
+        <w:rPr/>
+        <w:t xml:space="preserve"> attenuated the difference at both levels: from δ = −0.562 to Cliff’s δ of −0.418 on the residuals at sample level (p = 0.002), and from δ = −0.840 to −0.640 at donor level, where the adjusted difference did not reach significance (p = 0.055). </w:t>
+      </w:r>
+      <w:r>
+        <w:rPr>
+          <w:i/>
+        </w:rPr>
+        <w:t>TRPC1</w:t>
+      </w:r>
+      <w:r>
+        <w:rPr/>
+        <w:t xml:space="preserve"> was lower in every lesion type, including remyelinating and inactive lesions (donor-level δ = −1.000 for both), and multiple sclerosis showed marked astrogliosis (</w:t>
+      </w:r>
+      <w:r>
+        <w:rPr>
+          <w:i/>
+        </w:rPr>
+        <w:t>GFAP</w:t>
+      </w:r>
+      <w:r>
+        <w:rPr/>
+        <w:t xml:space="preserve"> δ = +0.84 to +0.96) with </w:t>
+      </w:r>
+      <w:r>
+        <w:rPr>
+          <w:i/>
+        </w:rPr>
+        <w:t>TRPC1</w:t>
+      </w:r>
+      <w:r>
+        <w:rPr/>
+        <w:t xml:space="preserve"> still falling. All values are in Supplementary Table S16 and the donor-level re-analysis in Supplementary Table S16b.</w:t>
       </w:r>
     </w:p>
     <w:p>

--- a/supplementary/SUPPLEMENTARY_MATERIAL.docx
+++ b/supplementary/SUPPLEMENTARY_MATERIAL.docx
@@ -748,17 +748,17 @@
     <w:p>
       <w:r>
         <w:rPr/>
-        <w:t xml:space="preserve">Two negative results follow. First, the prediction from isoform-level testing that </w:t>
+        <w:t xml:space="preserve">Two negative results follow. First, the interaction for STIM1 was −0.325 (p = 0.317, q = 0.508), in the direction opposite to NMD sensitivity. This is consistent with the isoform analysis itself: the two STIM1 isoforms predicted to carry premature termination codons are not the ones whose usage changes (Section 3.4), so there was never a switching isoform for NMD to degrade.</w:t>
       </w:r>
       <w:r>
         <w:rPr>
           <w:i/>
         </w:rPr>
-        <w:t>STIM1</w:t>
+        <w:t/>
       </w:r>
       <w:r>
         <w:rPr/>
-        <w:t xml:space="preserve"> produces a premature-termination-codon-bearing, NMD-sensitive isoform was not supported: the interaction was −0.325 (p = 0.317, q = 0.508), in the opposite direction. Second, none of the four Ca²⁺ panels showed collective NMD sensitivity (one-sided Mann–Whitney p = 0.44, 0.91, 0.96 and 0.91 for Tiers 1–4), and the sixteen literature positive-control genes were not NMD-sensitive as a group either (median interaction −0.11 log₂; p = 0.62; Supplementary Table S10b). The last result matters for interpretation: genes that are known to produce cryptic, premature-termination-codon-bearing transcripts show no NMD sensitivity in this dataset, so the dataset does not demonstrate the sensitivity that would make a negative result for the SOCE machinery informative. The screen is therefore hypothesis-generating, and the main text uses it only to rank </w:t>
+        <w:t xml:space="preserve"> Second, none of the four Ca²⁺ panels showed collective NMD sensitivity (one-sided Mann–Whitney p = 0.44, 0.91, 0.96 and 0.91 for Tiers 1–4), and the sixteen literature positive-control genes were not NMD-sensitive as a group either (median interaction −0.11 log₂; p = 0.62; Supplementary Table S10b). The last result matters for interpretation: genes that are known to produce cryptic, premature-termination-codon-bearing transcripts show no NMD sensitivity in this dataset, so the dataset does not demonstrate the sensitivity that would make a negative result for the SOCE machinery informative. The screen is therefore hypothesis-generating, and the main text uses it only to rank </w:t>
       </w:r>
       <w:r>
         <w:rPr>

--- a/supplementary/SUPPLEMENTARY_MATERIAL.docx
+++ b/supplementary/SUPPLEMENTARY_MATERIAL.docx
@@ -121,7 +121,7 @@
           <w:sz w:val="20"/>
         </w:rPr>
         <w:tab/>
-        <w:t>S1–S17</w:t>
+        <w:t>S1–S18</w:t>
       </w:r>
     </w:p>
     <w:p>
@@ -610,6 +610,39 @@
           <w:sz w:val="19"/>
         </w:rPr>
         <w:t>Accession list for every dataset analysed, with design, library type, run-level groups for knockdown experiments and group definitions for patient cohorts.</w:t>
+      </w:r>
+    </w:p>
+    <w:p>
+      <w:pPr>
+        <w:keepLines/>
+        <w:spacing w:after="100"/>
+        <w:ind w:left="403" w:hanging="403"/>
+        <w:jc w:val="both"/>
+      </w:pPr>
+      <w:r>
+        <w:t>S18. Cell-composition adjustment of TRPC1 in the NYGC cohort: Cliff’s δ for ALS and for the comparison group against the same controls, unadjusted and after regression on SNAP25 or RBFOX3 with or without GFAP, together with the differences in the marker genes themselves.</w:t>
+      </w:r>
+    </w:p>
+    <w:p>
+      <w:pPr>
+        <w:keepLines/>
+        <w:spacing w:after="100"/>
+        <w:ind w:left="403" w:hanging="403"/>
+        <w:jc w:val="both"/>
+      </w:pPr>
+      <w:r>
+        <w:t>S18b. Cryptic STMN2 junction by group and region, on the samples of Table 5: samples and donors, samples with the junction detected, samples above 1% PSI, mean PSI, and the comparison group against controls. In cerebellum the junction was detected in three control samples and in no comparison-group sample; the resulting difference (δ = −0.08) is negligible.</w:t>
+      </w:r>
+    </w:p>
+    <w:p>
+      <w:pPr>
+        <w:keepLines/>
+        <w:spacing w:after="100"/>
+        <w:ind w:left="403" w:hanging="403"/>
+        <w:jc w:val="both"/>
+      </w:pPr>
+      <w:r>
+        <w:t>S18c. Within the comparison group, Spearman and partial (on SNAP25) correlations of TRPC1, SARAF, CBARP and SNAP25 with cryptic STMN2 PSI; and the Spearman correlation of TRPC1 with SNAP25 in every group and region.</w:t>
       </w:r>
     </w:p>
     <w:p>

--- a/supplementary/SUPPLEMENTARY_MATERIAL.docx
+++ b/supplementary/SUPPLEMENTARY_MATERIAL.docx
@@ -33,7 +33,7 @@
           <w:color w:val="000000"/>
           <w:sz w:val="28"/>
         </w:rPr>
-        <w:t>TDP-43 knockdown is associated with reduced store-operated Ca²⁺ entry and altered calcium-regulatory RNA profiles in SH-SY5Y cells</w:t>
+        <w:t>TDP-43 knockdown is associated with a lower Ca²⁺-readdition response and altered calcium-regulatory RNA profiles in SH-SY5Y cells</w:t>
       </w:r>
     </w:p>
     <w:p>
@@ -209,7 +209,7 @@
           <w:color w:val="000000"/>
           <w:sz w:val="19"/>
         </w:rPr>
-        <w:t>Laboratory source data: raw Ct values and per-replicate relative expression, Fura-2 amplitudes, 48-h normalised WST-1 signal values, primer sequences and thermal profile, and the summary statistics behind Figures 1 and 2.</w:t>
+        <w:t>Laboratory source data: raw Ct values and per-replicate relative expression, Fura-2 amplitudes from three wells per group on one culture plate, 48-h normalised WST-1 signal values, primer sequences and thermal profile, and the summary statistics behind Figures 1 and 2.</w:t>
       </w:r>
     </w:p>
     <w:p>

--- a/supplementary/SUPPLEMENTARY_MATERIAL.docx
+++ b/supplementary/SUPPLEMENTARY_MATERIAL.docx
@@ -15,6 +15,7 @@
         <w:rPr>
           <w:rFonts w:ascii="Arial" w:hAnsi="Arial" w:eastAsia="Arial"/>
           <w:b w:val="1"/>
+          <w:i w:val="0"/>
           <w:color w:val="000000"/>
           <w:sz w:val="44"/>
         </w:rPr>
@@ -59,6 +60,7 @@
       <w:r>
         <w:rPr>
           <w:rFonts w:ascii="Arial" w:hAnsi="Arial" w:eastAsia="Arial"/>
+          <w:i w:val="0"/>
           <w:color w:val="000000"/>
           <w:sz w:val="20"/>
         </w:rPr>
@@ -73,6 +75,7 @@
       <w:r>
         <w:rPr>
           <w:rFonts w:ascii="Arial" w:hAnsi="Arial" w:eastAsia="Arial"/>
+          <w:i w:val="0"/>
           <w:color w:val="000000"/>
           <w:sz w:val="20"/>
         </w:rPr>
@@ -91,6 +94,7 @@
         <w:rPr>
           <w:rFonts w:ascii="Arial" w:hAnsi="Arial" w:eastAsia="Arial"/>
           <w:b w:val="1"/>
+          <w:i w:val="0"/>
           <w:color w:val="000000"/>
           <w:sz w:val="24"/>
         </w:rPr>
@@ -109,6 +113,7 @@
         <w:rPr>
           <w:rFonts w:ascii="Arial" w:hAnsi="Arial" w:eastAsia="Arial"/>
           <w:b/>
+          <w:i w:val="0"/>
           <w:color w:val="000000"/>
           <w:sz w:val="20"/>
         </w:rPr>
@@ -117,14 +122,22 @@
       <w:r>
         <w:rPr>
           <w:rFonts w:ascii="Arial" w:hAnsi="Arial" w:eastAsia="Arial"/>
+          <w:i w:val="0"/>
           <w:color w:val="000000"/>
           <w:sz w:val="20"/>
         </w:rPr>
         <w:tab/>
-        <w:t>S1–S18</w:t>
+        <w:t>S1–S18d</w:t>
       </w:r>
     </w:p>
     <w:p>
+      <w:pPr>
+        <w:tabs>
+          <w:tab w:pos="6552" w:val="right"/>
+        </w:tabs>
+        <w:spacing w:after="100"/>
+        <w:ind w:left="1512" w:right="1512"/>
+      </w:pPr>
       <w:r>
         <w:t>Supplementary results</w:t>
         <w:tab/>
@@ -143,6 +156,7 @@
         <w:rPr>
           <w:rFonts w:ascii="Arial" w:hAnsi="Arial" w:eastAsia="Arial"/>
           <w:b/>
+          <w:i w:val="0"/>
           <w:color w:val="000000"/>
           <w:sz w:val="20"/>
         </w:rPr>
@@ -151,6 +165,7 @@
       <w:r>
         <w:rPr>
           <w:rFonts w:ascii="Arial" w:hAnsi="Arial" w:eastAsia="Arial"/>
+          <w:i w:val="0"/>
           <w:color w:val="000000"/>
           <w:sz w:val="20"/>
         </w:rPr>
@@ -184,13 +199,16 @@
         <w:jc w:val="both"/>
       </w:pPr>
       <w:r>
+        <w:rPr>
+          <w:i w:val="0"/>
+        </w:rPr>
         <w:t>The machine-readable files listed below accompany the manuscript and provide the source values, event-level results and cohort-level analyses used in the main text and supplementary figures.</w:t>
       </w:r>
     </w:p>
     <w:p>
       <w:pPr>
         <w:keepLines/>
-        <w:spacing w:after="100"/>
+        <w:spacing w:after="60"/>
         <w:ind w:left="403" w:hanging="403"/>
         <w:jc w:val="both"/>
       </w:pPr>
@@ -198,24 +216,37 @@
         <w:rPr>
           <w:rFonts w:ascii="Arial" w:hAnsi="Arial" w:eastAsia="Arial"/>
           <w:b/>
+          <w:i w:val="0"/>
           <w:color w:val="000000"/>
           <w:sz w:val="19"/>
         </w:rPr>
-        <w:t xml:space="preserve">S1. </w:t>
+        <w:t>S1.</w:t>
       </w:r>
       <w:r>
         <w:rPr>
           <w:rFonts w:ascii="Arial" w:hAnsi="Arial" w:eastAsia="Arial"/>
+          <w:b w:val="0"/>
+          <w:i w:val="0"/>
           <w:color w:val="000000"/>
           <w:sz w:val="19"/>
         </w:rPr>
-        <w:t>Laboratory source data: raw Ct values and per-replicate relative expression, Fura-2 amplitudes from three wells per group on one culture plate, 48-h normalised WST-1 signal values, primer sequences and thermal profile, and the summary statistics behind Figures 1 and 2.</w:t>
+        <w:t xml:space="preserve"> Laboratory source data: raw Ct and relative expression from four technical RT-qPCR measurements per group, Fura-2 amplitudes from three wells per group on one culture plate, WST-1 values from four wells of one experiment, primers and thermal profile. All laboratory summaries are descriptive.</w:t>
+      </w:r>
+      <w:r>
+        <w:rPr>
+          <w:rFonts w:ascii="Arial" w:hAnsi="Arial" w:eastAsia="Arial"/>
+          <w:b w:val="0"/>
+          <w:i w:val="0"/>
+          <w:color w:val="000000"/>
+          <w:sz w:val="19"/>
+        </w:rPr>
+        <w:t/>
       </w:r>
     </w:p>
     <w:p>
       <w:pPr>
         <w:keepLines/>
-        <w:spacing w:after="100"/>
+        <w:spacing w:after="60"/>
         <w:ind w:left="403" w:hanging="403"/>
         <w:jc w:val="both"/>
       </w:pPr>
@@ -223,14 +254,27 @@
         <w:rPr>
           <w:rFonts w:ascii="Arial" w:hAnsi="Arial" w:eastAsia="Arial"/>
           <w:b/>
+          <w:i w:val="0"/>
           <w:color w:val="000000"/>
           <w:sz w:val="19"/>
         </w:rPr>
-        <w:t xml:space="preserve">S2. </w:t>
+        <w:t>S2.</w:t>
       </w:r>
       <w:r>
         <w:rPr>
           <w:rFonts w:ascii="Arial" w:hAnsi="Arial" w:eastAsia="Arial"/>
+          <w:b w:val="0"/>
+          <w:i w:val="0"/>
+          <w:color w:val="000000"/>
+          <w:sz w:val="19"/>
+        </w:rPr>
+        <w:t xml:space="preserve"> </w:t>
+      </w:r>
+      <w:r>
+        <w:rPr>
+          <w:rFonts w:ascii="Arial" w:hAnsi="Arial" w:eastAsia="Arial"/>
+          <w:b w:val="0"/>
+          <w:i w:val="0"/>
           <w:color w:val="000000"/>
           <w:sz w:val="19"/>
         </w:rPr>
@@ -240,7 +284,7 @@
     <w:p>
       <w:pPr>
         <w:keepLines/>
-        <w:spacing w:after="100"/>
+        <w:spacing w:after="60"/>
         <w:ind w:left="403" w:hanging="403"/>
         <w:jc w:val="both"/>
       </w:pPr>
@@ -248,14 +292,27 @@
         <w:rPr>
           <w:rFonts w:ascii="Arial" w:hAnsi="Arial" w:eastAsia="Arial"/>
           <w:b/>
+          <w:i w:val="0"/>
           <w:color w:val="000000"/>
           <w:sz w:val="19"/>
         </w:rPr>
-        <w:t xml:space="preserve">S3. </w:t>
+        <w:t>S3.</w:t>
       </w:r>
       <w:r>
         <w:rPr>
           <w:rFonts w:ascii="Arial" w:hAnsi="Arial" w:eastAsia="Arial"/>
+          <w:b w:val="0"/>
+          <w:i w:val="0"/>
+          <w:color w:val="000000"/>
+          <w:sz w:val="19"/>
+        </w:rPr>
+        <w:t xml:space="preserve"> </w:t>
+      </w:r>
+      <w:r>
+        <w:rPr>
+          <w:rFonts w:ascii="Arial" w:hAnsi="Arial" w:eastAsia="Arial"/>
+          <w:b w:val="0"/>
+          <w:i w:val="0"/>
           <w:color w:val="000000"/>
           <w:sz w:val="19"/>
         </w:rPr>
@@ -265,7 +322,7 @@
     <w:p>
       <w:pPr>
         <w:keepLines/>
-        <w:spacing w:after="100"/>
+        <w:spacing w:after="60"/>
         <w:ind w:left="403" w:hanging="403"/>
         <w:jc w:val="both"/>
       </w:pPr>
@@ -273,14 +330,27 @@
         <w:rPr>
           <w:rFonts w:ascii="Arial" w:hAnsi="Arial" w:eastAsia="Arial"/>
           <w:b/>
+          <w:i w:val="0"/>
           <w:color w:val="000000"/>
           <w:sz w:val="19"/>
         </w:rPr>
-        <w:t xml:space="preserve">S4. </w:t>
+        <w:t>S4.</w:t>
       </w:r>
       <w:r>
         <w:rPr>
           <w:rFonts w:ascii="Arial" w:hAnsi="Arial" w:eastAsia="Arial"/>
+          <w:b w:val="0"/>
+          <w:i w:val="0"/>
+          <w:color w:val="000000"/>
+          <w:sz w:val="19"/>
+        </w:rPr>
+        <w:t xml:space="preserve"> </w:t>
+      </w:r>
+      <w:r>
+        <w:rPr>
+          <w:rFonts w:ascii="Arial" w:hAnsi="Arial" w:eastAsia="Arial"/>
+          <w:b w:val="0"/>
+          <w:i w:val="0"/>
           <w:color w:val="000000"/>
           <w:sz w:val="19"/>
         </w:rPr>
@@ -290,7 +360,7 @@
     <w:p>
       <w:pPr>
         <w:keepLines/>
-        <w:spacing w:after="100"/>
+        <w:spacing w:after="60"/>
         <w:ind w:left="403" w:hanging="403"/>
         <w:jc w:val="both"/>
       </w:pPr>
@@ -298,14 +368,27 @@
         <w:rPr>
           <w:rFonts w:ascii="Arial" w:hAnsi="Arial" w:eastAsia="Arial"/>
           <w:b/>
+          <w:i w:val="0"/>
           <w:color w:val="000000"/>
           <w:sz w:val="19"/>
         </w:rPr>
-        <w:t xml:space="preserve">S5. </w:t>
+        <w:t>S5.</w:t>
       </w:r>
       <w:r>
         <w:rPr>
           <w:rFonts w:ascii="Arial" w:hAnsi="Arial" w:eastAsia="Arial"/>
+          <w:b w:val="0"/>
+          <w:i w:val="0"/>
+          <w:color w:val="000000"/>
+          <w:sz w:val="19"/>
+        </w:rPr>
+        <w:t xml:space="preserve"> </w:t>
+      </w:r>
+      <w:r>
+        <w:rPr>
+          <w:rFonts w:ascii="Arial" w:hAnsi="Arial" w:eastAsia="Arial"/>
+          <w:b w:val="0"/>
+          <w:i w:val="0"/>
           <w:color w:val="000000"/>
           <w:sz w:val="19"/>
         </w:rPr>
@@ -315,7 +398,7 @@
     <w:p>
       <w:pPr>
         <w:keepLines/>
-        <w:spacing w:after="100"/>
+        <w:spacing w:after="60"/>
         <w:ind w:left="403" w:hanging="403"/>
         <w:jc w:val="both"/>
       </w:pPr>
@@ -323,14 +406,27 @@
         <w:rPr>
           <w:rFonts w:ascii="Arial" w:hAnsi="Arial" w:eastAsia="Arial"/>
           <w:b/>
+          <w:i w:val="0"/>
           <w:color w:val="000000"/>
           <w:sz w:val="19"/>
         </w:rPr>
-        <w:t xml:space="preserve">S6. </w:t>
+        <w:t>S6.</w:t>
       </w:r>
       <w:r>
         <w:rPr>
           <w:rFonts w:ascii="Arial" w:hAnsi="Arial" w:eastAsia="Arial"/>
+          <w:b w:val="0"/>
+          <w:i w:val="0"/>
+          <w:color w:val="000000"/>
+          <w:sz w:val="19"/>
+        </w:rPr>
+        <w:t xml:space="preserve"> </w:t>
+      </w:r>
+      <w:r>
+        <w:rPr>
+          <w:rFonts w:ascii="Arial" w:hAnsi="Arial" w:eastAsia="Arial"/>
+          <w:b w:val="0"/>
+          <w:i w:val="0"/>
           <w:color w:val="000000"/>
           <w:sz w:val="19"/>
         </w:rPr>
@@ -340,7 +436,7 @@
     <w:p>
       <w:pPr>
         <w:keepLines/>
-        <w:spacing w:after="100"/>
+        <w:spacing w:after="60"/>
         <w:ind w:left="403" w:hanging="403"/>
         <w:jc w:val="both"/>
       </w:pPr>
@@ -348,14 +444,27 @@
         <w:rPr>
           <w:rFonts w:ascii="Arial" w:hAnsi="Arial" w:eastAsia="Arial"/>
           <w:b/>
+          <w:i w:val="0"/>
           <w:color w:val="000000"/>
           <w:sz w:val="19"/>
         </w:rPr>
-        <w:t xml:space="preserve">S7. </w:t>
+        <w:t>S7.</w:t>
       </w:r>
       <w:r>
         <w:rPr>
           <w:rFonts w:ascii="Arial" w:hAnsi="Arial" w:eastAsia="Arial"/>
+          <w:b w:val="0"/>
+          <w:i w:val="0"/>
+          <w:color w:val="000000"/>
+          <w:sz w:val="19"/>
+        </w:rPr>
+        <w:t xml:space="preserve"> </w:t>
+      </w:r>
+      <w:r>
+        <w:rPr>
+          <w:rFonts w:ascii="Arial" w:hAnsi="Arial" w:eastAsia="Arial"/>
+          <w:b w:val="0"/>
+          <w:i w:val="0"/>
           <w:color w:val="000000"/>
           <w:sz w:val="19"/>
         </w:rPr>
@@ -365,7 +474,7 @@
     <w:p>
       <w:pPr>
         <w:keepLines/>
-        <w:spacing w:after="100"/>
+        <w:spacing w:after="60"/>
         <w:ind w:left="403" w:hanging="403"/>
         <w:jc w:val="both"/>
       </w:pPr>
@@ -373,24 +482,57 @@
         <w:rPr>
           <w:rFonts w:ascii="Arial" w:hAnsi="Arial" w:eastAsia="Arial"/>
           <w:b/>
+          <w:i w:val="0"/>
           <w:color w:val="000000"/>
           <w:sz w:val="19"/>
         </w:rPr>
-        <w:t xml:space="preserve">S8. </w:t>
+        <w:t>S8.</w:t>
       </w:r>
       <w:r>
         <w:rPr>
           <w:rFonts w:ascii="Arial" w:hAnsi="Arial" w:eastAsia="Arial"/>
+          <w:b w:val="0"/>
+          <w:i w:val="0"/>
           <w:color w:val="000000"/>
           <w:sz w:val="19"/>
         </w:rPr>
-        <w:t>Cryptic STMN2 PSI in ALS versus control by region (NYGC).</w:t>
+        <w:t xml:space="preserve"> </w:t>
+      </w:r>
+      <w:r>
+        <w:rPr>
+          <w:rFonts w:ascii="Arial" w:hAnsi="Arial" w:eastAsia="Arial"/>
+          <w:b w:val="0"/>
+          <w:i w:val="0"/>
+          <w:color w:val="000000"/>
+          <w:sz w:val="19"/>
+        </w:rPr>
+        <w:t xml:space="preserve">Cryptic </w:t>
+      </w:r>
+      <w:r>
+        <w:rPr>
+          <w:rFonts w:ascii="Arial" w:hAnsi="Arial" w:eastAsia="Arial"/>
+          <w:b w:val="0"/>
+          <w:i/>
+          <w:color w:val="000000"/>
+          <w:sz w:val="19"/>
+        </w:rPr>
+        <w:t>STMN2</w:t>
+      </w:r>
+      <w:r>
+        <w:rPr>
+          <w:rFonts w:ascii="Arial" w:hAnsi="Arial" w:eastAsia="Arial"/>
+          <w:b w:val="0"/>
+          <w:i w:val="0"/>
+          <w:color w:val="000000"/>
+          <w:sz w:val="19"/>
+        </w:rPr>
+        <w:t xml:space="preserve"> PSI in ALS versus control by region (NYGC).</w:t>
       </w:r>
     </w:p>
     <w:p>
       <w:pPr>
         <w:keepLines/>
-        <w:spacing w:after="100"/>
+        <w:spacing w:after="60"/>
         <w:ind w:left="403" w:hanging="403"/>
         <w:jc w:val="both"/>
       </w:pPr>
@@ -398,14 +540,27 @@
         <w:rPr>
           <w:rFonts w:ascii="Arial" w:hAnsi="Arial" w:eastAsia="Arial"/>
           <w:b/>
+          <w:i w:val="0"/>
           <w:color w:val="000000"/>
           <w:sz w:val="19"/>
         </w:rPr>
-        <w:t xml:space="preserve">S9. </w:t>
+        <w:t>S9.</w:t>
       </w:r>
       <w:r>
         <w:rPr>
           <w:rFonts w:ascii="Arial" w:hAnsi="Arial" w:eastAsia="Arial"/>
+          <w:b w:val="0"/>
+          <w:i w:val="0"/>
+          <w:color w:val="000000"/>
+          <w:sz w:val="19"/>
+        </w:rPr>
+        <w:t xml:space="preserve"> </w:t>
+      </w:r>
+      <w:r>
+        <w:rPr>
+          <w:rFonts w:ascii="Arial" w:hAnsi="Arial" w:eastAsia="Arial"/>
+          <w:b w:val="0"/>
+          <w:i w:val="0"/>
           <w:color w:val="000000"/>
           <w:sz w:val="19"/>
         </w:rPr>
@@ -415,7 +570,7 @@
     <w:p>
       <w:pPr>
         <w:keepLines/>
-        <w:spacing w:after="100"/>
+        <w:spacing w:after="60"/>
         <w:ind w:left="403" w:hanging="403"/>
         <w:jc w:val="both"/>
       </w:pPr>
@@ -423,24 +578,55 @@
         <w:rPr>
           <w:rFonts w:ascii="Arial" w:hAnsi="Arial" w:eastAsia="Arial"/>
           <w:b/>
+          <w:i w:val="0"/>
           <w:color w:val="000000"/>
           <w:sz w:val="19"/>
         </w:rPr>
-        <w:t xml:space="preserve">S10. </w:t>
+        <w:t>S10.</w:t>
       </w:r>
       <w:r>
         <w:rPr>
           <w:rFonts w:ascii="Arial" w:hAnsi="Arial" w:eastAsia="Arial"/>
+          <w:b w:val="0"/>
+          <w:i w:val="0"/>
           <w:color w:val="000000"/>
           <w:sz w:val="19"/>
         </w:rPr>
-        <w:t>Nonsense-mediated decay interaction for the SOCE panel and the panel-level tests, four-condition analysis.</w:t>
+        <w:t xml:space="preserve"> Descriptive TDP-43 × NMD-inhibition interactions for calcium-panel and reference genes: four condition estimates, mean, range and positive-condition count. No inferential p or q values are reported.</w:t>
+      </w:r>
+      <w:r>
+        <w:rPr>
+          <w:rFonts w:ascii="Arial" w:hAnsi="Arial" w:eastAsia="Arial"/>
+          <w:b w:val="0"/>
+          <w:color w:val="000000"/>
+          <w:sz w:val="19"/>
+        </w:rPr>
+        <w:t/>
+      </w:r>
+    </w:p>
+    <w:p>
+      <w:pPr>
+        <w:spacing w:after="60"/>
+      </w:pPr>
+      <w:r>
+        <w:rPr>
+          <w:b/>
+          <w:i w:val="0"/>
+        </w:rPr>
+        <w:t>S10b.</w:t>
+      </w:r>
+      <w:r>
+        <w:rPr>
+          <w:b w:val="0"/>
+          <w:i w:val="0"/>
+        </w:rPr>
+        <w:t xml:space="preserve"> Descriptive calcium-panel and cryptic-splicing-reference summaries of the NMD interactions. The cryptic-splicing references are not a validated NMD-positive control panel.</w:t>
       </w:r>
     </w:p>
     <w:p>
       <w:pPr>
         <w:keepLines/>
-        <w:spacing w:after="100"/>
+        <w:spacing w:after="60"/>
         <w:ind w:left="403" w:hanging="403"/>
         <w:jc w:val="both"/>
       </w:pPr>
@@ -448,14 +634,27 @@
         <w:rPr>
           <w:rFonts w:ascii="Arial" w:hAnsi="Arial" w:eastAsia="Arial"/>
           <w:b/>
+          <w:i w:val="0"/>
           <w:color w:val="000000"/>
           <w:sz w:val="19"/>
         </w:rPr>
-        <w:t xml:space="preserve">S11. </w:t>
+        <w:t>S11.</w:t>
       </w:r>
       <w:r>
         <w:rPr>
           <w:rFonts w:ascii="Arial" w:hAnsi="Arial" w:eastAsia="Arial"/>
+          <w:b w:val="0"/>
+          <w:i w:val="0"/>
+          <w:color w:val="000000"/>
+          <w:sz w:val="19"/>
+        </w:rPr>
+        <w:t xml:space="preserve"> </w:t>
+      </w:r>
+      <w:r>
+        <w:rPr>
+          <w:rFonts w:ascii="Arial" w:hAnsi="Arial" w:eastAsia="Arial"/>
+          <w:b w:val="0"/>
+          <w:i w:val="0"/>
           <w:color w:val="000000"/>
           <w:sz w:val="19"/>
         </w:rPr>
@@ -465,7 +664,7 @@
     <w:p>
       <w:pPr>
         <w:keepLines/>
-        <w:spacing w:after="100"/>
+        <w:spacing w:after="60"/>
         <w:ind w:left="403" w:hanging="403"/>
         <w:jc w:val="both"/>
       </w:pPr>
@@ -473,14 +672,27 @@
         <w:rPr>
           <w:rFonts w:ascii="Arial" w:hAnsi="Arial" w:eastAsia="Arial"/>
           <w:b/>
+          <w:i w:val="0"/>
           <w:color w:val="000000"/>
           <w:sz w:val="19"/>
         </w:rPr>
-        <w:t xml:space="preserve">S12. </w:t>
+        <w:t>S12.</w:t>
       </w:r>
       <w:r>
         <w:rPr>
           <w:rFonts w:ascii="Arial" w:hAnsi="Arial" w:eastAsia="Arial"/>
+          <w:b w:val="0"/>
+          <w:i w:val="0"/>
+          <w:color w:val="000000"/>
+          <w:sz w:val="19"/>
+        </w:rPr>
+        <w:t xml:space="preserve"> </w:t>
+      </w:r>
+      <w:r>
+        <w:rPr>
+          <w:rFonts w:ascii="Arial" w:hAnsi="Arial" w:eastAsia="Arial"/>
+          <w:b w:val="0"/>
+          <w:i w:val="0"/>
           <w:color w:val="000000"/>
           <w:sz w:val="19"/>
         </w:rPr>
@@ -490,7 +702,7 @@
     <w:p>
       <w:pPr>
         <w:keepLines/>
-        <w:spacing w:after="100"/>
+        <w:spacing w:after="60"/>
         <w:ind w:left="403" w:hanging="403"/>
         <w:jc w:val="both"/>
       </w:pPr>
@@ -498,24 +710,47 @@
         <w:rPr>
           <w:rFonts w:ascii="Arial" w:hAnsi="Arial" w:eastAsia="Arial"/>
           <w:b/>
+          <w:i w:val="0"/>
           <w:color w:val="000000"/>
           <w:sz w:val="19"/>
         </w:rPr>
-        <w:t xml:space="preserve">S13. </w:t>
+        <w:t>S13.</w:t>
       </w:r>
       <w:r>
         <w:rPr>
           <w:rFonts w:ascii="Arial" w:hAnsi="Arial" w:eastAsia="Arial"/>
+          <w:b w:val="0"/>
+          <w:i w:val="0"/>
           <w:color w:val="000000"/>
           <w:sz w:val="19"/>
         </w:rPr>
-        <w:t>STIM2 SOAR exon measured at junction level, with both flanking junctions, in every comparison in which it was measurable.</w:t>
+        <w:t xml:space="preserve"> </w:t>
+      </w:r>
+      <w:r>
+        <w:rPr>
+          <w:rFonts w:ascii="Arial" w:hAnsi="Arial" w:eastAsia="Arial"/>
+          <w:b w:val="0"/>
+          <w:i/>
+          <w:color w:val="000000"/>
+          <w:sz w:val="19"/>
+        </w:rPr>
+        <w:t>STIM2</w:t>
+      </w:r>
+      <w:r>
+        <w:rPr>
+          <w:rFonts w:ascii="Arial" w:hAnsi="Arial" w:eastAsia="Arial"/>
+          <w:b w:val="0"/>
+          <w:i w:val="0"/>
+          <w:color w:val="000000"/>
+          <w:sz w:val="19"/>
+        </w:rPr>
+        <w:t xml:space="preserve"> SOAR exon measured at junction level, with both flanking junctions, in every comparison in which it was measurable.</w:t>
       </w:r>
     </w:p>
     <w:p>
       <w:pPr>
         <w:keepLines/>
-        <w:spacing w:after="100"/>
+        <w:spacing w:after="60"/>
         <w:ind w:left="403" w:hanging="403"/>
         <w:jc w:val="both"/>
       </w:pPr>
@@ -523,14 +758,27 @@
         <w:rPr>
           <w:rFonts w:ascii="Arial" w:hAnsi="Arial" w:eastAsia="Arial"/>
           <w:b/>
+          <w:i w:val="0"/>
           <w:color w:val="000000"/>
           <w:sz w:val="19"/>
         </w:rPr>
-        <w:t xml:space="preserve">S14. </w:t>
+        <w:t>S14.</w:t>
       </w:r>
       <w:r>
         <w:rPr>
           <w:rFonts w:ascii="Arial" w:hAnsi="Arial" w:eastAsia="Arial"/>
+          <w:b w:val="0"/>
+          <w:i w:val="0"/>
+          <w:color w:val="000000"/>
+          <w:sz w:val="19"/>
+        </w:rPr>
+        <w:t xml:space="preserve"> </w:t>
+      </w:r>
+      <w:r>
+        <w:rPr>
+          <w:rFonts w:ascii="Arial" w:hAnsi="Arial" w:eastAsia="Arial"/>
+          <w:b w:val="0"/>
+          <w:i w:val="0"/>
           <w:color w:val="000000"/>
           <w:sz w:val="19"/>
         </w:rPr>
@@ -540,7 +788,7 @@
     <w:p>
       <w:pPr>
         <w:keepLines/>
-        <w:spacing w:after="100"/>
+        <w:spacing w:after="60"/>
         <w:ind w:left="403" w:hanging="403"/>
         <w:jc w:val="both"/>
       </w:pPr>
@@ -548,24 +796,57 @@
         <w:rPr>
           <w:rFonts w:ascii="Arial" w:hAnsi="Arial" w:eastAsia="Arial"/>
           <w:b/>
+          <w:i w:val="0"/>
           <w:color w:val="000000"/>
           <w:sz w:val="19"/>
         </w:rPr>
-        <w:t xml:space="preserve">S15. </w:t>
+        <w:t>S15.</w:t>
       </w:r>
       <w:r>
         <w:rPr>
           <w:rFonts w:ascii="Arial" w:hAnsi="Arial" w:eastAsia="Arial"/>
+          <w:b w:val="0"/>
+          <w:i w:val="0"/>
           <w:color w:val="000000"/>
           <w:sz w:val="19"/>
         </w:rPr>
-        <w:t>The same STIM2.1/SOAR exon measured as an rMATS event, with per-replicate PSI and bootstrap intervals, across six datasets, the estimate compared with S13 in Section 3.5.</w:t>
+        <w:t xml:space="preserve"> </w:t>
+      </w:r>
+      <w:r>
+        <w:rPr>
+          <w:rFonts w:ascii="Arial" w:hAnsi="Arial" w:eastAsia="Arial"/>
+          <w:b w:val="0"/>
+          <w:i w:val="0"/>
+          <w:color w:val="000000"/>
+          <w:sz w:val="19"/>
+        </w:rPr>
+        <w:t xml:space="preserve">The same </w:t>
+      </w:r>
+      <w:r>
+        <w:rPr>
+          <w:rFonts w:ascii="Arial" w:hAnsi="Arial" w:eastAsia="Arial"/>
+          <w:b w:val="0"/>
+          <w:i/>
+          <w:color w:val="000000"/>
+          <w:sz w:val="19"/>
+        </w:rPr>
+        <w:t>STIM2</w:t>
+      </w:r>
+      <w:r>
+        <w:rPr>
+          <w:rFonts w:ascii="Arial" w:hAnsi="Arial" w:eastAsia="Arial"/>
+          <w:b w:val="0"/>
+          <w:i w:val="0"/>
+          <w:color w:val="000000"/>
+          <w:sz w:val="19"/>
+        </w:rPr>
+        <w:t>.1/SOAR exon measured as an rMATS event, with per-replicate PSI and bootstrap intervals, across six datasets, the estimate compared with S13 in Section 3.5.</w:t>
       </w:r>
     </w:p>
     <w:p>
       <w:pPr>
         <w:keepLines/>
-        <w:spacing w:after="100"/>
+        <w:spacing w:after="60"/>
         <w:ind w:left="403" w:hanging="403"/>
         <w:jc w:val="both"/>
       </w:pPr>
@@ -573,14 +854,27 @@
         <w:rPr>
           <w:rFonts w:ascii="Arial" w:hAnsi="Arial" w:eastAsia="Arial"/>
           <w:b/>
+          <w:i w:val="0"/>
           <w:color w:val="000000"/>
           <w:sz w:val="19"/>
         </w:rPr>
-        <w:t xml:space="preserve">S16. </w:t>
+        <w:t>S16.</w:t>
       </w:r>
       <w:r>
         <w:rPr>
           <w:rFonts w:ascii="Arial" w:hAnsi="Arial" w:eastAsia="Arial"/>
+          <w:b w:val="0"/>
+          <w:i w:val="0"/>
+          <w:color w:val="000000"/>
+          <w:sz w:val="19"/>
+        </w:rPr>
+        <w:t xml:space="preserve"> </w:t>
+      </w:r>
+      <w:r>
+        <w:rPr>
+          <w:rFonts w:ascii="Arial" w:hAnsi="Arial" w:eastAsia="Arial"/>
+          <w:b w:val="0"/>
+          <w:i w:val="0"/>
           <w:color w:val="000000"/>
           <w:sz w:val="19"/>
         </w:rPr>
@@ -590,7 +884,7 @@
     <w:p>
       <w:pPr>
         <w:keepLines/>
-        <w:spacing w:after="100"/>
+        <w:spacing w:after="60"/>
         <w:ind w:left="403" w:hanging="403"/>
         <w:jc w:val="both"/>
       </w:pPr>
@@ -598,14 +892,27 @@
         <w:rPr>
           <w:rFonts w:ascii="Arial" w:hAnsi="Arial" w:eastAsia="Arial"/>
           <w:b/>
+          <w:i w:val="0"/>
           <w:color w:val="000000"/>
           <w:sz w:val="19"/>
         </w:rPr>
-        <w:t xml:space="preserve">S17. </w:t>
+        <w:t>S17.</w:t>
       </w:r>
       <w:r>
         <w:rPr>
           <w:rFonts w:ascii="Arial" w:hAnsi="Arial" w:eastAsia="Arial"/>
+          <w:b w:val="0"/>
+          <w:i w:val="0"/>
+          <w:color w:val="000000"/>
+          <w:sz w:val="19"/>
+        </w:rPr>
+        <w:t xml:space="preserve"> </w:t>
+      </w:r>
+      <w:r>
+        <w:rPr>
+          <w:rFonts w:ascii="Arial" w:hAnsi="Arial" w:eastAsia="Arial"/>
+          <w:b w:val="0"/>
+          <w:i w:val="0"/>
           <w:color w:val="000000"/>
           <w:sz w:val="19"/>
         </w:rPr>
@@ -615,34 +922,324 @@
     <w:p>
       <w:pPr>
         <w:keepLines/>
-        <w:spacing w:after="100"/>
+        <w:spacing w:after="60"/>
         <w:ind w:left="403" w:hanging="403"/>
         <w:jc w:val="both"/>
       </w:pPr>
       <w:r>
-        <w:t>S18. Cell-composition adjustment of TRPC1 in the NYGC cohort: Cliff’s δ for ALS and for the comparison group against the same controls, unadjusted and after regression on SNAP25 or RBFOX3 with or without GFAP, together with the differences in the marker genes themselves.</w:t>
+        <w:rPr>
+          <w:b/>
+          <w:i w:val="0"/>
+        </w:rPr>
+        <w:t>S18.</w:t>
+      </w:r>
+      <w:r>
+        <w:rPr>
+          <w:b w:val="0"/>
+          <w:i w:val="0"/>
+        </w:rPr>
+        <w:t xml:space="preserve"> Cell-composition adjustment of </w:t>
+      </w:r>
+      <w:r>
+        <w:rPr>
+          <w:b w:val="0"/>
+          <w:i/>
+        </w:rPr>
+        <w:t>TRPC1</w:t>
+      </w:r>
+      <w:r>
+        <w:rPr>
+          <w:b w:val="0"/>
+          <w:i w:val="0"/>
+        </w:rPr>
+        <w:t xml:space="preserve"> in the NYGC cohort: Cliff’s δ for ALS and for the comparison group against the same controls, unadjusted and after regression on </w:t>
+      </w:r>
+      <w:r>
+        <w:rPr>
+          <w:b w:val="0"/>
+          <w:i/>
+        </w:rPr>
+        <w:t>SNAP25</w:t>
+      </w:r>
+      <w:r>
+        <w:rPr>
+          <w:b w:val="0"/>
+          <w:i w:val="0"/>
+        </w:rPr>
+        <w:t xml:space="preserve"> or </w:t>
+      </w:r>
+      <w:r>
+        <w:rPr>
+          <w:b w:val="0"/>
+          <w:i/>
+        </w:rPr>
+        <w:t>RBFOX3</w:t>
+      </w:r>
+      <w:r>
+        <w:rPr>
+          <w:b w:val="0"/>
+          <w:i w:val="0"/>
+        </w:rPr>
+        <w:t xml:space="preserve"> with or without </w:t>
+      </w:r>
+      <w:r>
+        <w:rPr>
+          <w:b w:val="0"/>
+          <w:i/>
+        </w:rPr>
+        <w:t>GFAP</w:t>
+      </w:r>
+      <w:r>
+        <w:rPr>
+          <w:b w:val="0"/>
+          <w:i w:val="0"/>
+        </w:rPr>
+        <w:t>, together with the differences in the marker genes themselves.</w:t>
       </w:r>
     </w:p>
     <w:p>
       <w:pPr>
         <w:keepLines/>
-        <w:spacing w:after="100"/>
+        <w:spacing w:after="60"/>
         <w:ind w:left="403" w:hanging="403"/>
         <w:jc w:val="both"/>
       </w:pPr>
       <w:r>
-        <w:t>S18b. Cryptic STMN2 junction by group and region, on the samples of Table 5: samples and donors, samples with the junction detected, samples above 1% PSI, mean PSI, and the comparison group against controls. In cerebellum the junction was detected in three control samples and in no comparison-group sample; the resulting difference (δ = −0.08) is negligible.</w:t>
+        <w:rPr>
+          <w:b/>
+          <w:i w:val="0"/>
+        </w:rPr>
+        <w:t>S18b.</w:t>
+      </w:r>
+      <w:r>
+        <w:rPr>
+          <w:b w:val="0"/>
+          <w:i w:val="0"/>
+        </w:rPr>
+        <w:t xml:space="preserve"> Cryptic </w:t>
+      </w:r>
+      <w:r>
+        <w:rPr>
+          <w:b w:val="0"/>
+          <w:i/>
+        </w:rPr>
+        <w:t>STMN2</w:t>
+      </w:r>
+      <w:r>
+        <w:rPr>
+          <w:b w:val="0"/>
+          <w:i w:val="0"/>
+        </w:rPr>
+        <w:t xml:space="preserve"> junction by group and region, on the samples of Table 5: samples and donors, samples with the junction detected, samples above 1% PSI, mean PSI, and the comparison group against controls. In cerebellum the junction was detected in three control samples and in no comparison-group sample; the resulting difference (δ = −0.08) is negligible.</w:t>
       </w:r>
     </w:p>
     <w:p>
       <w:pPr>
         <w:keepLines/>
-        <w:spacing w:after="100"/>
+        <w:spacing w:after="60"/>
         <w:ind w:left="403" w:hanging="403"/>
         <w:jc w:val="both"/>
       </w:pPr>
       <w:r>
-        <w:t>S18c. Within the comparison group, Spearman and partial (on SNAP25) correlations of TRPC1, SARAF, CBARP and SNAP25 with cryptic STMN2 PSI; and the Spearman correlation of TRPC1 with SNAP25 in every group and region.</w:t>
+        <w:rPr>
+          <w:b/>
+          <w:i w:val="0"/>
+        </w:rPr>
+        <w:t>S18c.</w:t>
+      </w:r>
+      <w:r>
+        <w:rPr>
+          <w:b w:val="0"/>
+          <w:i w:val="0"/>
+        </w:rPr>
+        <w:t xml:space="preserve"> Within the comparison group, Spearman and partial (on </w:t>
+      </w:r>
+      <w:r>
+        <w:rPr>
+          <w:b w:val="0"/>
+          <w:i/>
+        </w:rPr>
+        <w:t>SNAP25</w:t>
+      </w:r>
+      <w:r>
+        <w:rPr>
+          <w:b w:val="0"/>
+          <w:i w:val="0"/>
+        </w:rPr>
+        <w:t xml:space="preserve">) correlations of </w:t>
+      </w:r>
+      <w:r>
+        <w:rPr>
+          <w:b w:val="0"/>
+          <w:i/>
+        </w:rPr>
+        <w:t>TRPC1</w:t>
+      </w:r>
+      <w:r>
+        <w:rPr>
+          <w:b w:val="0"/>
+          <w:i w:val="0"/>
+        </w:rPr>
+        <w:t xml:space="preserve">, </w:t>
+      </w:r>
+      <w:r>
+        <w:rPr>
+          <w:b w:val="0"/>
+          <w:i/>
+        </w:rPr>
+        <w:t>SARAF</w:t>
+      </w:r>
+      <w:r>
+        <w:rPr>
+          <w:b w:val="0"/>
+          <w:i w:val="0"/>
+        </w:rPr>
+        <w:t xml:space="preserve">, </w:t>
+      </w:r>
+      <w:r>
+        <w:rPr>
+          <w:b w:val="0"/>
+          <w:i/>
+        </w:rPr>
+        <w:t>CBARP</w:t>
+      </w:r>
+      <w:r>
+        <w:rPr>
+          <w:b w:val="0"/>
+          <w:i w:val="0"/>
+        </w:rPr>
+        <w:t xml:space="preserve"> and </w:t>
+      </w:r>
+      <w:r>
+        <w:rPr>
+          <w:b w:val="0"/>
+          <w:i/>
+        </w:rPr>
+        <w:t>SNAP25</w:t>
+      </w:r>
+      <w:r>
+        <w:rPr>
+          <w:b w:val="0"/>
+          <w:i w:val="0"/>
+        </w:rPr>
+        <w:t xml:space="preserve"> with cryptic </w:t>
+      </w:r>
+      <w:r>
+        <w:rPr>
+          <w:b w:val="0"/>
+          <w:i/>
+        </w:rPr>
+        <w:t>STMN2</w:t>
+      </w:r>
+      <w:r>
+        <w:rPr>
+          <w:b w:val="0"/>
+          <w:i w:val="0"/>
+        </w:rPr>
+        <w:t xml:space="preserve"> PSI; and the Spearman correlation of </w:t>
+      </w:r>
+      <w:r>
+        <w:rPr>
+          <w:b w:val="0"/>
+          <w:i/>
+        </w:rPr>
+        <w:t>TRPC1</w:t>
+      </w:r>
+      <w:r>
+        <w:rPr>
+          <w:b w:val="0"/>
+          <w:i w:val="0"/>
+        </w:rPr>
+        <w:t xml:space="preserve"> with </w:t>
+      </w:r>
+      <w:r>
+        <w:rPr>
+          <w:b w:val="0"/>
+          <w:i/>
+        </w:rPr>
+        <w:t>SNAP25</w:t>
+      </w:r>
+      <w:r>
+        <w:rPr>
+          <w:b w:val="0"/>
+          <w:i w:val="0"/>
+        </w:rPr>
+        <w:t xml:space="preserve"> in every group and region.</w:t>
+      </w:r>
+    </w:p>
+    <w:p>
+      <w:pPr>
+        <w:spacing w:after="60"/>
+      </w:pPr>
+      <w:r>
+        <w:rPr>
+          <w:b/>
+          <w:i w:val="0"/>
+        </w:rPr>
+        <w:t>S18d.</w:t>
+      </w:r>
+      <w:r>
+        <w:rPr>
+          <w:b w:val="0"/>
+          <w:i w:val="0"/>
+        </w:rPr>
+        <w:t xml:space="preserve"> Donor-level NYGC sensitivity analysis: normalised expression averaged within donor and region before testing </w:t>
+      </w:r>
+      <w:r>
+        <w:rPr>
+          <w:b w:val="0"/>
+          <w:i/>
+        </w:rPr>
+        <w:t>TRPC1</w:t>
+      </w:r>
+      <w:r>
+        <w:rPr>
+          <w:b w:val="0"/>
+          <w:i w:val="0"/>
+        </w:rPr>
+        <w:t xml:space="preserve">, </w:t>
+      </w:r>
+      <w:r>
+        <w:rPr>
+          <w:b w:val="0"/>
+          <w:i/>
+        </w:rPr>
+        <w:t>SARAF</w:t>
+      </w:r>
+      <w:r>
+        <w:rPr>
+          <w:b w:val="0"/>
+          <w:i w:val="0"/>
+        </w:rPr>
+        <w:t xml:space="preserve"> and </w:t>
+      </w:r>
+      <w:r>
+        <w:rPr>
+          <w:b w:val="0"/>
+          <w:i/>
+        </w:rPr>
+        <w:t>CBARP</w:t>
+      </w:r>
+      <w:r>
+        <w:rPr>
+          <w:b w:val="0"/>
+          <w:i w:val="0"/>
+        </w:rPr>
+        <w:t xml:space="preserve"> and before fitting the </w:t>
+      </w:r>
+      <w:r>
+        <w:rPr>
+          <w:b w:val="0"/>
+          <w:i/>
+        </w:rPr>
+        <w:t>TRPC1</w:t>
+      </w:r>
+      <w:r>
+        <w:rPr>
+          <w:b w:val="0"/>
+          <w:i w:val="0"/>
+        </w:rPr>
+        <w:t xml:space="preserve"> marker-adjustment models. Correction families comprise regions within each group, gene and model.</w:t>
       </w:r>
     </w:p>
     <w:p>
@@ -660,8 +1257,10 @@
     </w:p>
     <w:p>
       <w:r>
-        <w:rPr/>
-        <w:t>The analyses below were carried out as described in the Methods and are reported here in full. They are placed in the supplementary material because each is limited in a way that is stated in its own text: the outlier method cannot work in a cohort where the perturbed state is the majority, the nonsense-mediated decay dataset confounds batch with TDP-43 status and shows no sensitivity even in the literature positive controls, the mouse polyadenylation screen has no available positive control, and the multiple sclerosis analysis is a cross-disease comparison rather than part of the ALS argument.</w:t>
+        <w:rPr>
+          <w:i w:val="0"/>
+        </w:rPr>
+        <w:t>Supplementary analyses provide the methods and descriptive results underlying the main-text summaries.</w:t>
       </w:r>
     </w:p>
     <w:p>
@@ -674,14 +1273,18 @@
     </w:p>
     <w:p>
       <w:r>
-        <w:rPr/>
+        <w:rPr>
+          <w:i w:val="0"/>
+        </w:rPr>
         <w:t>FRASER v1.14.1 was run on the nine-sample SH-SY5Y doxycycline series (0, 25 and 75 ng/mL), counting split and non-split reads from the alignments and modelling ψ5, ψ3 and splicing efficiency θ (Methods 2.6).</w:t>
       </w:r>
     </w:p>
     <w:p>
       <w:r>
-        <w:rPr/>
-        <w:t>The run returned no genome-wide significant outlier and no difference in per-sample outlier burden between depleted and control libraries: 4.8 versus 2.3 events at p &lt; 10⁻⁵, p = 0.35. This is the expected behaviour of an outlier method applied to a cohort in which the aberrant state is the majority, because the method treats aberrant splicing as a rare, sample-specific deviation from a cohort norm and two thirds of these samples are depleted. We therefore report the result as a limit of that approach at this cohort size rather than as evidence against aberrant splicing.</w:t>
+        <w:rPr>
+          <w:i w:val="0"/>
+        </w:rPr>
+        <w:t>The run returned no genome-wide significant outlier and no difference in per-sample outlier burden between depleted and control libraries: 4.8 versus 2.3 events at p &lt; 10⁻⁵, p = 0.35. An outlier method models rare, sample-specific deviations from a cohort norm. The small cohort and the fact that two thirds of its samples are depleted limit interpretation; sensitivity to the perturbation was not established. We therefore report the result as a limit of that approach at this cohort size rather than as evidence against aberrant splicing.</w:t>
       </w:r>
     </w:p>
     <w:p>
@@ -694,7 +1297,9 @@
     </w:p>
     <w:p>
       <w:r>
-        <w:rPr/>
+        <w:rPr>
+          <w:i w:val="0"/>
+        </w:rPr>
         <w:t xml:space="preserve">Gene-level counts were taken from GSE307054 (i3Neurons; TDP-43 knockdown crossed with knockdown of </w:t>
       </w:r>
       <w:r>
@@ -704,7 +1309,9 @@
         <w:t>XRN1</w:t>
       </w:r>
       <w:r>
-        <w:rPr/>
+        <w:rPr>
+          <w:i w:val="0"/>
+        </w:rPr>
         <w:t xml:space="preserve">, </w:t>
       </w:r>
       <w:r>
@@ -714,7 +1321,9 @@
         <w:t>UPF1</w:t>
       </w:r>
       <w:r>
-        <w:rPr/>
+        <w:rPr>
+          <w:i w:val="0"/>
+        </w:rPr>
         <w:t xml:space="preserve"> and </w:t>
       </w:r>
       <w:r>
@@ -724,26 +1333,34 @@
         <w:t>SMG6</w:t>
       </w:r>
       <w:r>
-        <w:rPr/>
+        <w:rPr>
+          <w:i w:val="0"/>
+        </w:rPr>
         <w:t xml:space="preserve"> in four combinations, two replicates each) and normalised with the authors’ size factors. Because sequencing batch is confounded with TDP-43 status in that design, the interaction was formed as a difference of within-batch differences:</w:t>
       </w:r>
     </w:p>
     <w:p>
       <w:r>
-        <w:rPr/>
+        <w:rPr>
+          <w:i w:val="0"/>
+        </w:rPr>
         <w:t>interaction(c) = [log2(TDP-43 knockdown + NMD inhibition c) − log2(TDP-43 knockdown)] − [log2(control + NMD inhibition c) − log2(control)]</w:t>
       </w:r>
     </w:p>
     <w:p>
       <w:r>
-        <w:rPr/>
-        <w:t>for each of the four NMD-inhibition conditions c, giving four condition-level interaction values per gene; the two replicates within each condition are averaged. A positive interaction indicates a transcript that is produced upon TDP-43 loss and degraded by NMD. Genes with at least 10 normalised counts were tested (n = 19,145) with a four-condition one-sample t-test and an exact sign test.</w:t>
+        <w:rPr>
+          <w:i w:val="0"/>
+        </w:rPr>
+        <w:t>for each of four NMD-inhibition conditions c, after averaging the two replicates within each condition on the log2(normalised count + 1) scale. Genes were retained if mean normalised counts were at least 10 across the TDP-43-plus-NMD-inhibition samples and at least 5 in the TDP-43-only samples (19,145 genes). A positive interaction is compatible with preferential stabilisation after TDP-43 loss, but does not identify a particular transcript or establish NMD-mediated degradation.</w:t>
       </w:r>
     </w:p>
     <w:p>
       <w:r>
-        <w:rPr/>
-        <w:t>Because the four interventions reuse the same control and knockdown libraries, the eight difference-of-differences values that the design yields are not eight independent observations. We therefore took the four NMD-inhibition conditions as the unit of inference, averaging the two replicates within each condition and retaining the shared controls only within each contrast. Several positive-control and calcium-gene interactions were positive, but no gene passed genome-wide FDR correction in this conservative analysis (smallest q = 0.053).</w:t>
+        <w:rPr>
+          <w:i w:val="0"/>
+        </w:rPr>
+        <w:t>The four interventions reuse the same control and TDP-43-knockdown baseline libraries. Averaging replicates does not remove the resulting covariance, and variation across the four contrasts does not include uncertainty in the shared baseline difference. We therefore report the mean, range and number of positive condition-level interactions descriptively, without t tests, sign tests, panel-enrichment tests or FDR claims. The full gene-level descriptive table is supplied as source_data/nmd_descriptive_all_genes.csv.gz.</w:t>
       </w:r>
     </w:p>
     <w:p>
@@ -754,34 +1371,26 @@
         <w:t>CBARP</w:t>
       </w:r>
       <w:r>
-        <w:rPr/>
-        <w:t xml:space="preserve"> had the largest SOCE-panel interaction (+1.52 log₂; positive in all four conditions; Supplementary Table S10), but its conservative condition-level q-value was 0.145 (two-sided t-test; exact one-sided sign-test q = 0.310). </w:t>
+        <w:rPr>
+          <w:i w:val="0"/>
+        </w:rPr>
+        <w:t xml:space="preserve"> had the largest mean interaction among the genes in Supplementary Table S10 (+1.52 log₂), with all four conditions positive (range +1.19 to +2.23). This pattern may motivate transcript-specific follow-up, but the shared controls, batch structure and gene-level measurement prevent it from establishing </w:t>
       </w:r>
       <w:r>
         <w:rPr>
           <w:i/>
         </w:rPr>
-        <w:t>RYR2</w:t>
+        <w:t>CBARP</w:t>
+      </w:r>
+      <w:r>
+        <w:rPr>
+          <w:i w:val="0"/>
+        </w:rPr>
+        <w:t xml:space="preserve"> as an NMD target.</w:t>
       </w:r>
       <w:r>
         <w:rPr/>
-        <w:t xml:space="preserve"> and </w:t>
-      </w:r>
-      <w:r>
-        <w:rPr>
-          <w:i/>
-        </w:rPr>
-        <w:t>MCU</w:t>
-      </w:r>
-      <w:r>
-        <w:rPr/>
-        <w:t xml:space="preserve"> also had positive interactions, without genome-wide significance.</w:t>
-      </w:r>
-    </w:p>
-    <w:p>
-      <w:r>
-        <w:rPr/>
-        <w:t xml:space="preserve">Two negative results follow. First, the interaction for STIM1 was −0.325 (p = 0.317, q = 0.508), in the direction opposite to NMD sensitivity. This is consistent with the isoform analysis itself: the two STIM1 isoforms predicted to carry premature termination codons are not the ones whose usage changes (Section 3.4), so there was never a switching isoform for NMD to degrade.</w:t>
+        <w:t xml:space="preserve"/>
       </w:r>
       <w:r>
         <w:rPr>
@@ -791,17 +1400,51 @@
       </w:r>
       <w:r>
         <w:rPr/>
-        <w:t xml:space="preserve"> Second, none of the four Ca²⁺ panels showed collective NMD sensitivity (one-sided Mann–Whitney p = 0.44, 0.91, 0.96 and 0.91 for Tiers 1–4), and the sixteen literature positive-control genes were not NMD-sensitive as a group either (median interaction −0.11 log₂; p = 0.62; Supplementary Table S10b). The last result matters for interpretation: genes that are known to produce cryptic, premature-termination-codon-bearing transcripts show no NMD sensitivity in this dataset, so the dataset does not demonstrate the sensitivity that would make a negative result for the SOCE machinery informative. The screen is therefore hypothesis-generating, and the main text uses it only to rank </w:t>
+        <w:t xml:space="preserve"/>
       </w:r>
       <w:r>
         <w:rPr>
           <w:i/>
         </w:rPr>
-        <w:t>CBARP</w:t>
+        <w:t/>
       </w:r>
       <w:r>
         <w:rPr/>
-        <w:t>.</w:t>
+        <w:t xml:space="preserve"/>
+      </w:r>
+    </w:p>
+    <w:p>
+      <w:r>
+        <w:rPr>
+          <w:i/>
+        </w:rPr>
+        <w:t>STIM1</w:t>
+      </w:r>
+      <w:r>
+        <w:rPr>
+          <w:i w:val="0"/>
+        </w:rPr>
+        <w:t xml:space="preserve"> had a mean interaction of −0.325 log₂, with one of four conditions positive (range −0.850 to +0.333). The separate SH-SY5Y isoform analysis identified no confirmed PTC-associated switch; it cannot explain or exclude a response in this i3Neuron experiment. The four calcium-panel medians and the 16 cryptic-splicing reference genes are summarised descriptively in Supplementary Table S10b. These reference genes were selected for cryptic splicing, not validated NMD rescue in this experiment. Their median interaction of −0.11 log₂ therefore does not demonstrate failure of assay sensitivity. Gene-level counts may also obscure an isoform-specific NMD response, so an absent gene-level interaction is not evidence that a SOCE transcript escapes NMD.</w:t>
+      </w:r>
+      <w:r>
+        <w:rPr>
+          <w:i/>
+        </w:rPr>
+        <w:t/>
+      </w:r>
+      <w:r>
+        <w:rPr/>
+        <w:t xml:space="preserve"/>
+      </w:r>
+      <w:r>
+        <w:rPr>
+          <w:i/>
+        </w:rPr>
+        <w:t/>
+      </w:r>
+      <w:r>
+        <w:rPr/>
+        <w:t/>
       </w:r>
     </w:p>
     <w:p>
@@ -814,7 +1457,9 @@
     </w:p>
     <w:p>
       <w:r>
-        <w:rPr/>
+        <w:rPr>
+          <w:i w:val="0"/>
+        </w:rPr>
         <w:t xml:space="preserve">The coverage-based polyadenylation screen of Methods 2.7 gave 74 qualifying units in C2C12 and 131 in NSC34. Neither line has a positive control for this assay, because the </w:t>
       </w:r>
       <w:r>
@@ -824,7 +1469,9 @@
         <w:t>STMN2</w:t>
       </w:r>
       <w:r>
-        <w:rPr/>
+        <w:rPr>
+          <w:i w:val="0"/>
+        </w:rPr>
         <w:t xml:space="preserve"> cryptic polyadenylation site is absent from the mouse gene (Melamed et al., 2019), so the </w:t>
       </w:r>
       <w:r>
@@ -834,14 +1481,18 @@
         <w:t>Stmn2</w:t>
       </w:r>
       <w:r>
-        <w:rPr/>
+        <w:rPr>
+          <w:i w:val="0"/>
+        </w:rPr>
         <w:t xml:space="preserve"> units cannot serve as one.</w:t>
       </w:r>
     </w:p>
     <w:p>
       <w:r>
-        <w:rPr/>
-        <w:t>No SOCE-machinery unit exceeded |Δ| = 0.30 in either line, and the two largest (</w:t>
+        <w:rPr>
+          <w:i w:val="0"/>
+        </w:rPr>
+        <w:t xml:space="preserve">No SOCE-machinery unit exceeded |Δ| = 0.30 in either mouse line. The largest estimates, </w:t>
       </w:r>
       <w:r>
         <w:rPr>
@@ -850,8 +1501,10 @@
         <w:t>Atp2a2</w:t>
       </w:r>
       <w:r>
-        <w:rPr/>
-        <w:t xml:space="preserve"> intron 6, +0.285, and </w:t>
+        <w:rPr>
+          <w:i w:val="0"/>
+        </w:rPr>
+        <w:t xml:space="preserve"> intron 6 (+0.285) and </w:t>
       </w:r>
       <w:r>
         <w:rPr>
@@ -860,8 +1513,10 @@
         <w:t>Trpc1</w:t>
       </w:r>
       <w:r>
-        <w:rPr/>
-        <w:t xml:space="preserve"> intron 7, +0.260, both in C2C12) have intervals that include zero and are not reproduced in the other line. One unit is positive in both motor-neuron models: the </w:t>
+        <w:rPr>
+          <w:i w:val="0"/>
+        </w:rPr>
+        <w:t xml:space="preserve"> intron 7 (+0.260) in C2C12, had intervals including zero and were not reproduced in NSC34. Units labelled intron 5 had positive gradients at the human </w:t>
       </w:r>
       <w:r>
         <w:rPr>
@@ -870,8 +1525,10 @@
         <w:t>SARAF</w:t>
       </w:r>
       <w:r>
-        <w:rPr/>
-        <w:t xml:space="preserve"> intron 5 index rises in the iPSC-derived motor neurons (+0.097) and the </w:t>
+        <w:rPr>
+          <w:i w:val="0"/>
+        </w:rPr>
+        <w:t xml:space="preserve"> locus in iPSC-derived motor neurons (+0.097) and the mouse </w:t>
       </w:r>
       <w:r>
         <w:rPr>
@@ -880,8 +1537,50 @@
         <w:t>Saraf</w:t>
       </w:r>
       <w:r>
+        <w:rPr>
+          <w:i w:val="0"/>
+        </w:rPr>
+        <w:t xml:space="preserve"> locus in NSC34 (+0.204); the human SH-SY5Y estimate was 0.000 (interval −0.264 to +0.241). Because human and mouse units were matched by ordinal number rather than sequence alignment, these are gene-level candidates, not confirmed recurrence of the same event. The NSC34 interval is wide and a coverage gradient does not localise a poly(A) site (Supplementary Table S11).</w:t>
+      </w:r>
+      <w:r>
+        <w:rPr>
+          <w:i/>
+        </w:rPr>
+        <w:t/>
+      </w:r>
+      <w:r>
         <w:rPr/>
-        <w:t xml:space="preserve"> intron 5 index in NSC34 (+0.204), while in SH-SY5Y the same unit is uninformative (0.000, interval −0.264 to +0.241). We record it as a candidate rather than a finding: the NSC34 interval is wide, the myoblast line shows nothing there, the human and mouse units are matched by number rather than by sequence alignment, and a coverage gradient is not a poly(A) site. All values are in Supplementary Table S11.</w:t>
+        <w:t xml:space="preserve"/>
+      </w:r>
+      <w:r>
+        <w:rPr>
+          <w:i/>
+        </w:rPr>
+        <w:t/>
+      </w:r>
+      <w:r>
+        <w:rPr/>
+        <w:t xml:space="preserve"/>
+      </w:r>
+      <w:r>
+        <w:rPr>
+          <w:i/>
+        </w:rPr>
+        <w:t/>
+      </w:r>
+      <w:r>
+        <w:rPr/>
+        <w:t xml:space="preserve"/>
+      </w:r>
+      <w:r>
+        <w:rPr>
+          <w:i/>
+        </w:rPr>
+        <w:t/>
+      </w:r>
+      <w:r>
+        <w:rPr/>
+        <w:t xml:space="preserve"/>
       </w:r>
     </w:p>
     <w:p>
@@ -900,13 +1599,17 @@
         <w:t>TRPC1</w:t>
       </w:r>
       <w:r>
-        <w:rPr/>
-        <w:t xml:space="preserve"> was decreased in multiple sclerosis at donor level across all sampled lesion types (δ = −0.840; q = 0.038) and in lesions at sample level (δ = −0.594; q = 1.3 × 10⁻⁴). In the second cohort (GSE123496) the direction was the same but the study was underpowered (five regions pooled, δ = −0.226; q = 0.49).</w:t>
+        <w:rPr>
+          <w:i w:val="0"/>
+        </w:rPr>
+        <w:t xml:space="preserve"> was decreased in multiple sclerosis at donor level across all sampled lesion types (δ = −0.840; q = 0.038) and in lesions at sample level (δ = −0.594; q = 1.3 × 10⁻⁴). In the second cohort (GSE123496) the direction was the same but the study included five donors per group (five regions pooled, δ = −0.226; q = 0.49).</w:t>
       </w:r>
     </w:p>
     <w:p>
       <w:r>
-        <w:rPr/>
+        <w:rPr>
+          <w:i w:val="0"/>
+        </w:rPr>
         <w:t xml:space="preserve">Because </w:t>
       </w:r>
       <w:r>
@@ -916,7 +1619,9 @@
         <w:t>TRPC1</w:t>
       </w:r>
       <w:r>
-        <w:rPr/>
+        <w:rPr>
+          <w:i w:val="0"/>
+        </w:rPr>
         <w:t xml:space="preserve"> contributes to SOCE in oligodendrocyte precursor cells (Paez et al., 2011), we asked whether the decrease simply reflected demyelination and loss of oligodendrocyte-lineage cells. In normal-appearing white matter, where the myelin markers </w:t>
       </w:r>
       <w:r>
@@ -926,7 +1631,9 @@
         <w:t>MBP</w:t>
       </w:r>
       <w:r>
-        <w:rPr/>
+        <w:rPr>
+          <w:i w:val="0"/>
+        </w:rPr>
         <w:t xml:space="preserve"> (δ = +0.051), </w:t>
       </w:r>
       <w:r>
@@ -936,7 +1643,9 @@
         <w:t>PLP1</w:t>
       </w:r>
       <w:r>
-        <w:rPr/>
+        <w:rPr>
+          <w:i w:val="0"/>
+        </w:rPr>
         <w:t xml:space="preserve"> (−0.074), </w:t>
       </w:r>
       <w:r>
@@ -946,7 +1655,9 @@
         <w:t>MOG</w:t>
       </w:r>
       <w:r>
-        <w:rPr/>
+        <w:rPr>
+          <w:i w:val="0"/>
+        </w:rPr>
         <w:t xml:space="preserve"> (−0.257) and </w:t>
       </w:r>
       <w:r>
@@ -956,8 +1667,10 @@
         <w:t>MAG</w:t>
       </w:r>
       <w:r>
-        <w:rPr/>
-        <w:t xml:space="preserve"> (−0.299) were unchanged, </w:t>
+        <w:rPr>
+          <w:i w:val="0"/>
+        </w:rPr>
+        <w:t xml:space="preserve"> (−0.299) showed no statistically significant differences, </w:t>
       </w:r>
       <w:r>
         <w:rPr>
@@ -966,13 +1679,17 @@
         <w:t>TRPC1</w:t>
       </w:r>
       <w:r>
-        <w:rPr/>
+        <w:rPr>
+          <w:i w:val="0"/>
+        </w:rPr>
         <w:t xml:space="preserve"> was lower at sample level (δ = −0.482, p = 0.005), although not after Benjamini–Hochberg correction (q = 0.10), and lower again with the donor as the unit of inference (seven of ten multiple sclerosis donors with normal-appearing white matter samples versus five control donors, δ = −0.771, uncorrected p = 0.030).</w:t>
       </w:r>
     </w:p>
     <w:p>
       <w:r>
-        <w:rPr/>
+        <w:rPr>
+          <w:i w:val="0"/>
+        </w:rPr>
         <w:t xml:space="preserve">In the full GSE138614 comparison, regression of </w:t>
       </w:r>
       <w:r>
@@ -982,7 +1699,9 @@
         <w:t>TRPC1</w:t>
       </w:r>
       <w:r>
-        <w:rPr/>
+        <w:rPr>
+          <w:i w:val="0"/>
+        </w:rPr>
         <w:t xml:space="preserve"> on </w:t>
       </w:r>
       <w:r>
@@ -992,7 +1711,9 @@
         <w:t>MBP</w:t>
       </w:r>
       <w:r>
-        <w:rPr/>
+        <w:rPr>
+          <w:i w:val="0"/>
+        </w:rPr>
         <w:t xml:space="preserve">, </w:t>
       </w:r>
       <w:r>
@@ -1002,7 +1723,9 @@
         <w:t>PLP1</w:t>
       </w:r>
       <w:r>
-        <w:rPr/>
+        <w:rPr>
+          <w:i w:val="0"/>
+        </w:rPr>
         <w:t xml:space="preserve"> and </w:t>
       </w:r>
       <w:r>
@@ -1012,7 +1735,9 @@
         <w:t>GFAP</w:t>
       </w:r>
       <w:r>
-        <w:rPr/>
+        <w:rPr>
+          <w:i w:val="0"/>
+        </w:rPr>
         <w:t xml:space="preserve"> attenuated the difference at both levels: from δ = −0.562 to Cliff’s δ of −0.418 on the residuals at sample level (p = 0.002), and from δ = −0.840 to −0.640 at donor level, where the adjusted difference did not reach significance (p = 0.055). </w:t>
       </w:r>
       <w:r>
@@ -1022,7 +1747,9 @@
         <w:t>TRPC1</w:t>
       </w:r>
       <w:r>
-        <w:rPr/>
+        <w:rPr>
+          <w:i w:val="0"/>
+        </w:rPr>
         <w:t xml:space="preserve"> was lower in every lesion type, including remyelinating and inactive lesions (donor-level δ = −1.000 for both), and multiple sclerosis showed marked astrogliosis (</w:t>
       </w:r>
       <w:r>
@@ -1032,7 +1759,9 @@
         <w:t>GFAP</w:t>
       </w:r>
       <w:r>
-        <w:rPr/>
+        <w:rPr>
+          <w:i w:val="0"/>
+        </w:rPr>
         <w:t xml:space="preserve"> δ = +0.84 to +0.96) with </w:t>
       </w:r>
       <w:r>
@@ -1042,7 +1771,9 @@
         <w:t>TRPC1</w:t>
       </w:r>
       <w:r>
-        <w:rPr/>
+        <w:rPr>
+          <w:i w:val="0"/>
+        </w:rPr>
         <w:t xml:space="preserve"> still falling. All values are in Supplementary Table S16 and the donor-level re-analysis in Supplementary Table S16b.</w:t>
       </w:r>
     </w:p>
@@ -1112,6 +1843,7 @@
         <w:rPr>
           <w:rFonts w:ascii="Arial" w:hAnsi="Arial" w:eastAsia="Arial"/>
           <w:b/>
+          <w:i w:val="0"/>
           <w:color w:val="000000"/>
           <w:sz w:val="18"/>
         </w:rPr>
@@ -1120,6 +1852,7 @@
       <w:r>
         <w:rPr>
           <w:rFonts w:ascii="Arial" w:hAnsi="Arial" w:eastAsia="Arial"/>
+          <w:i w:val="0"/>
           <w:color w:val="000000"/>
           <w:sz w:val="18"/>
         </w:rPr>
@@ -1197,6 +1930,7 @@
         <w:rPr>
           <w:rFonts w:ascii="Arial" w:hAnsi="Arial" w:eastAsia="Arial"/>
           <w:b/>
+          <w:i w:val="0"/>
           <w:color w:val="000000"/>
           <w:sz w:val="18"/>
         </w:rPr>
@@ -1205,10 +1939,29 @@
       <w:r>
         <w:rPr>
           <w:rFonts w:ascii="Arial" w:hAnsi="Arial" w:eastAsia="Arial"/>
+          <w:i w:val="0"/>
           <w:color w:val="000000"/>
           <w:sz w:val="18"/>
         </w:rPr>
-        <w:t>Replicate-level assessment of a TRPC1 skipped-exon call. (A) Individual PSI values with inclusion/skipping junction counts. (B) Bootstrap distribution of ΔPSI from 20,000 resamples; the 95% interval includes zero. (C) Leave-one-out estimates; removing one control replicate reverses the sign. The event is presented as an example of a conventional call that fails the additional robustness criteria.</w:t>
+        <w:t xml:space="preserve">Replicate-level assessment of a </w:t>
+      </w:r>
+      <w:r>
+        <w:rPr>
+          <w:rFonts w:ascii="Arial" w:hAnsi="Arial" w:eastAsia="Arial"/>
+          <w:i/>
+          <w:color w:val="000000"/>
+          <w:sz w:val="18"/>
+        </w:rPr>
+        <w:t>TRPC1</w:t>
+      </w:r>
+      <w:r>
+        <w:rPr>
+          <w:rFonts w:ascii="Arial" w:hAnsi="Arial" w:eastAsia="Arial"/>
+          <w:i w:val="0"/>
+          <w:color w:val="000000"/>
+          <w:sz w:val="18"/>
+        </w:rPr>
+        <w:t xml:space="preserve"> skipped-exon call. (A) Individual PSI values with inclusion/skipping junction counts. (B) Bootstrap distribution of ΔPSI from 20,000 resamples; the 95% interval includes zero. (C) Leave-one-out estimates; removing one control replicate reverses the sign. The event is presented as an example of a conventional call that fails the additional robustness criteria.</w:t>
       </w:r>
     </w:p>
     <w:p>
@@ -1282,6 +2035,7 @@
         <w:rPr>
           <w:rFonts w:ascii="Arial" w:hAnsi="Arial" w:eastAsia="Arial"/>
           <w:b/>
+          <w:i w:val="0"/>
           <w:color w:val="000000"/>
           <w:sz w:val="18"/>
         </w:rPr>
@@ -1290,10 +2044,38 @@
       <w:r>
         <w:rPr>
           <w:rFonts w:ascii="Arial" w:hAnsi="Arial" w:eastAsia="Arial"/>
+          <w:i/>
           <w:color w:val="000000"/>
           <w:sz w:val="18"/>
         </w:rPr>
-        <w:t>CBARP exon 4–exon 5 region after TDP-43 depletion. (A) Sashimi plot of the public SH-SY5Y comparison (0 versus 75 ng/mL doxycycline, three libraries per group) and of iPSC colonies (four libraries per group), drawn from the alignments; the minus-strand gene is shown 5′→3′. Filled profiles are the mean per-base read depth of the libraries in each group, and each track has its own y-axis. Arcs show split reads summed over the libraries of a group, with width proportional to the junction’s share of reads at its shared splice site. Reads were counted with the junction rules of Methods 2.5 (MAPQ ≥ 30, primary non-duplicate alignments, 8 bp anchors); the SH-SY5Y counts are those of the local-splicing-variation test in Section 3.5. Junction a is the canonical exon 4–exon 5 junction (chr19:1,235,146–1,235,500); b joins exon 4 to the annotated alternative 3′ splice site at 1,235,342 (1,235,343–1,235,500); c leaves the 31-nt segment through the unannotated donor at 1,235,312 (1,235,146–1,235,311). The shaded interval lies between the alternative and canonical 3′ splice sites. Transcript models are from GENCODE v47; the dashed model is the exon structure implied by junction c. (B) ΔPSI of the 32 coverage-qualified rMATS CBARP events in five datasets (Supplementary Table S3). The sign refers to each event’s rMATS-defined inclusion form, which differs between events.</w:t>
+        <w:t>CBARP</w:t>
+      </w:r>
+      <w:r>
+        <w:rPr>
+          <w:rFonts w:ascii="Arial" w:hAnsi="Arial" w:eastAsia="Arial"/>
+          <w:i w:val="0"/>
+          <w:color w:val="000000"/>
+          <w:sz w:val="18"/>
+        </w:rPr>
+        <w:t xml:space="preserve"> exon 4–exon 5 region after TDP-43 depletion. (A) Sashimi plot of the public SH-SY5Y comparison (0 versus 75 ng/mL doxycycline, three libraries per group) and of iPSC colonies (four libraries per group), drawn from the alignments; the minus-strand gene is shown 5′→3′. Filled profiles are the mean per-base read depth of the libraries in each group, and each track has its own y-axis. Arcs show split reads summed over the libraries of a group, with width proportional to the junction’s share of reads at its shared splice site. Reads were counted with the junction rules of Methods 2.5 (MAPQ ≥ 30, primary non-duplicate alignments, 8 bp anchors); the SH-SY5Y counts are those of the local-splicing-variation test in Section 3.5. Junction a is the canonical exon 4–exon 5 junction (chr19:1,235,146–1,235,500); b joins exon 4 to the annotated alternative 3′ splice site at 1,235,342 (1,235,343–1,235,500); c leaves the 31-nt segment through the unannotated donor at 1,235,312 (1,235,146–1,235,311). The shaded interval lies between the alternative and canonical 3′ splice sites. Transcript models are from GENCODE v47; the dashed model is the exon structure implied by junction c. (B) ΔPSI of the 32 coverage-qualified rMATS </w:t>
+      </w:r>
+      <w:r>
+        <w:rPr>
+          <w:rFonts w:ascii="Arial" w:hAnsi="Arial" w:eastAsia="Arial"/>
+          <w:i/>
+          <w:color w:val="000000"/>
+          <w:sz w:val="18"/>
+        </w:rPr>
+        <w:t>CBARP</w:t>
+      </w:r>
+      <w:r>
+        <w:rPr>
+          <w:rFonts w:ascii="Arial" w:hAnsi="Arial" w:eastAsia="Arial"/>
+          <w:i w:val="0"/>
+          <w:color w:val="000000"/>
+          <w:sz w:val="18"/>
+        </w:rPr>
+        <w:t xml:space="preserve"> events in five datasets (Supplementary Table S3). The sign refers to each event’s rMATS-defined inclusion form, which differs between events.</w:t>
       </w:r>
     </w:p>
     <w:p>
@@ -1367,6 +2149,7 @@
         <w:rPr>
           <w:rFonts w:ascii="Arial" w:hAnsi="Arial" w:eastAsia="Arial"/>
           <w:b/>
+          <w:i w:val="0"/>
           <w:color w:val="000000"/>
           <w:sz w:val="18"/>
         </w:rPr>
@@ -1375,6 +2158,7 @@
       <w:r>
         <w:rPr>
           <w:rFonts w:ascii="Arial" w:hAnsi="Arial" w:eastAsia="Arial"/>
+          <w:i w:val="0"/>
           <w:color w:val="000000"/>
           <w:sz w:val="18"/>
         </w:rPr>
@@ -1452,18 +2236,50 @@
         <w:rPr>
           <w:rFonts w:ascii="Arial" w:hAnsi="Arial" w:eastAsia="Arial"/>
           <w:b/>
+          <w:i w:val="0"/>
           <w:color w:val="000000"/>
           <w:sz w:val="18"/>
         </w:rPr>
-        <w:t xml:space="preserve">Supplementary Figure S5. </w:t>
+        <w:t>Supplementary Figure S5.</w:t>
       </w:r>
       <w:r>
         <w:rPr>
           <w:rFonts w:ascii="Arial" w:hAnsi="Arial" w:eastAsia="Arial"/>
+          <w:b w:val="0"/>
+          <w:i w:val="0"/>
           <w:color w:val="000000"/>
           <w:sz w:val="18"/>
         </w:rPr>
-        <w:t>Exploratory NMD interaction. Condition-level TDP-43-specific interaction estimates for genes with a cryptic junction and the remaining genes, with CBARP marked. The four NMD-inhibition conditions are the units of inference; the TDP-43 factor is confounded with sequencing batch.</w:t>
+        <w:t xml:space="preserve"> Descriptive TDP-43 × NMD-inhibition interactions for genes with a cryptic junction and other genes, with </w:t>
+      </w:r>
+      <w:r>
+        <w:rPr>
+          <w:rFonts w:ascii="Arial" w:hAnsi="Arial" w:eastAsia="Arial"/>
+          <w:b w:val="0"/>
+          <w:i/>
+          <w:color w:val="000000"/>
+          <w:sz w:val="18"/>
+        </w:rPr>
+        <w:t>CBARP</w:t>
+      </w:r>
+      <w:r>
+        <w:rPr>
+          <w:rFonts w:ascii="Arial" w:hAnsi="Arial" w:eastAsia="Arial"/>
+          <w:b w:val="0"/>
+          <w:i w:val="0"/>
+          <w:color w:val="000000"/>
+          <w:sz w:val="18"/>
+        </w:rPr>
+        <w:t xml:space="preserve"> marked. Each gene’s value is the mean of four contrasts sharing the same baseline libraries. No inferential significance is assigned; TDP-43 status is confounded with sequencing batch.</w:t>
+      </w:r>
+      <w:r>
+        <w:rPr>
+          <w:rFonts w:ascii="Arial" w:hAnsi="Arial" w:eastAsia="Arial"/>
+          <w:b w:val="0"/>
+          <w:color w:val="000000"/>
+          <w:sz w:val="18"/>
+        </w:rPr>
+        <w:t/>
       </w:r>
     </w:p>
     <w:p>
@@ -1537,6 +2353,7 @@
         <w:rPr>
           <w:rFonts w:ascii="Arial" w:hAnsi="Arial" w:eastAsia="Arial"/>
           <w:b/>
+          <w:i w:val="0"/>
           <w:color w:val="000000"/>
           <w:sz w:val="18"/>
         </w:rPr>
@@ -1545,10 +2362,83 @@
       <w:r>
         <w:rPr>
           <w:rFonts w:ascii="Arial" w:hAnsi="Arial" w:eastAsia="Arial"/>
+          <w:i w:val="0"/>
           <w:color w:val="000000"/>
           <w:sz w:val="18"/>
         </w:rPr>
-        <w:t>Coverage-based alternative-polyadenylation screen and STMN2 control. (A) Depth-qualified SH-SY5Y intronic and distal 3′UTR index changes with bootstrap 95% intervals. The STIM2 intron 13 unit (†) contains the alternatively spliced STIM2 exon and is not independent evidence for a polyadenylation event. (B) Coverage at both ends of STMN2 intron 2 in each replicate after reference skips are excluded; the open marker is a measured zero at the 3′ end in one knockdown replicate. The indices measure coverage gradients, not poly(A) sites.</w:t>
+        <w:t xml:space="preserve">Coverage-based alternative-polyadenylation screen and </w:t>
+      </w:r>
+      <w:r>
+        <w:rPr>
+          <w:rFonts w:ascii="Arial" w:hAnsi="Arial" w:eastAsia="Arial"/>
+          <w:i/>
+          <w:color w:val="000000"/>
+          <w:sz w:val="18"/>
+        </w:rPr>
+        <w:t>STMN2</w:t>
+      </w:r>
+      <w:r>
+        <w:rPr>
+          <w:rFonts w:ascii="Arial" w:hAnsi="Arial" w:eastAsia="Arial"/>
+          <w:i w:val="0"/>
+          <w:color w:val="000000"/>
+          <w:sz w:val="18"/>
+        </w:rPr>
+        <w:t xml:space="preserve"> control. (A) Depth-qualified SH-SY5Y intronic and distal 3′UTR index changes with bootstrap 95% intervals. The </w:t>
+      </w:r>
+      <w:r>
+        <w:rPr>
+          <w:rFonts w:ascii="Arial" w:hAnsi="Arial" w:eastAsia="Arial"/>
+          <w:i/>
+          <w:color w:val="000000"/>
+          <w:sz w:val="18"/>
+        </w:rPr>
+        <w:t>STIM2</w:t>
+      </w:r>
+      <w:r>
+        <w:rPr>
+          <w:rFonts w:ascii="Arial" w:hAnsi="Arial" w:eastAsia="Arial"/>
+          <w:i w:val="0"/>
+          <w:color w:val="000000"/>
+          <w:sz w:val="18"/>
+        </w:rPr>
+        <w:t xml:space="preserve"> intron 13 unit (†) contains the alternatively spliced </w:t>
+      </w:r>
+      <w:r>
+        <w:rPr>
+          <w:rFonts w:ascii="Arial" w:hAnsi="Arial" w:eastAsia="Arial"/>
+          <w:i/>
+          <w:color w:val="000000"/>
+          <w:sz w:val="18"/>
+        </w:rPr>
+        <w:t>STIM2</w:t>
+      </w:r>
+      <w:r>
+        <w:rPr>
+          <w:rFonts w:ascii="Arial" w:hAnsi="Arial" w:eastAsia="Arial"/>
+          <w:i w:val="0"/>
+          <w:color w:val="000000"/>
+          <w:sz w:val="18"/>
+        </w:rPr>
+        <w:t xml:space="preserve"> exon and is not independent evidence for a polyadenylation event. (B) Coverage at both ends of </w:t>
+      </w:r>
+      <w:r>
+        <w:rPr>
+          <w:rFonts w:ascii="Arial" w:hAnsi="Arial" w:eastAsia="Arial"/>
+          <w:i/>
+          <w:color w:val="000000"/>
+          <w:sz w:val="18"/>
+        </w:rPr>
+        <w:t>STMN2</w:t>
+      </w:r>
+      <w:r>
+        <w:rPr>
+          <w:rFonts w:ascii="Arial" w:hAnsi="Arial" w:eastAsia="Arial"/>
+          <w:i w:val="0"/>
+          <w:color w:val="000000"/>
+          <w:sz w:val="18"/>
+        </w:rPr>
+        <w:t xml:space="preserve"> intron 2 in each replicate after reference skips are excluded; the open marker is a measured zero at the 3′ end in one knockdown replicate. The indices measure coverage gradients, not poly(A) sites.</w:t>
       </w:r>
     </w:p>
     <w:p>
@@ -1622,6 +2512,7 @@
         <w:rPr>
           <w:rFonts w:ascii="Arial" w:hAnsi="Arial" w:eastAsia="Arial"/>
           <w:b/>
+          <w:i w:val="0"/>
           <w:color w:val="000000"/>
           <w:sz w:val="18"/>
         </w:rPr>
@@ -1630,10 +2521,20 @@
       <w:r>
         <w:rPr>
           <w:rFonts w:ascii="Arial" w:hAnsi="Arial" w:eastAsia="Arial"/>
+          <w:i/>
           <w:color w:val="000000"/>
           <w:sz w:val="18"/>
         </w:rPr>
-        <w:t>TRPC1 expression across neurological comparison cohorts. Cliff’s δ (case minus control) is shown for ALS regions, other neurological disorders, Alzheimer’s disease, Parkinson’s disease and multiple sclerosis. Asterisks mark Benjamini–Hochberg q &lt; 0.05; daggers mark uncorrected p &lt; 0.05 for the donor-level normal-appearing white matter and myelin-adjusted comparisons. Pale bars are not significant. Cohorts and tissue compartments differ, so the display is descriptive across diseases.</w:t>
+        <w:t>TRPC1</w:t>
+      </w:r>
+      <w:r>
+        <w:rPr>
+          <w:rFonts w:ascii="Arial" w:hAnsi="Arial" w:eastAsia="Arial"/>
+          <w:i w:val="0"/>
+          <w:color w:val="000000"/>
+          <w:sz w:val="18"/>
+        </w:rPr>
+        <w:t xml:space="preserve"> expression across neurological comparison cohorts. Cliff’s δ (case minus control) is shown for ALS regions, other neurological disorders, Alzheimer’s disease, Parkinson’s disease and multiple sclerosis. Asterisks mark Benjamini–Hochberg q &lt; 0.05; daggers mark uncorrected p &lt; 0.05 for the donor-level normal-appearing white matter and myelin-adjusted comparisons. Pale bars are not significant. Cohorts and tissue compartments differ, so the display is descriptive across diseases.</w:t>
       </w:r>
     </w:p>
     <w:p>
@@ -1707,6 +2608,7 @@
         <w:rPr>
           <w:rFonts w:ascii="Arial" w:hAnsi="Arial" w:eastAsia="Arial"/>
           <w:b/>
+          <w:i w:val="0"/>
           <w:color w:val="000000"/>
           <w:sz w:val="18"/>
         </w:rPr>
@@ -1715,10 +2617,92 @@
       <w:r>
         <w:rPr>
           <w:rFonts w:ascii="Arial" w:hAnsi="Arial" w:eastAsia="Arial"/>
+          <w:i/>
           <w:color w:val="000000"/>
           <w:sz w:val="18"/>
         </w:rPr>
-        <w:t>STMN2 expression and cryptic junction inclusion in ALS tissue. (A) Percentage of ALS and non-neurological control samples with a cryptic STMN2 junction, by region, among samples with at least 20 junction reads at the donor; sample counts for each group are printed in the labels. (B, C) Within-ALS Spearman correlations of selected genes with total STMN2 expression and cryptic STMN2 PSI, respectively. Black dots mark q &lt; 0.05 across the stated correction family. The heatmaps use the same colour scale; exact coefficients and q values for all tested genes are in Supplementary Table S9. Total STMN2 expression also tracks neuronal content, whereas cryptic junction PSI more directly reflects TDP-43-dependent RNA processing.</w:t>
+        <w:t>STMN2</w:t>
+      </w:r>
+      <w:r>
+        <w:rPr>
+          <w:rFonts w:ascii="Arial" w:hAnsi="Arial" w:eastAsia="Arial"/>
+          <w:i w:val="0"/>
+          <w:color w:val="000000"/>
+          <w:sz w:val="18"/>
+        </w:rPr>
+        <w:t xml:space="preserve"> expression and cryptic junction inclusion in ALS tissue. (A) Percentage of ALS and non-neurological control samples with a cryptic </w:t>
+      </w:r>
+      <w:r>
+        <w:rPr>
+          <w:rFonts w:ascii="Arial" w:hAnsi="Arial" w:eastAsia="Arial"/>
+          <w:i/>
+          <w:color w:val="000000"/>
+          <w:sz w:val="18"/>
+        </w:rPr>
+        <w:t>STMN2</w:t>
+      </w:r>
+      <w:r>
+        <w:rPr>
+          <w:rFonts w:ascii="Arial" w:hAnsi="Arial" w:eastAsia="Arial"/>
+          <w:i w:val="0"/>
+          <w:color w:val="000000"/>
+          <w:sz w:val="18"/>
+        </w:rPr>
+        <w:t xml:space="preserve"> junction, by region, among samples with at least 20 junction reads at the donor; sample counts for each group are printed in the labels. (B, C) Within-ALS Spearman correlations of selected genes with total </w:t>
+      </w:r>
+      <w:r>
+        <w:rPr>
+          <w:rFonts w:ascii="Arial" w:hAnsi="Arial" w:eastAsia="Arial"/>
+          <w:i/>
+          <w:color w:val="000000"/>
+          <w:sz w:val="18"/>
+        </w:rPr>
+        <w:t>STMN2</w:t>
+      </w:r>
+      <w:r>
+        <w:rPr>
+          <w:rFonts w:ascii="Arial" w:hAnsi="Arial" w:eastAsia="Arial"/>
+          <w:i w:val="0"/>
+          <w:color w:val="000000"/>
+          <w:sz w:val="18"/>
+        </w:rPr>
+        <w:t xml:space="preserve"> expression and cryptic </w:t>
+      </w:r>
+      <w:r>
+        <w:rPr>
+          <w:rFonts w:ascii="Arial" w:hAnsi="Arial" w:eastAsia="Arial"/>
+          <w:i/>
+          <w:color w:val="000000"/>
+          <w:sz w:val="18"/>
+        </w:rPr>
+        <w:t>STMN2</w:t>
+      </w:r>
+      <w:r>
+        <w:rPr>
+          <w:rFonts w:ascii="Arial" w:hAnsi="Arial" w:eastAsia="Arial"/>
+          <w:i w:val="0"/>
+          <w:color w:val="000000"/>
+          <w:sz w:val="18"/>
+        </w:rPr>
+        <w:t xml:space="preserve"> PSI, respectively. Black dots mark q &lt; 0.05 across the stated correction family. The heatmaps use the same colour scale; exact coefficients and q values for all tested genes are in Supplementary Table S9. Total </w:t>
+      </w:r>
+      <w:r>
+        <w:rPr>
+          <w:rFonts w:ascii="Arial" w:hAnsi="Arial" w:eastAsia="Arial"/>
+          <w:i/>
+          <w:color w:val="000000"/>
+          <w:sz w:val="18"/>
+        </w:rPr>
+        <w:t>STMN2</w:t>
+      </w:r>
+      <w:r>
+        <w:rPr>
+          <w:rFonts w:ascii="Arial" w:hAnsi="Arial" w:eastAsia="Arial"/>
+          <w:i w:val="0"/>
+          <w:color w:val="000000"/>
+          <w:sz w:val="18"/>
+        </w:rPr>
+        <w:t xml:space="preserve"> expression also tracks neuronal content, whereas cryptic junction PSI more directly reflects TDP-43-dependent RNA processing.</w:t>
       </w:r>
     </w:p>
     <w:sectPr>

--- a/supplementary/SUPPLEMENTARY_MATERIAL.docx
+++ b/supplementary/SUPPLEMENTARY_MATERIAL.docx
@@ -230,7 +230,17 @@
           <w:color w:val="000000"/>
           <w:sz w:val="19"/>
         </w:rPr>
-        <w:t xml:space="preserve"> Laboratory source data: raw Ct and relative expression from four technical RT-qPCR measurements per group, Fura-2 amplitudes from three wells per group on one culture plate, WST-1 values from four wells of one experiment, primers and thermal profile. All laboratory summaries are descriptive.</w:t>
+        <w:t xml:space="preserve"> Laboratory source data: raw Ct and relative expression for four biological RT-qPCR replicates per group, Fura-2 amplitudes from three wells per group on one plate, WST-1 values from four wells of one experiment, primers and thermal profile. RT-qPCR includes Holm-adjusted ΔCt tests; Fura-2 and WST-1 are descriptive.</w:t>
+      </w:r>
+      <w:r>
+        <w:rPr>
+          <w:rFonts w:ascii="Arial" w:hAnsi="Arial" w:eastAsia="Arial"/>
+          <w:b w:val="0"/>
+          <w:i w:val="0"/>
+          <w:color w:val="000000"/>
+          <w:sz w:val="19"/>
+        </w:rPr>
+        <w:t xml:space="preserve"/>
       </w:r>
       <w:r>
         <w:rPr>

--- a/supplementary/SUPPLEMENTARY_MATERIAL.docx
+++ b/supplementary/SUPPLEMENTARY_MATERIAL.docx
@@ -34,7 +34,7 @@
           <w:color w:val="000000"/>
           <w:sz w:val="28"/>
         </w:rPr>
-        <w:t>TDP-43 knockdown is associated with a lower Ca²⁺-readdition response and altered calcium-regulatory RNA profiles in SH-SY5Y cells</w:t>
+        <w:t xml:space="preserve">Calcium-regulatory RNA candidates after TDP-43 knockdown in SH-SY5Y cells: reanalysis of public RNA-seq data and a single-plate Ca²⁺-readdition observation</w:t>
       </w:r>
     </w:p>
     <w:p>
@@ -139,9 +139,24 @@
         <w:ind w:left="1512" w:right="1512"/>
       </w:pPr>
       <w:r>
+        <w:rPr>
+          <w:rFonts w:ascii="Arial" w:hAnsi="Arial" w:eastAsia="Arial"/>
+          <w:b/>
+          <w:i w:val="0"/>
+          <w:color w:val="000000"/>
+          <w:sz w:val="20"/>
+        </w:rPr>
         <w:t>Supplementary results</w:t>
+      </w:r>
+      <w:r>
+        <w:rPr>
+          <w:rFonts w:ascii="Arial" w:hAnsi="Arial" w:eastAsia="Arial"/>
+          <w:i w:val="0"/>
+          <w:color w:val="000000"/>
+          <w:sz w:val="20"/>
+        </w:rPr>
         <w:tab/>
-        <w:t>1–4</w:t>
+        <w:t>1–6</w:t>
       </w:r>
     </w:p>
     <w:p>
@@ -170,7 +185,7 @@
           <w:sz w:val="20"/>
         </w:rPr>
         <w:tab/>
-        <w:t>S1–S8</w:t>
+        <w:t xml:space="preserve">S1–S9</w:t>
       </w:r>
     </w:p>
     <w:p>
@@ -402,7 +417,7 @@
           <w:color w:val="000000"/>
           <w:sz w:val="19"/>
         </w:rPr>
-        <w:t>High-confidence unannotated splicing changes in every comparison, including the independently produced mapping-quality-filtered SH-SY5Y junction set.</w:t>
+        <w:t xml:space="preserve">Stringent-filter unannotated splicing candidates in every comparison, including the mapping-quality-filtered SH-SY5Y junction set produced with a different extractor.</w:t>
       </w:r>
     </w:p>
     <w:p>
@@ -900,6 +915,48 @@
       </w:pPr>
       <w:r>
         <w:rPr>
+          <w:b/>
+          <w:rFonts w:ascii="Arial" w:hAnsi="Arial" w:eastAsia="Arial"/>
+          <w:color w:val="000000"/>
+          <w:sz w:val="19"/>
+        </w:rPr>
+        <w:t xml:space="preserve">S16b.</w:t>
+      </w:r>
+      <w:r>
+        <w:rPr>
+          <w:rFonts w:ascii="Arial" w:hAnsi="Arial" w:eastAsia="Arial"/>
+          <w:color w:val="000000"/>
+          <w:sz w:val="19"/>
+        </w:rPr>
+        <w:t xml:space="preserve"> Donor-level re-analysis of multiple sclerosis: sample- and donor-level Cliff’s δ for </w:t>
+      </w:r>
+      <w:r>
+        <w:rPr>
+          <w:i/>
+          <w:rFonts w:ascii="Arial" w:hAnsi="Arial" w:eastAsia="Arial"/>
+          <w:color w:val="000000"/>
+          <w:sz w:val="19"/>
+        </w:rPr>
+        <w:t xml:space="preserve">TRPC1</w:t>
+      </w:r>
+      <w:r>
+        <w:rPr>
+          <w:rFonts w:ascii="Arial" w:hAnsi="Arial" w:eastAsia="Arial"/>
+          <w:color w:val="000000"/>
+          <w:sz w:val="19"/>
+        </w:rPr>
+        <w:t xml:space="preserve"> and the myelin markers in normal-appearing white matter, and for the marker-adjusted comparison.</w:t>
+      </w:r>
+    </w:p>
+    <w:p>
+      <w:pPr>
+        <w:keepLines/>
+        <w:spacing w:after="60"/>
+        <w:ind w:left="403" w:hanging="403"/>
+        <w:jc w:val="both"/>
+      </w:pPr>
+      <w:r>
+        <w:rPr>
           <w:rFonts w:ascii="Arial" w:hAnsi="Arial" w:eastAsia="Arial"/>
           <w:b/>
           <w:i w:val="0"/>
@@ -1462,135 +1519,271 @@
         <w:pStyle w:val="Heading1"/>
       </w:pPr>
       <w:r>
-        <w:t>Supplementary Results 3. Polyadenylation screen in the two mouse lines</w:t>
+        <w:t xml:space="preserve">Supplementary Results 3. Coverage-based polyadenylation screen: details</w:t>
       </w:r>
     </w:p>
     <w:p>
       <w:r>
         <w:rPr>
-          <w:i w:val="0"/>
+          <w:b/>
         </w:rPr>
-        <w:t xml:space="preserve">The coverage-based polyadenylation screen of Methods 2.7 gave 74 qualifying units in C2C12 and 131 in NSC34. Neither line has a positive control for this assay, because the </w:t>
+        <w:t xml:space="preserve">SH-SY5Y positive control.</w:t>
+      </w:r>
+      <w:r>
+        <w:rPr/>
+        <w:t xml:space="preserve"> Excluding CIGAR reference skips matters for the </w:t>
       </w:r>
       <w:r>
         <w:rPr>
           <w:i/>
         </w:rPr>
-        <w:t>STMN2</w:t>
-      </w:r>
-      <w:r>
-        <w:rPr>
-          <w:i w:val="0"/>
-        </w:rPr>
-        <w:t xml:space="preserve"> cryptic polyadenylation site is absent from the mouse gene (Melamed et al., 2019), so the </w:t>
+        <w:t xml:space="preserve">STMN2</w:t>
+      </w:r>
+      <w:r>
+        <w:rPr/>
+        <w:t xml:space="preserve"> positive control: including them would have changed the </w:t>
       </w:r>
       <w:r>
         <w:rPr>
           <w:i/>
         </w:rPr>
-        <w:t>Stmn2</w:t>
-      </w:r>
-      <w:r>
-        <w:rPr>
-          <w:i w:val="0"/>
-        </w:rPr>
-        <w:t xml:space="preserve"> units cannot serve as one.</w:t>
-      </w:r>
-    </w:p>
-    <w:p>
-      <w:r>
-        <w:rPr>
-          <w:i w:val="0"/>
-        </w:rPr>
-        <w:t xml:space="preserve">No SOCE-machinery unit exceeded |Δ| = 0.30 in either mouse line. The largest estimates, </w:t>
+        <w:t xml:space="preserve">STMN2</w:t>
+      </w:r>
+      <w:r>
+        <w:rPr/>
+        <w:t xml:space="preserve"> intron 2 index difference from +0.145 to +0.489. With skips excluded, the </w:t>
       </w:r>
       <w:r>
         <w:rPr>
           <w:i/>
         </w:rPr>
-        <w:t>Atp2a2</w:t>
-      </w:r>
-      <w:r>
-        <w:rPr>
-          <w:i w:val="0"/>
-        </w:rPr>
-        <w:t xml:space="preserve"> intron 6 (+0.285) and </w:t>
+        <w:t xml:space="preserve">STMN2</w:t>
+      </w:r>
+      <w:r>
+        <w:rPr/>
+        <w:t xml:space="preserve"> intronic index shifted only moderately in the primary SH-SY5Y model, by +0.145 over all six libraries (bootstrap 95% CI +0.085 to +0.205). </w:t>
       </w:r>
       <w:r>
         <w:rPr>
           <w:i/>
         </w:rPr>
-        <w:t>Trpc1</w:t>
-      </w:r>
+        <w:t xml:space="preserve">STMN2</w:t>
+      </w:r>
+      <w:r>
+        <w:rPr/>
+        <w:t xml:space="preserve"> falls outside the depth-filtered summary table because one control library has a summed two-window depth of 2.97, just below the pre-specified threshold of 3; one knockdown library has zero measured coverage in the 3′ window, which by the definition of the index contributes a value of 1.0 rather than missing data, and excluding that library gives +0.121 (+0.068 to +0.173) (Supplementary Figure S6B).</w:t>
+      </w:r>
+    </w:p>
+    <w:p>
       <w:r>
         <w:rPr>
-          <w:i w:val="0"/>
+          <w:b/>
         </w:rPr>
-        <w:t xml:space="preserve"> intron 7 (+0.260) in C2C12, had intervals including zero and were not reproduced in NSC34. Units labelled intron 5 had positive gradients at the human </w:t>
+        <w:t xml:space="preserve">SH-SY5Y units outside the SOCE-associated set.</w:t>
+      </w:r>
+      <w:r>
+        <w:rPr/>
+        <w:t xml:space="preserve"> Three terminal-exon units of the Ca²⁺ panel outside the nineteen-gene SOCE-associated set excluded zero: </w:t>
       </w:r>
       <w:r>
         <w:rPr>
           <w:i/>
         </w:rPr>
-        <w:t>SARAF</w:t>
-      </w:r>
-      <w:r>
-        <w:rPr>
-          <w:i w:val="0"/>
-        </w:rPr>
-        <w:t xml:space="preserve"> locus in iPSC-derived motor neurons (+0.097) and the mouse </w:t>
+        <w:t xml:space="preserve">ITPR3</w:t>
+      </w:r>
+      <w:r>
+        <w:rPr/>
+        <w:t xml:space="preserve"> (−0.152), </w:t>
       </w:r>
       <w:r>
         <w:rPr>
           <w:i/>
         </w:rPr>
-        <w:t>Saraf</w:t>
-      </w:r>
-      <w:r>
-        <w:rPr>
-          <w:i w:val="0"/>
-        </w:rPr>
-        <w:t xml:space="preserve"> locus in NSC34 (+0.204); the human SH-SY5Y estimate was 0.000 (interval −0.264 to +0.241). Because human and mouse units were matched by ordinal number rather than sequence alignment, these are gene-level candidates, not confirmed recurrence of the same event. The NSC34 interval is wide and a coverage gradient does not localise a poly(A) site (Supplementary Table S11).</w:t>
+        <w:t xml:space="preserve">MICU3</w:t>
+      </w:r>
+      <w:r>
+        <w:rPr/>
+        <w:t xml:space="preserve"> (+0.097) and </w:t>
       </w:r>
       <w:r>
         <w:rPr>
           <w:i/>
         </w:rPr>
-        <w:t/>
+        <w:t xml:space="preserve">ITPR1</w:t>
       </w:r>
       <w:r>
         <w:rPr/>
-        <w:t xml:space="preserve"/>
+        <w:t xml:space="preserve"> (−0.055). Larger shifts occur in the cryptic positive controls analysed alongside the panel, the </w:t>
       </w:r>
       <w:r>
         <w:rPr>
           <w:i/>
         </w:rPr>
-        <w:t/>
+        <w:t xml:space="preserve">UNC13A</w:t>
       </w:r>
       <w:r>
         <w:rPr/>
-        <w:t xml:space="preserve"/>
+        <w:t xml:space="preserve"> intron 2 unit most of all (−0.267), which is how the assay is expected to behave in this model. Because the positive control responded only moderately, absence of a signal is not evidence that a gene is spared.</w:t>
+      </w:r>
+    </w:p>
+    <w:p>
+      <w:r>
+        <w:rPr>
+          <w:b/>
+        </w:rPr>
+        <w:t xml:space="preserve">iPSC-derived motor neurons.</w:t>
+      </w:r>
+      <w:r>
+        <w:rPr/>
+        <w:t xml:space="preserve"> Here 59 units in 29 genes passed the depth filter. The </w:t>
       </w:r>
       <w:r>
         <w:rPr>
           <w:i/>
         </w:rPr>
-        <w:t/>
+        <w:t xml:space="preserve">STMN2</w:t>
       </w:r>
       <w:r>
         <w:rPr/>
-        <w:t xml:space="preserve"/>
+        <w:t xml:space="preserve"> intron 2 index, which contains cryptic exon 2a, rose from 0.570 in controls to 0.819 in knockdown (Δ = +0.249, interval +0.208 to +0.290). The largest shifts among genes of the SOCE-associated set were </w:t>
       </w:r>
       <w:r>
         <w:rPr>
           <w:i/>
         </w:rPr>
-        <w:t/>
+        <w:t xml:space="preserve">ATP2A2</w:t>
       </w:r>
       <w:r>
         <w:rPr/>
-        <w:t xml:space="preserve"/>
+        <w:t xml:space="preserve"> intron 3 (−0.164) and, below 0.10, </w:t>
+      </w:r>
+      <w:r>
+        <w:rPr>
+          <w:i/>
+        </w:rPr>
+        <w:t xml:space="preserve">SARAF</w:t>
+      </w:r>
+      <w:r>
+        <w:rPr/>
+        <w:t xml:space="preserve"> intron 5 (+0.097), </w:t>
+      </w:r>
+      <w:r>
+        <w:rPr>
+          <w:i/>
+        </w:rPr>
+        <w:t xml:space="preserve">TRPC1</w:t>
+      </w:r>
+      <w:r>
+        <w:rPr/>
+        <w:t xml:space="preserve"> intron 1 (+0.083) and the </w:t>
+      </w:r>
+      <w:r>
+        <w:rPr>
+          <w:i/>
+        </w:rPr>
+        <w:t xml:space="preserve">STIM2</w:t>
+      </w:r>
+      <w:r>
+        <w:rPr/>
+        <w:t xml:space="preserve"> terminal exon (−0.074). The SH-SY5Y </w:t>
+      </w:r>
+      <w:r>
+        <w:rPr>
+          <w:i/>
+        </w:rPr>
+        <w:t xml:space="preserve">STIM1</w:t>
+      </w:r>
+      <w:r>
+        <w:rPr/>
+        <w:t xml:space="preserve"> intron 17 unit did not reach the depth filter here (</w:t>
+      </w:r>
+      <w:r>
+        <w:rPr>
+          <w:i/>
+        </w:rPr>
+        <w:t xml:space="preserve">STIM2</w:t>
+      </w:r>
+      <w:r>
+        <w:rPr/>
+        <w:t xml:space="preserve"> intron 13 gave −0.024, interval spanning zero). With n = 2 per group the enumerated bootstrap has sixteen draws and its intervals are coarse, so the point estimates carry the information.</w:t>
+      </w:r>
+    </w:p>
+    <w:p>
+      <w:r>
+        <w:rPr>
+          <w:b/>
+        </w:rPr>
+        <w:t xml:space="preserve">Mouse lines.</w:t>
+      </w:r>
+      <w:r>
+        <w:rPr/>
+        <w:t xml:space="preserve"> The coverage-based polyadenylation screen of Methods 2.7 gave 74 qualifying units in C2C12 and 131 in NSC34. Neither line has a positive control for this assay, because the </w:t>
+      </w:r>
+      <w:r>
+        <w:rPr>
+          <w:i/>
+        </w:rPr>
+        <w:t xml:space="preserve">STMN2</w:t>
+      </w:r>
+      <w:r>
+        <w:rPr/>
+        <w:t xml:space="preserve"> cryptic polyadenylation site is absent from the mouse gene (Melamed et al., 2019), so the </w:t>
+      </w:r>
+      <w:r>
+        <w:rPr>
+          <w:i/>
+        </w:rPr>
+        <w:t xml:space="preserve">Stmn2</w:t>
+      </w:r>
+      <w:r>
+        <w:rPr/>
+        <w:t xml:space="preserve"> units cannot serve as one.</w:t>
+      </w:r>
+    </w:p>
+    <w:p>
+      <w:r>
+        <w:rPr/>
+        <w:t xml:space="preserve">No unit of the SOCE-associated set exceeded |Δ| = 0.30 in either mouse line. The largest estimates, </w:t>
+      </w:r>
+      <w:r>
+        <w:rPr>
+          <w:i/>
+        </w:rPr>
+        <w:t xml:space="preserve">Atp2a2</w:t>
+      </w:r>
+      <w:r>
+        <w:rPr/>
+        <w:t xml:space="preserve"> intron 6 (+0.285) and </w:t>
+      </w:r>
+      <w:r>
+        <w:rPr>
+          <w:i/>
+        </w:rPr>
+        <w:t xml:space="preserve">Trpc1</w:t>
+      </w:r>
+      <w:r>
+        <w:rPr/>
+        <w:t xml:space="preserve"> intron 7 (+0.260) in C2C12, had intervals including zero and were not reproduced in NSC34. Units labelled intron 5 had positive gradients at the human </w:t>
+      </w:r>
+      <w:r>
+        <w:rPr>
+          <w:i/>
+        </w:rPr>
+        <w:t xml:space="preserve">SARAF</w:t>
+      </w:r>
+      <w:r>
+        <w:rPr/>
+        <w:t xml:space="preserve"> locus in iPSC-derived motor neurons (+0.097) and the mouse </w:t>
+      </w:r>
+      <w:r>
+        <w:rPr>
+          <w:i/>
+        </w:rPr>
+        <w:t xml:space="preserve">Saraf</w:t>
+      </w:r>
+      <w:r>
+        <w:rPr/>
+        <w:t xml:space="preserve"> locus in NSC34 (+0.204); the human SH-SY5Y estimate was 0.000 (interval −0.264 to +0.241). Because human and mouse units were matched by ordinal number rather than sequence alignment, these are gene-level candidates, not confirmed recurrence of the same event. The NSC34 interval is wide and a coverage gradient does not localise a poly(A) site (Supplementary Table S11).</w:t>
       </w:r>
     </w:p>
     <w:p>
@@ -1785,6 +1978,861 @@
           <w:i w:val="0"/>
         </w:rPr>
         <w:t xml:space="preserve"> still falling. All values are in Supplementary Table S16 and the donor-level re-analysis in Supplementary Table S16b.</w:t>
+      </w:r>
+    </w:p>
+    <w:p>
+      <w:pPr>
+        <w:pStyle w:val="Heading1"/>
+      </w:pPr>
+      <w:r>
+        <w:t xml:space="preserve">Supplementary Results 5. Surrogate-variable sensitivity analysis (svaseq)</w:t>
+      </w:r>
+    </w:p>
+    <w:p>
+      <w:r>
+        <w:rPr/>
+        <w:t xml:space="preserve">DESeq2 (v1.42.1) was refitted on the gene-level counts of the primary SH-SY5Y comparison (three control and three 75 ng/mL libraries; genes with at least 10 counts across the six libraries) with a design that included the two surrogate variables estimated by svaseq (sva v3.50.0) in addition to the group term (code/svaseq_sensitivity.R). Two surrogate variables reduced the residual degrees of freedom from four to two. Of the 14,012 genes with adjusted p values in both models, 1,694 met both differential-expression thresholds (q &lt; 0.05 and |log2 fold change| ≥ 1) in the original model and 1,067 in the adjusted model; 850 met both in both models and all 850 kept their direction. The median absolute difference in log2 fold change was 0.20. Values for the genes named in the main text follow; the full comparison is in source_data/svaseq_sensitivity_SHSY5Y.csv.</w:t>
+      </w:r>
+    </w:p>
+    <w:tbl>
+      <w:tblPr>
+        <w:tblStyle w:val="TableGrid"/>
+        <w:tblW w:type="auto" w:w="0"/>
+        <w:tblLook w:firstColumn="1" w:firstRow="1" w:lastColumn="0" w:lastRow="0" w:noHBand="0" w:noVBand="1" w:val="04A0"/>
+      </w:tblPr>
+      <w:tblGrid>
+        <w:gridCol w:w="1932"/>
+        <w:gridCol w:w="1932"/>
+        <w:gridCol w:w="1932"/>
+        <w:gridCol w:w="1932"/>
+        <w:gridCol w:w="1932"/>
+      </w:tblGrid>
+      <w:tr>
+        <w:tc>
+          <w:tcPr>
+            <w:tcW w:type="dxa" w:w="1932"/>
+          </w:tcPr>
+          <w:p>
+            <w:r/>
+            <w:r>
+              <w:rPr>
+                <w:b/>
+                <w:sz w:val="17"/>
+              </w:rPr>
+              <w:t>Gene</w:t>
+            </w:r>
+          </w:p>
+        </w:tc>
+        <w:tc>
+          <w:tcPr>
+            <w:tcW w:type="dxa" w:w="1932"/>
+          </w:tcPr>
+          <w:p>
+            <w:r/>
+            <w:r>
+              <w:rPr>
+                <w:b/>
+                <w:sz w:val="17"/>
+              </w:rPr>
+              <w:t>log2FC, original model</w:t>
+            </w:r>
+          </w:p>
+        </w:tc>
+        <w:tc>
+          <w:tcPr>
+            <w:tcW w:type="dxa" w:w="1932"/>
+          </w:tcPr>
+          <w:p>
+            <w:r/>
+            <w:r>
+              <w:rPr>
+                <w:b/>
+                <w:sz w:val="17"/>
+              </w:rPr>
+              <w:t>q, original model</w:t>
+            </w:r>
+          </w:p>
+        </w:tc>
+        <w:tc>
+          <w:tcPr>
+            <w:tcW w:type="dxa" w:w="1932"/>
+          </w:tcPr>
+          <w:p>
+            <w:r/>
+            <w:r>
+              <w:rPr>
+                <w:b/>
+                <w:sz w:val="17"/>
+              </w:rPr>
+              <w:t>log2FC, with two surrogate variables</w:t>
+            </w:r>
+          </w:p>
+        </w:tc>
+        <w:tc>
+          <w:tcPr>
+            <w:tcW w:type="dxa" w:w="1932"/>
+          </w:tcPr>
+          <w:p>
+            <w:r/>
+            <w:r>
+              <w:rPr>
+                <w:b/>
+                <w:sz w:val="17"/>
+              </w:rPr>
+              <w:t>q, with two surrogate variables</w:t>
+            </w:r>
+          </w:p>
+        </w:tc>
+      </w:tr>
+      <w:tr>
+        <w:tc>
+          <w:tcPr>
+            <w:tcW w:type="dxa" w:w="1932"/>
+          </w:tcPr>
+          <w:p>
+            <w:r/>
+            <w:r>
+              <w:rPr>
+                <w:i/>
+                <w:sz w:val="17"/>
+              </w:rPr>
+              <w:t>STIM1</w:t>
+            </w:r>
+          </w:p>
+        </w:tc>
+        <w:tc>
+          <w:tcPr>
+            <w:tcW w:type="dxa" w:w="1932"/>
+          </w:tcPr>
+          <w:p>
+            <w:r/>
+            <w:r>
+              <w:rPr>
+                <w:i w:val="0"/>
+                <w:sz w:val="17"/>
+              </w:rPr>
+              <w:t>+0.93</w:t>
+            </w:r>
+          </w:p>
+        </w:tc>
+        <w:tc>
+          <w:tcPr>
+            <w:tcW w:type="dxa" w:w="1932"/>
+          </w:tcPr>
+          <w:p>
+            <w:r/>
+            <w:r>
+              <w:rPr>
+                <w:i w:val="0"/>
+                <w:sz w:val="17"/>
+              </w:rPr>
+              <w:t>4.3 × 10⁻⁴⁷</w:t>
+            </w:r>
+          </w:p>
+        </w:tc>
+        <w:tc>
+          <w:tcPr>
+            <w:tcW w:type="dxa" w:w="1932"/>
+          </w:tcPr>
+          <w:p>
+            <w:r/>
+            <w:r>
+              <w:rPr>
+                <w:i w:val="0"/>
+                <w:sz w:val="17"/>
+              </w:rPr>
+              <w:t>+0.90</w:t>
+            </w:r>
+          </w:p>
+        </w:tc>
+        <w:tc>
+          <w:tcPr>
+            <w:tcW w:type="dxa" w:w="1932"/>
+          </w:tcPr>
+          <w:p>
+            <w:r/>
+            <w:r>
+              <w:rPr>
+                <w:i w:val="0"/>
+                <w:sz w:val="17"/>
+              </w:rPr>
+              <w:t>3.1 × 10⁻⁴</w:t>
+            </w:r>
+          </w:p>
+        </w:tc>
+      </w:tr>
+      <w:tr>
+        <w:tc>
+          <w:tcPr>
+            <w:tcW w:type="dxa" w:w="1932"/>
+          </w:tcPr>
+          <w:p>
+            <w:r/>
+            <w:r>
+              <w:rPr>
+                <w:i/>
+                <w:sz w:val="17"/>
+              </w:rPr>
+              <w:t>TRPC1</w:t>
+            </w:r>
+          </w:p>
+        </w:tc>
+        <w:tc>
+          <w:tcPr>
+            <w:tcW w:type="dxa" w:w="1932"/>
+          </w:tcPr>
+          <w:p>
+            <w:r/>
+            <w:r>
+              <w:rPr>
+                <w:i w:val="0"/>
+                <w:sz w:val="17"/>
+              </w:rPr>
+              <w:t>+0.96</w:t>
+            </w:r>
+          </w:p>
+        </w:tc>
+        <w:tc>
+          <w:tcPr>
+            <w:tcW w:type="dxa" w:w="1932"/>
+          </w:tcPr>
+          <w:p>
+            <w:r/>
+            <w:r>
+              <w:rPr>
+                <w:i w:val="0"/>
+                <w:sz w:val="17"/>
+              </w:rPr>
+              <w:t>1.3 × 10⁻¹²</w:t>
+            </w:r>
+          </w:p>
+        </w:tc>
+        <w:tc>
+          <w:tcPr>
+            <w:tcW w:type="dxa" w:w="1932"/>
+          </w:tcPr>
+          <w:p>
+            <w:r/>
+            <w:r>
+              <w:rPr>
+                <w:i w:val="0"/>
+                <w:sz w:val="17"/>
+              </w:rPr>
+              <w:t>+1.32</w:t>
+            </w:r>
+          </w:p>
+        </w:tc>
+        <w:tc>
+          <w:tcPr>
+            <w:tcW w:type="dxa" w:w="1932"/>
+          </w:tcPr>
+          <w:p>
+            <w:r/>
+            <w:r>
+              <w:rPr>
+                <w:i w:val="0"/>
+                <w:sz w:val="17"/>
+              </w:rPr>
+              <w:t>0.030</w:t>
+            </w:r>
+          </w:p>
+        </w:tc>
+      </w:tr>
+      <w:tr>
+        <w:tc>
+          <w:tcPr>
+            <w:tcW w:type="dxa" w:w="1932"/>
+          </w:tcPr>
+          <w:p>
+            <w:r/>
+            <w:r>
+              <w:rPr>
+                <w:i/>
+                <w:sz w:val="17"/>
+              </w:rPr>
+              <w:t>ORAI3</w:t>
+            </w:r>
+          </w:p>
+        </w:tc>
+        <w:tc>
+          <w:tcPr>
+            <w:tcW w:type="dxa" w:w="1932"/>
+          </w:tcPr>
+          <w:p>
+            <w:r/>
+            <w:r>
+              <w:rPr>
+                <w:i w:val="0"/>
+                <w:sz w:val="17"/>
+              </w:rPr>
+              <w:t>+2.06</w:t>
+            </w:r>
+          </w:p>
+        </w:tc>
+        <w:tc>
+          <w:tcPr>
+            <w:tcW w:type="dxa" w:w="1932"/>
+          </w:tcPr>
+          <w:p>
+            <w:r/>
+            <w:r>
+              <w:rPr>
+                <w:i w:val="0"/>
+                <w:sz w:val="17"/>
+              </w:rPr>
+              <w:t>2.3 × 10⁻⁶⁴</w:t>
+            </w:r>
+          </w:p>
+        </w:tc>
+        <w:tc>
+          <w:tcPr>
+            <w:tcW w:type="dxa" w:w="1932"/>
+          </w:tcPr>
+          <w:p>
+            <w:r/>
+            <w:r>
+              <w:rPr>
+                <w:i w:val="0"/>
+                <w:sz w:val="17"/>
+              </w:rPr>
+              <w:t>+2.11</w:t>
+            </w:r>
+          </w:p>
+        </w:tc>
+        <w:tc>
+          <w:tcPr>
+            <w:tcW w:type="dxa" w:w="1932"/>
+          </w:tcPr>
+          <w:p>
+            <w:r/>
+            <w:r>
+              <w:rPr>
+                <w:i w:val="0"/>
+                <w:sz w:val="17"/>
+              </w:rPr>
+              <w:t>3.8 × 10⁻⁵</w:t>
+            </w:r>
+          </w:p>
+        </w:tc>
+      </w:tr>
+      <w:tr>
+        <w:tc>
+          <w:tcPr>
+            <w:tcW w:type="dxa" w:w="1932"/>
+          </w:tcPr>
+          <w:p>
+            <w:r/>
+            <w:r>
+              <w:rPr>
+                <w:i/>
+                <w:sz w:val="17"/>
+              </w:rPr>
+              <w:t>SARAF</w:t>
+            </w:r>
+          </w:p>
+        </w:tc>
+        <w:tc>
+          <w:tcPr>
+            <w:tcW w:type="dxa" w:w="1932"/>
+          </w:tcPr>
+          <w:p>
+            <w:r/>
+            <w:r>
+              <w:rPr>
+                <w:i w:val="0"/>
+                <w:sz w:val="17"/>
+              </w:rPr>
+              <w:t>+0.55</w:t>
+            </w:r>
+          </w:p>
+        </w:tc>
+        <w:tc>
+          <w:tcPr>
+            <w:tcW w:type="dxa" w:w="1932"/>
+          </w:tcPr>
+          <w:p>
+            <w:r/>
+            <w:r>
+              <w:rPr>
+                <w:i w:val="0"/>
+                <w:sz w:val="17"/>
+              </w:rPr>
+              <w:t>5.8 × 10⁻³⁷</w:t>
+            </w:r>
+          </w:p>
+        </w:tc>
+        <w:tc>
+          <w:tcPr>
+            <w:tcW w:type="dxa" w:w="1932"/>
+          </w:tcPr>
+          <w:p>
+            <w:r/>
+            <w:r>
+              <w:rPr>
+                <w:i w:val="0"/>
+                <w:sz w:val="17"/>
+              </w:rPr>
+              <w:t>+0.50</w:t>
+            </w:r>
+          </w:p>
+        </w:tc>
+        <w:tc>
+          <w:tcPr>
+            <w:tcW w:type="dxa" w:w="1932"/>
+          </w:tcPr>
+          <w:p>
+            <w:r/>
+            <w:r>
+              <w:rPr>
+                <w:i w:val="0"/>
+                <w:sz w:val="17"/>
+              </w:rPr>
+              <w:t>5.8 × 10⁻⁴</w:t>
+            </w:r>
+          </w:p>
+        </w:tc>
+      </w:tr>
+      <w:tr>
+        <w:tc>
+          <w:tcPr>
+            <w:tcW w:type="dxa" w:w="1932"/>
+          </w:tcPr>
+          <w:p>
+            <w:r/>
+            <w:r>
+              <w:rPr>
+                <w:i/>
+                <w:sz w:val="17"/>
+              </w:rPr>
+              <w:t>CBARP</w:t>
+            </w:r>
+          </w:p>
+        </w:tc>
+        <w:tc>
+          <w:tcPr>
+            <w:tcW w:type="dxa" w:w="1932"/>
+          </w:tcPr>
+          <w:p>
+            <w:r/>
+            <w:r>
+              <w:rPr>
+                <w:i w:val="0"/>
+                <w:sz w:val="17"/>
+              </w:rPr>
+              <w:t>−1.25</w:t>
+            </w:r>
+          </w:p>
+        </w:tc>
+        <w:tc>
+          <w:tcPr>
+            <w:tcW w:type="dxa" w:w="1932"/>
+          </w:tcPr>
+          <w:p>
+            <w:r/>
+            <w:r>
+              <w:rPr>
+                <w:i w:val="0"/>
+                <w:sz w:val="17"/>
+              </w:rPr>
+              <w:t>3.0 × 10⁻²⁵</w:t>
+            </w:r>
+          </w:p>
+        </w:tc>
+        <w:tc>
+          <w:tcPr>
+            <w:tcW w:type="dxa" w:w="1932"/>
+          </w:tcPr>
+          <w:p>
+            <w:r/>
+            <w:r>
+              <w:rPr>
+                <w:i w:val="0"/>
+                <w:sz w:val="17"/>
+              </w:rPr>
+              <w:t>−1.34</w:t>
+            </w:r>
+          </w:p>
+        </w:tc>
+        <w:tc>
+          <w:tcPr>
+            <w:tcW w:type="dxa" w:w="1932"/>
+          </w:tcPr>
+          <w:p>
+            <w:r/>
+            <w:r>
+              <w:rPr>
+                <w:i w:val="0"/>
+                <w:sz w:val="17"/>
+              </w:rPr>
+              <w:t>0.016</w:t>
+            </w:r>
+          </w:p>
+        </w:tc>
+      </w:tr>
+      <w:tr>
+        <w:tc>
+          <w:tcPr>
+            <w:tcW w:type="dxa" w:w="1932"/>
+          </w:tcPr>
+          <w:p>
+            <w:r/>
+            <w:r>
+              <w:rPr>
+                <w:i/>
+                <w:sz w:val="17"/>
+              </w:rPr>
+              <w:t>ORAI1</w:t>
+            </w:r>
+          </w:p>
+        </w:tc>
+        <w:tc>
+          <w:tcPr>
+            <w:tcW w:type="dxa" w:w="1932"/>
+          </w:tcPr>
+          <w:p>
+            <w:r/>
+            <w:r>
+              <w:rPr>
+                <w:i w:val="0"/>
+                <w:sz w:val="17"/>
+              </w:rPr>
+              <w:t>+0.43</w:t>
+            </w:r>
+          </w:p>
+        </w:tc>
+        <w:tc>
+          <w:tcPr>
+            <w:tcW w:type="dxa" w:w="1932"/>
+          </w:tcPr>
+          <w:p>
+            <w:r/>
+            <w:r>
+              <w:rPr>
+                <w:i w:val="0"/>
+                <w:sz w:val="17"/>
+              </w:rPr>
+              <w:t>2.5 × 10⁻⁴</w:t>
+            </w:r>
+          </w:p>
+        </w:tc>
+        <w:tc>
+          <w:tcPr>
+            <w:tcW w:type="dxa" w:w="1932"/>
+          </w:tcPr>
+          <w:p>
+            <w:r/>
+            <w:r>
+              <w:rPr>
+                <w:i w:val="0"/>
+                <w:sz w:val="17"/>
+              </w:rPr>
+              <w:t>+0.16</w:t>
+            </w:r>
+          </w:p>
+        </w:tc>
+        <w:tc>
+          <w:tcPr>
+            <w:tcW w:type="dxa" w:w="1932"/>
+          </w:tcPr>
+          <w:p>
+            <w:r/>
+            <w:r>
+              <w:rPr>
+                <w:i w:val="0"/>
+                <w:sz w:val="17"/>
+              </w:rPr>
+              <w:t>0.87</w:t>
+            </w:r>
+          </w:p>
+        </w:tc>
+      </w:tr>
+      <w:tr>
+        <w:tc>
+          <w:tcPr>
+            <w:tcW w:type="dxa" w:w="1932"/>
+          </w:tcPr>
+          <w:p>
+            <w:r/>
+            <w:r>
+              <w:rPr>
+                <w:i/>
+                <w:sz w:val="17"/>
+              </w:rPr>
+              <w:t>ATP2A3</w:t>
+            </w:r>
+          </w:p>
+        </w:tc>
+        <w:tc>
+          <w:tcPr>
+            <w:tcW w:type="dxa" w:w="1932"/>
+          </w:tcPr>
+          <w:p>
+            <w:r/>
+            <w:r>
+              <w:rPr>
+                <w:i w:val="0"/>
+                <w:sz w:val="17"/>
+              </w:rPr>
+              <w:t>+1.31</w:t>
+            </w:r>
+          </w:p>
+        </w:tc>
+        <w:tc>
+          <w:tcPr>
+            <w:tcW w:type="dxa" w:w="1932"/>
+          </w:tcPr>
+          <w:p>
+            <w:r/>
+            <w:r>
+              <w:rPr>
+                <w:i w:val="0"/>
+                <w:sz w:val="17"/>
+              </w:rPr>
+              <w:t>1.4 × 10⁻²⁹</w:t>
+            </w:r>
+          </w:p>
+        </w:tc>
+        <w:tc>
+          <w:tcPr>
+            <w:tcW w:type="dxa" w:w="1932"/>
+          </w:tcPr>
+          <w:p>
+            <w:r/>
+            <w:r>
+              <w:rPr>
+                <w:i w:val="0"/>
+                <w:sz w:val="17"/>
+              </w:rPr>
+              <w:t>+0.97</w:t>
+            </w:r>
+          </w:p>
+        </w:tc>
+        <w:tc>
+          <w:tcPr>
+            <w:tcW w:type="dxa" w:w="1932"/>
+          </w:tcPr>
+          <w:p>
+            <w:r/>
+            <w:r>
+              <w:rPr>
+                <w:i w:val="0"/>
+                <w:sz w:val="17"/>
+              </w:rPr>
+              <w:t>0.098</w:t>
+            </w:r>
+          </w:p>
+        </w:tc>
+      </w:tr>
+      <w:tr>
+        <w:tc>
+          <w:tcPr>
+            <w:tcW w:type="dxa" w:w="1932"/>
+          </w:tcPr>
+          <w:p>
+            <w:r/>
+            <w:r>
+              <w:rPr>
+                <w:i/>
+                <w:sz w:val="17"/>
+              </w:rPr>
+              <w:t>ATP2A2</w:t>
+            </w:r>
+          </w:p>
+        </w:tc>
+        <w:tc>
+          <w:tcPr>
+            <w:tcW w:type="dxa" w:w="1932"/>
+          </w:tcPr>
+          <w:p>
+            <w:r/>
+            <w:r>
+              <w:rPr>
+                <w:i w:val="0"/>
+                <w:sz w:val="17"/>
+              </w:rPr>
+              <w:t>−0.25</w:t>
+            </w:r>
+          </w:p>
+        </w:tc>
+        <w:tc>
+          <w:tcPr>
+            <w:tcW w:type="dxa" w:w="1932"/>
+          </w:tcPr>
+          <w:p>
+            <w:r/>
+            <w:r>
+              <w:rPr>
+                <w:i w:val="0"/>
+                <w:sz w:val="17"/>
+              </w:rPr>
+              <w:t>8.7 × 10⁻⁹</w:t>
+            </w:r>
+          </w:p>
+        </w:tc>
+        <w:tc>
+          <w:tcPr>
+            <w:tcW w:type="dxa" w:w="1932"/>
+          </w:tcPr>
+          <w:p>
+            <w:r/>
+            <w:r>
+              <w:rPr>
+                <w:i w:val="0"/>
+                <w:sz w:val="17"/>
+              </w:rPr>
+              <w:t>−0.23</w:t>
+            </w:r>
+          </w:p>
+        </w:tc>
+        <w:tc>
+          <w:tcPr>
+            <w:tcW w:type="dxa" w:w="1932"/>
+          </w:tcPr>
+          <w:p>
+            <w:r/>
+            <w:r>
+              <w:rPr>
+                <w:i w:val="0"/>
+                <w:sz w:val="17"/>
+              </w:rPr>
+              <w:t>0.12</w:t>
+            </w:r>
+          </w:p>
+        </w:tc>
+      </w:tr>
+      <w:tr>
+        <w:tc>
+          <w:tcPr>
+            <w:tcW w:type="dxa" w:w="1932"/>
+          </w:tcPr>
+          <w:p>
+            <w:r/>
+            <w:r>
+              <w:rPr>
+                <w:i/>
+                <w:sz w:val="17"/>
+              </w:rPr>
+              <w:t>STIM2</w:t>
+            </w:r>
+          </w:p>
+        </w:tc>
+        <w:tc>
+          <w:tcPr>
+            <w:tcW w:type="dxa" w:w="1932"/>
+          </w:tcPr>
+          <w:p>
+            <w:r/>
+            <w:r>
+              <w:rPr>
+                <w:i w:val="0"/>
+                <w:sz w:val="17"/>
+              </w:rPr>
+              <w:t>−0.53</w:t>
+            </w:r>
+          </w:p>
+        </w:tc>
+        <w:tc>
+          <w:tcPr>
+            <w:tcW w:type="dxa" w:w="1932"/>
+          </w:tcPr>
+          <w:p>
+            <w:r/>
+            <w:r>
+              <w:rPr>
+                <w:i w:val="0"/>
+                <w:sz w:val="17"/>
+              </w:rPr>
+              <w:t>1.8 × 10⁻⁷</w:t>
+            </w:r>
+          </w:p>
+        </w:tc>
+        <w:tc>
+          <w:tcPr>
+            <w:tcW w:type="dxa" w:w="1932"/>
+          </w:tcPr>
+          <w:p>
+            <w:r/>
+            <w:r>
+              <w:rPr>
+                <w:i w:val="0"/>
+                <w:sz w:val="17"/>
+              </w:rPr>
+              <w:t>−0.14</w:t>
+            </w:r>
+          </w:p>
+        </w:tc>
+        <w:tc>
+          <w:tcPr>
+            <w:tcW w:type="dxa" w:w="1932"/>
+          </w:tcPr>
+          <w:p>
+            <w:r/>
+            <w:r>
+              <w:rPr>
+                <w:i w:val="0"/>
+                <w:sz w:val="17"/>
+              </w:rPr>
+              <w:t>0.86</w:t>
+            </w:r>
+          </w:p>
+        </w:tc>
+      </w:tr>
+    </w:tbl>
+    <w:p>
+      <w:pPr>
+        <w:pStyle w:val="Heading1"/>
+      </w:pPr>
+      <w:r>
+        <w:t xml:space="preserve">Supplementary Results 6. </w:t>
+      </w:r>
+      <w:r>
+        <w:rPr>
+          <w:i/>
+        </w:rPr>
+        <w:t xml:space="preserve">STIM1</w:t>
+      </w:r>
+      <w:r>
+        <w:t xml:space="preserve"> isoform-level testing</w:t>
+      </w:r>
+    </w:p>
+    <w:p>
+      <w:r>
+        <w:rPr/>
+        <w:t xml:space="preserve">Two separate frameworks tested </w:t>
+      </w:r>
+      <w:r>
+        <w:rPr>
+          <w:i/>
+        </w:rPr>
+        <w:t xml:space="preserve">STIM1</w:t>
+      </w:r>
+      <w:r>
+        <w:rPr/>
+        <w:t xml:space="preserve"> at isoform level. In the DRIMSeq–stageR analysis, the DRIMSeq feature table contained nine </w:t>
+      </w:r>
+      <w:r>
+        <w:rPr>
+          <w:i/>
+        </w:rPr>
+        <w:t xml:space="preserve">STIM1</w:t>
+      </w:r>
+      <w:r>
+        <w:rPr/>
+        <w:t xml:space="preserve"> transcripts. Seven had DRIMSeq p values and entered the stageR confirmation stage, and all seven had a confirmation-stage adjusted p value of 1.0 (ENST00000300737.8, ENST00000526596.2, ENST00000532610.5, ENST00000698909.1, ENST00000698910.1, ENST00000698918.1 and ENST00000698919.1). The other two, ENST00000698912.1 and ENST00000698913.1, had missing DRIMSeq p values, were not eligible for stageR and were not evaluated (</w:t>
+      </w:r>
+      <w:r>
+        <w:rPr/>
+        <w:t xml:space="preserve">source_data/STIM1_transcript_test_eligibility.csv</w:t>
+      </w:r>
+      <w:r>
+        <w:rPr/>
+        <w:t xml:space="preserve">).</w:t>
+      </w:r>
+    </w:p>
+    <w:p>
+      <w:r>
+        <w:rPr/>
+        <w:t xml:space="preserve">In the separate IsoformSwitchAnalyzeR/DEXSeq analysis, ENST00000698912.1 and ENST00000698913.1 were the two isoforms with significant usage changes (q = 1.6 × 10⁻¹⁰ and 5.5 × 10⁻³⁸), with small changes in isoform fraction (dIF +0.037 and −0.032); neither is predicted to carry a premature termination codon. The two predicted PTC isoforms, ENST00000698919.1 and ENST00000698918.1, did not change (q = 0.33 and 0.77). The two frameworks are different statistical procedures and are not a single confirmation chain. Because the two isoforms with significant usage changes could not be evaluated by stageR, the stage-wise procedure neither confirms nor refutes them. No confirmed PTC-associated isoform switch was identified in this model, which does not exclude one in other cells.</w:t>
       </w:r>
     </w:p>
     <w:p>
@@ -1812,8 +2860,8 @@
       <w:r>
         <w:drawing>
           <wp:inline xmlns:a="http://schemas.openxmlformats.org/drawingml/2006/main" xmlns:pic="http://schemas.openxmlformats.org/drawingml/2006/picture">
-            <wp:extent cx="5897880" cy="4067503"/>
-            <wp:docPr id="1" name="Picture 1" title="Supplementary Figure S1" descr="Supplementary Figure S1. Detection power for splicing events. Simulated detection power for a three-versus-three design over observed coverage levels and true ΔPSI values from 0.05 to 0.30. The horizontal line marks 80% power and the vertical line marks |ΔPSI| = 0.10."/>
+            <wp:extent cx="5212080" cy="4372846"/>
+            <wp:docPr id="1" name="Picture 1" title="Supplementary Figure S1" descr="Line plot of simulated detection power against true delta PSI for four read depths, with the simulation assumptions printed below the plot."/>
             <wp:cNvGraphicFramePr>
               <a:graphicFrameLocks noChangeAspect="1"/>
             </wp:cNvGraphicFramePr>
@@ -1833,7 +2881,7 @@
                   <pic:spPr>
                     <a:xfrm>
                       <a:off x="0" y="0"/>
-                      <a:ext cx="5897880" cy="4067503"/>
+                      <a:ext cx="5212080" cy="4372846"/>
                     </a:xfrm>
                     <a:prstGeom prst="rect"/>
                   </pic:spPr>
@@ -1851,22 +2899,20 @@
       </w:pPr>
       <w:r>
         <w:rPr>
+          <w:b/>
           <w:rFonts w:ascii="Arial" w:hAnsi="Arial" w:eastAsia="Arial"/>
-          <w:b/>
-          <w:i w:val="0"/>
           <w:color w:val="000000"/>
           <w:sz w:val="18"/>
         </w:rPr>
-        <w:t xml:space="preserve">Supplementary Figure S1. </w:t>
+        <w:t xml:space="preserve">Supplementary Figure S1.</w:t>
       </w:r>
       <w:r>
         <w:rPr>
           <w:rFonts w:ascii="Arial" w:hAnsi="Arial" w:eastAsia="Arial"/>
-          <w:i w:val="0"/>
           <w:color w:val="000000"/>
           <w:sz w:val="18"/>
         </w:rPr>
-        <w:t>Detection power for splicing events. Simulated detection power for a three-versus-three design over observed coverage levels and true ΔPSI values from 0.05 to 0.30. The horizontal line marks 80% power and the vertical line marks |ΔPSI| = 0.10.</w:t>
+        <w:t xml:space="preserve"> Example detection-power simulation for a three-versus-three design. Simulated power to detect a difference in PSI between two groups of three replicates at fixed depths of 10, 20, 50 and 100 informative reads per sample and true ΔPSI values from 0.05 to 0.30. Replicate PSI was drawn from a normal distribution around 0.5 ± ΔPSI/2 (between-replicate standard deviation 0.05, limited to 0.01–0.99), reads were sampled binomially, and the groups were compared with a two-sample t test (equal variances) at nominal p &lt; 0.05 without multiple-testing correction; 2,000 simulations per point. The simulation does not apply the rMATS model, FDR correction or |ΔPSI| threshold, so it illustrates the dependence of power on read depth and is not an estimate of rMATS power. The horizontal line marks 80% power and the vertical line marks |ΔPSI| = 0.10. Values are in source_data/power_simulation_S1.csv.</w:t>
       </w:r>
     </w:p>
     <w:p>
@@ -1900,7 +2946,7 @@
         <w:drawing>
           <wp:inline xmlns:a="http://schemas.openxmlformats.org/drawingml/2006/main" xmlns:pic="http://schemas.openxmlformats.org/drawingml/2006/picture">
             <wp:extent cx="4754880" cy="5893372"/>
-            <wp:docPr id="2" name="Picture 2" title="Supplementary Figure S2" descr="Supplementary Figure S2. Replicate-level assessment of a TRPC1 skipped-exon call. (A) Individual PSI values with inclusion/skipping junction counts. (B) Bootstrap distribution of ΔPSI from 20,000 resamples; the 95% interval includes zero. (C) Leave-one-out estimates; removing one control replicate reverses the sign. The event is presented as an example of a conventional call that fails the additional robustness criteria."/>
+            <wp:docPr id="2" name="Picture 2" title="Supplementary Figure S2" descr="Replicate-level PSI, bootstrap distribution and leave-one-out estimates for a TRPC1 skipped-exon call."/>
             <wp:cNvGraphicFramePr>
               <a:graphicFrameLocks noChangeAspect="1"/>
             </wp:cNvGraphicFramePr>
@@ -2005,7 +3051,7 @@
         <w:drawing>
           <wp:inline xmlns:a="http://schemas.openxmlformats.org/drawingml/2006/main" xmlns:pic="http://schemas.openxmlformats.org/drawingml/2006/picture">
             <wp:extent cx="5577840" cy="5970645"/>
-            <wp:docPr id="3" name="Picture 3" title="Supplementary Figure S3" descr="Supplementary Figure S3. CBARP exon 4–exon 5 region after TDP-43 depletion. (A) Sashimi plot of the public SH-SY5Y comparison (0 versus 75 ng/mL doxycycline, three libraries per group) and of iPSC colonies (four libraries per group), drawn from the alignments; the minus-strand gene is shown 5′→3′. Filled profiles are the mean per-base read depth of the libraries in each group, and each track has its own y-axis. Arcs show split reads summed over the libraries of a group, with width proportional to the junction’s share of reads at its shared splice site. Reads were counted with the junction rules of Methods 2.5 (MAPQ ≥ 30, primary non-duplicate alignments, 8 bp anchors); the SH-SY5Y counts are those of the local-splicing-variation test in Section 3.5. Junction a is the canonical exon 4–exon 5 junction (chr19:1,235,146–1,235,500); b joins exon 4 to the annotated alternative 3′ splice site at 1,235,342 (1,235,343–1,235,500); c leaves the 31-nt segment through the unannotated donor at 1,235,312 (1,235,146–1,235,311). The shaded interval lies between the alternative and canonical 3′ splice sites. Transcript models are from GENCODE v47; the dashed model is the exon structure implied by junction c. (B) ΔPSI of the 32 coverage-qualified rMATS CBARP events in five datasets (Supplementary Table S3). The sign refers to each event’s rMATS-defined inclusion form, which differs between events."/>
+            <wp:docPr id="3" name="Picture 3" title="Supplementary Figure S3" descr="Sashimi-style coverage and junction reads at the CBARP exon 4 to exon 5 region in SH-SY5Y and iPSC colonies, and delta PSI of 32 CBARP rMATS events."/>
             <wp:cNvGraphicFramePr>
               <a:graphicFrameLocks noChangeAspect="1"/>
             </wp:cNvGraphicFramePr>
@@ -2067,7 +3113,7 @@
           <w:color w:val="000000"/>
           <w:sz w:val="18"/>
         </w:rPr>
-        <w:t xml:space="preserve"> exon 4–exon 5 region after TDP-43 depletion. (A) Sashimi plot of the public SH-SY5Y comparison (0 versus 75 ng/mL doxycycline, three libraries per group) and of iPSC colonies (four libraries per group), drawn from the alignments; the minus-strand gene is shown 5′→3′. Filled profiles are the mean per-base read depth of the libraries in each group, and each track has its own y-axis. Arcs show split reads summed over the libraries of a group, with width proportional to the junction’s share of reads at its shared splice site. Reads were counted with the junction rules of Methods 2.5 (MAPQ ≥ 30, primary non-duplicate alignments, 8 bp anchors); the SH-SY5Y counts are those of the local-splicing-variation test in Section 3.5. Junction a is the canonical exon 4–exon 5 junction (chr19:1,235,146–1,235,500); b joins exon 4 to the annotated alternative 3′ splice site at 1,235,342 (1,235,343–1,235,500); c leaves the 31-nt segment through the unannotated donor at 1,235,312 (1,235,146–1,235,311). The shaded interval lies between the alternative and canonical 3′ splice sites. Transcript models are from GENCODE v47; the dashed model is the exon structure implied by junction c. (B) ΔPSI of the 32 coverage-qualified rMATS </w:t>
+        <w:t xml:space="preserve"> exon 4–exon 5 region after TDP-43 depletion. (A) Sashimi plot of the public SH-SY5Y comparison (0 versus 75 ng/mL doxycycline, three libraries per group) and of iPSC colonies (four libraries per group), drawn from the alignments; the minus-strand gene is shown 5′→3′. Filled profiles are the mean per-base read depth of the libraries in each group, and each track has its own y-axis, so track heights do not allow a direct comparison of expression between groups or datasets. Arcs show split reads summed over the libraries of a group, with width proportional to the junction’s share of reads at its shared splice site. Reads were counted with the junction rules of Methods 2.5 (MAPQ ≥ 30, primary non-duplicate alignments, 8 bp anchors); the SH-SY5Y counts are those of the local-splicing-variation test in Section 3.5. Junction a is the canonical exon 4–exon 5 junction (chr19:1,235,146–1,235,500); b joins exon 4 to the annotated alternative 3′ splice site at 1,235,342 (1,235,343–1,235,500); c leaves the 31-nt segment through the unannotated donor at 1,235,312 (1,235,146–1,235,311). The shaded interval lies between the alternative and canonical 3′ splice sites. Transcript models are from GENCODE v47; the dashed model is the exon structure implied by junction c. (B) ΔPSI of the 32 coverage-qualified rMATS </w:t>
       </w:r>
       <w:r>
         <w:rPr>
@@ -2119,7 +3165,7 @@
         <w:drawing>
           <wp:inline xmlns:a="http://schemas.openxmlformats.org/drawingml/2006/main" xmlns:pic="http://schemas.openxmlformats.org/drawingml/2006/picture">
             <wp:extent cx="4754880" cy="5893372"/>
-            <wp:docPr id="4" name="Picture 4" title="Supplementary Figure S4" descr="Supplementary Figure S4. Positive controls and specificity of the annotation-free junction screen. (A) Literature cryptic-splicing positive controls recovered de novo in SH-SY5Y, with knockdown/control junction-read counts. (B) Genes with a high-confidence unannotated splicing change in each of four cumulative Ca²⁺ panels; the numbers below the tiers are panel sizes, and tiers are not independent sets. (C) Number of literature positive-control genes recovered under the permissive definition in human comparisons, including the FUS and TAF15 knockdown controls. Mouse comparisons are omitted because the literature control events are human cryptic events."/>
+            <wp:docPr id="4" name="Picture 4" title="Supplementary Figure S4" descr="Bar charts of literature cryptic-splicing controls recovered in SH-SY5Y, stringent-filter events in cumulative calcium panels, and positive controls recovered in human comparisons."/>
             <wp:cNvGraphicFramePr>
               <a:graphicFrameLocks noChangeAspect="1"/>
             </wp:cNvGraphicFramePr>
@@ -2157,22 +3203,20 @@
       </w:pPr>
       <w:r>
         <w:rPr>
+          <w:b/>
           <w:rFonts w:ascii="Arial" w:hAnsi="Arial" w:eastAsia="Arial"/>
-          <w:b/>
-          <w:i w:val="0"/>
           <w:color w:val="000000"/>
           <w:sz w:val="18"/>
         </w:rPr>
-        <w:t xml:space="preserve">Supplementary Figure S4. </w:t>
+        <w:t xml:space="preserve">Supplementary Figure S4.</w:t>
       </w:r>
       <w:r>
         <w:rPr>
           <w:rFonts w:ascii="Arial" w:hAnsi="Arial" w:eastAsia="Arial"/>
-          <w:i w:val="0"/>
           <w:color w:val="000000"/>
           <w:sz w:val="18"/>
         </w:rPr>
-        <w:t>Positive controls and specificity of the annotation-free junction screen. (A) Literature cryptic-splicing positive controls recovered de novo in SH-SY5Y, with knockdown/control junction-read counts. (B) Genes with a high-confidence unannotated splicing change in each of four cumulative Ca²⁺ panels; the numbers below the tiers are panel sizes, and tiers are not independent sets. (C) Number of literature positive-control genes recovered under the permissive definition in human comparisons, including the FUS and TAF15 knockdown controls. Mouse comparisons are omitted because the literature control events are human cryptic events.</w:t>
+        <w:t xml:space="preserve"> Positive controls and specificity of the annotation-free junction screen. (A) Literature cryptic-splicing positive controls recovered de novo in SH-SY5Y at 75 ng/mL doxycycline (stringent-filter calls, mapping-quality-filtered junction set), with knockdown/control junction-read counts. (B) Genes with a stringent-filter unannotated splicing change in each of four cumulative Ca²⁺ panels in the same call set; the numbers below the tiers are panel sizes, and the tiers are nested, not independent. (C) Number of literature positive-control genes recovered under the permissive definition in human comparisons (regtools junction set), including the FUS and TAF15 knockdown controls. Two controls after TDP-43 knockdown versus none after FUS or TAF15 knockdown in the same motor neurons is not a significant difference (Fisher’s exact test p = 0.48) and does not by itself establish specificity. Panels A–C use different thresholds and call sets, as stated in their headings. Mouse comparisons are omitted because the literature control events are human cryptic events.</w:t>
       </w:r>
     </w:p>
     <w:p>
@@ -2206,7 +3250,7 @@
         <w:drawing>
           <wp:inline xmlns:a="http://schemas.openxmlformats.org/drawingml/2006/main" xmlns:pic="http://schemas.openxmlformats.org/drawingml/2006/picture">
             <wp:extent cx="5897880" cy="3322749"/>
-            <wp:docPr id="5" name="Picture 5" title="Supplementary Figure S5" descr="Supplementary Figure S5. Exploratory NMD interaction. Condition-level TDP-43-specific interaction estimates for genes with a cryptic junction and the remaining genes, with CBARP marked. The four NMD-inhibition conditions are the units of inference; the TDP-43 factor is confounded with sequencing batch."/>
+            <wp:docPr id="5" name="Picture 5" title="Supplementary Figure S5" descr="Histogram of descriptive TDP-43 by NMD-inhibition interactions for genes with a cryptic junction and other genes, with CBARP marked; no inferential significance is assigned."/>
             <wp:cNvGraphicFramePr>
               <a:graphicFrameLocks noChangeAspect="1"/>
             </wp:cNvGraphicFramePr>
@@ -2322,8 +3366,8 @@
       <w:r>
         <w:drawing>
           <wp:inline xmlns:a="http://schemas.openxmlformats.org/drawingml/2006/main" xmlns:pic="http://schemas.openxmlformats.org/drawingml/2006/picture">
-            <wp:extent cx="4617720" cy="5853448"/>
-            <wp:docPr id="6" name="Picture 6" title="Supplementary Figure S6" descr="Supplementary Figure S6. Coverage-based alternative-polyadenylation screen and STMN2 control. (A) Depth-qualified SH-SY5Y intronic and distal 3′UTR index changes with bootstrap 95% intervals. The STIM2 intron 13 unit (†) contains the alternatively spliced STIM2 exon and is not independent evidence for a polyadenylation event. (B) Coverage at both ends of STMN2 intron 2 in each replicate after reference skips are excluded; the open marker is a measured zero at the 3′ end in one knockdown replicate. The indices measure coverage gradients, not poly(A) sites."/>
+            <wp:extent cx="4617720" cy="5853447"/>
+            <wp:docPr id="6" name="Picture 6" title="Supplementary Figure S6" descr="Forest plot of coverage-index changes in SH-SY5Y with shaded rows for cryptic positive-control genes, and STMN2 intron 2 coverage at both intron ends."/>
             <wp:cNvGraphicFramePr>
               <a:graphicFrameLocks noChangeAspect="1"/>
             </wp:cNvGraphicFramePr>
@@ -2343,7 +3387,7 @@
                   <pic:spPr>
                     <a:xfrm>
                       <a:off x="0" y="0"/>
-                      <a:ext cx="4617720" cy="5853448"/>
+                      <a:ext cx="4617720" cy="5853447"/>
                     </a:xfrm>
                     <a:prstGeom prst="rect"/>
                   </pic:spPr>
@@ -2361,54 +3405,50 @@
       </w:pPr>
       <w:r>
         <w:rPr>
+          <w:b/>
           <w:rFonts w:ascii="Arial" w:hAnsi="Arial" w:eastAsia="Arial"/>
-          <w:b/>
-          <w:i w:val="0"/>
           <w:color w:val="000000"/>
           <w:sz w:val="18"/>
         </w:rPr>
-        <w:t xml:space="preserve">Supplementary Figure S6. </w:t>
+        <w:t xml:space="preserve">Supplementary Figure S6.</w:t>
       </w:r>
       <w:r>
         <w:rPr>
           <w:rFonts w:ascii="Arial" w:hAnsi="Arial" w:eastAsia="Arial"/>
-          <w:i w:val="0"/>
           <w:color w:val="000000"/>
           <w:sz w:val="18"/>
         </w:rPr>
-        <w:t xml:space="preserve">Coverage-based alternative-polyadenylation screen and </w:t>
+        <w:t xml:space="preserve"> Coverage-based alternative-polyadenylation screen and </w:t>
       </w:r>
       <w:r>
         <w:rPr>
+          <w:i/>
           <w:rFonts w:ascii="Arial" w:hAnsi="Arial" w:eastAsia="Arial"/>
-          <w:i/>
           <w:color w:val="000000"/>
           <w:sz w:val="18"/>
         </w:rPr>
-        <w:t>STMN2</w:t>
+        <w:t xml:space="preserve">STMN2</w:t>
       </w:r>
       <w:r>
         <w:rPr>
           <w:rFonts w:ascii="Arial" w:hAnsi="Arial" w:eastAsia="Arial"/>
-          <w:i w:val="0"/>
           <w:color w:val="000000"/>
           <w:sz w:val="18"/>
         </w:rPr>
-        <w:t xml:space="preserve"> control. (A) Depth-qualified SH-SY5Y intronic and distal 3′UTR index changes with bootstrap 95% intervals. The </w:t>
+        <w:t xml:space="preserve"> control. (A) Depth-qualified SH-SY5Y intronic and distal 3′UTR index changes (units with |Δ| ≥ 0.05) with bootstrap 95% intervals; shaded rows are cryptic positive-control genes and unshaded rows are genes of the Ca²⁺ panel. Unit numbers are ordinal and are not canonical intron numbers, and the indices measure coverage gradients, not poly(A) sites. The </w:t>
       </w:r>
       <w:r>
         <w:rPr>
+          <w:i/>
           <w:rFonts w:ascii="Arial" w:hAnsi="Arial" w:eastAsia="Arial"/>
-          <w:i/>
           <w:color w:val="000000"/>
           <w:sz w:val="18"/>
         </w:rPr>
-        <w:t>STIM2</w:t>
+        <w:t xml:space="preserve">STIM2</w:t>
       </w:r>
       <w:r>
         <w:rPr>
           <w:rFonts w:ascii="Arial" w:hAnsi="Arial" w:eastAsia="Arial"/>
-          <w:i w:val="0"/>
           <w:color w:val="000000"/>
           <w:sz w:val="18"/>
         </w:rPr>
@@ -2416,17 +3456,16 @@
       </w:r>
       <w:r>
         <w:rPr>
+          <w:i/>
           <w:rFonts w:ascii="Arial" w:hAnsi="Arial" w:eastAsia="Arial"/>
-          <w:i/>
           <w:color w:val="000000"/>
           <w:sz w:val="18"/>
         </w:rPr>
-        <w:t>STIM2</w:t>
+        <w:t xml:space="preserve">STIM2</w:t>
       </w:r>
       <w:r>
         <w:rPr>
           <w:rFonts w:ascii="Arial" w:hAnsi="Arial" w:eastAsia="Arial"/>
-          <w:i w:val="0"/>
           <w:color w:val="000000"/>
           <w:sz w:val="18"/>
         </w:rPr>
@@ -2434,21 +3473,20 @@
       </w:r>
       <w:r>
         <w:rPr>
+          <w:i/>
           <w:rFonts w:ascii="Arial" w:hAnsi="Arial" w:eastAsia="Arial"/>
-          <w:i/>
           <w:color w:val="000000"/>
           <w:sz w:val="18"/>
         </w:rPr>
-        <w:t>STMN2</w:t>
+        <w:t xml:space="preserve">STMN2</w:t>
       </w:r>
       <w:r>
         <w:rPr>
           <w:rFonts w:ascii="Arial" w:hAnsi="Arial" w:eastAsia="Arial"/>
-          <w:i w:val="0"/>
           <w:color w:val="000000"/>
           <w:sz w:val="18"/>
         </w:rPr>
-        <w:t xml:space="preserve"> intron 2 in each replicate after reference skips are excluded; the open marker is a measured zero at the 3′ end in one knockdown replicate. The indices measure coverage gradients, not poly(A) sites.</w:t>
+        <w:t xml:space="preserve"> intron 2 in each replicate after reference skips are excluded; the open marker is a measured zero at the 3′ end in one knockdown replicate.</w:t>
       </w:r>
     </w:p>
     <w:p>
@@ -2481,8 +3519,8 @@
       <w:r>
         <w:drawing>
           <wp:inline xmlns:a="http://schemas.openxmlformats.org/drawingml/2006/main" xmlns:pic="http://schemas.openxmlformats.org/drawingml/2006/picture">
-            <wp:extent cx="4983480" cy="5615189"/>
-            <wp:docPr id="7" name="Picture 7" title="Supplementary Figure S7" descr="Supplementary Figure S7. TRPC1 expression across neurological comparison cohorts. Cliff’s δ (case minus control) is shown for ALS regions, other neurological disorders, Alzheimer’s disease, Parkinson’s disease and multiple sclerosis. Asterisks mark Benjamini–Hochberg q &lt; 0.05; daggers mark uncorrected p &lt; 0.05 for the donor-level normal-appearing white matter and myelin-adjusted comparisons. Pale bars are not significant. Cohorts and tissue compartments differ, so the display is descriptive across diseases."/>
+            <wp:extent cx="5074920" cy="6432997"/>
+            <wp:docPr id="7" name="Picture 7" title="Supplementary Figure S7" descr="Bar charts of TRPC1 Cliff's delta by disease and region, and separate bars for multiple-sclerosis sensitivity analyses."/>
             <wp:cNvGraphicFramePr>
               <a:graphicFrameLocks noChangeAspect="1"/>
             </wp:cNvGraphicFramePr>
@@ -2502,7 +3540,7 @@
                   <pic:spPr>
                     <a:xfrm>
                       <a:off x="0" y="0"/>
-                      <a:ext cx="4983480" cy="5615189"/>
+                      <a:ext cx="5074920" cy="6432997"/>
                     </a:xfrm>
                     <a:prstGeom prst="rect"/>
                   </pic:spPr>
@@ -2520,31 +3558,88 @@
       </w:pPr>
       <w:r>
         <w:rPr>
+          <w:b/>
           <w:rFonts w:ascii="Arial" w:hAnsi="Arial" w:eastAsia="Arial"/>
-          <w:b/>
-          <w:i w:val="0"/>
           <w:color w:val="000000"/>
           <w:sz w:val="18"/>
         </w:rPr>
-        <w:t xml:space="preserve">Supplementary Figure S7. </w:t>
+        <w:t xml:space="preserve">Supplementary Figure S7.</w:t>
       </w:r>
       <w:r>
         <w:rPr>
           <w:rFonts w:ascii="Arial" w:hAnsi="Arial" w:eastAsia="Arial"/>
-          <w:i/>
           <w:color w:val="000000"/>
           <w:sz w:val="18"/>
         </w:rPr>
-        <w:t>TRPC1</w:t>
+        <w:t xml:space="preserve"> </w:t>
       </w:r>
       <w:r>
         <w:rPr>
+          <w:i/>
           <w:rFonts w:ascii="Arial" w:hAnsi="Arial" w:eastAsia="Arial"/>
-          <w:i w:val="0"/>
           <w:color w:val="000000"/>
           <w:sz w:val="18"/>
         </w:rPr>
-        <w:t xml:space="preserve"> expression across neurological comparison cohorts. Cliff’s δ (case minus control) is shown for ALS regions, other neurological disorders, Alzheimer’s disease, Parkinson’s disease and multiple sclerosis. Asterisks mark Benjamini–Hochberg q &lt; 0.05; daggers mark uncorrected p &lt; 0.05 for the donor-level normal-appearing white matter and myelin-adjusted comparisons. Pale bars are not significant. Cohorts and tissue compartments differ, so the display is descriptive across diseases.</w:t>
+        <w:t xml:space="preserve">TRPC1</w:t>
+      </w:r>
+      <w:r>
+        <w:rPr>
+          <w:rFonts w:ascii="Arial" w:hAnsi="Arial" w:eastAsia="Arial"/>
+          <w:color w:val="000000"/>
+          <w:sz w:val="18"/>
+        </w:rPr>
+        <w:t xml:space="preserve"> expression across neurological comparison cohorts. (A) Cliff’s δ (case minus control) for ALS regions, other neurological disorders, Alzheimer’s disease, Parkinson’s disease and multiple sclerosis (two cohorts), grouped by disease; the number of cases and controls, or donors, is printed at the right of each row. Dark bars mark Benjamini–Hochberg q &lt; 0.05 within each cohort’s comparison family and pale bars are not significant. (B) Re-analyses of the samples and donors of the GSE138614 multiple-sclerosis cohort (lesions, normal-appearing white matter and a comparison adjusted for </w:t>
+      </w:r>
+      <w:r>
+        <w:rPr>
+          <w:i/>
+          <w:rFonts w:ascii="Arial" w:hAnsi="Arial" w:eastAsia="Arial"/>
+          <w:color w:val="000000"/>
+          <w:sz w:val="18"/>
+        </w:rPr>
+        <w:t xml:space="preserve">MBP</w:t>
+      </w:r>
+      <w:r>
+        <w:rPr>
+          <w:rFonts w:ascii="Arial" w:hAnsi="Arial" w:eastAsia="Arial"/>
+          <w:color w:val="000000"/>
+          <w:sz w:val="18"/>
+        </w:rPr>
+        <w:t xml:space="preserve">, </w:t>
+      </w:r>
+      <w:r>
+        <w:rPr>
+          <w:i/>
+          <w:rFonts w:ascii="Arial" w:hAnsi="Arial" w:eastAsia="Arial"/>
+          <w:color w:val="000000"/>
+          <w:sz w:val="18"/>
+        </w:rPr>
+        <w:t xml:space="preserve">PLP1</w:t>
+      </w:r>
+      <w:r>
+        <w:rPr>
+          <w:rFonts w:ascii="Arial" w:hAnsi="Arial" w:eastAsia="Arial"/>
+          <w:color w:val="000000"/>
+          <w:sz w:val="18"/>
+        </w:rPr>
+        <w:t xml:space="preserve"> and </w:t>
+      </w:r>
+      <w:r>
+        <w:rPr>
+          <w:i/>
+          <w:rFonts w:ascii="Arial" w:hAnsi="Arial" w:eastAsia="Arial"/>
+          <w:color w:val="000000"/>
+          <w:sz w:val="18"/>
+        </w:rPr>
+        <w:t xml:space="preserve">GFAP</w:t>
+      </w:r>
+      <w:r>
+        <w:rPr>
+          <w:rFonts w:ascii="Arial" w:hAnsi="Arial" w:eastAsia="Arial"/>
+          <w:color w:val="000000"/>
+          <w:sz w:val="18"/>
+        </w:rPr>
+        <w:t xml:space="preserve">); they use overlapping samples and are not independent replicates, and daggers mark uncorrected p &lt; 0.05 for the donor-level comparisons. Cohorts differ in tissue compartment, sample size and processing, so the display is descriptive across diseases and the values are not pooled.</w:t>
       </w:r>
     </w:p>
     <w:p>
@@ -2578,7 +3673,7 @@
         <w:drawing>
           <wp:inline xmlns:a="http://schemas.openxmlformats.org/drawingml/2006/main" xmlns:pic="http://schemas.openxmlformats.org/drawingml/2006/picture">
             <wp:extent cx="4709160" cy="5836705"/>
-            <wp:docPr id="8" name="Picture 8" title="Supplementary Figure S8" descr="Supplementary Figure S8. STMN2 expression and cryptic junction inclusion in ALS tissue. (A) Percentage of ALS and non-neurological control samples with a cryptic STMN2 junction, by region, among samples with at least 20 junction reads at the donor; sample counts for each group are printed in the labels. (B, C) Within-ALS Spearman correlations of selected genes with total STMN2 expression and cryptic STMN2 PSI, respectively. Black dots mark q &lt; 0.05 across the stated correction family. The heatmaps use the same colour scale; exact coefficients and q values for all tested genes are in Supplementary Table S9. Total STMN2 expression also tracks neuronal content, whereas cryptic junction PSI more directly reflects TDP-43-dependent RNA processing."/>
+            <wp:docPr id="8" name="Picture 8" title="Supplementary Figure S8" descr="Bar chart of the percentage of samples with a detected cryptic STMN2 junction by region, and heat maps of Spearman correlations of selected genes with total STMN2 and cryptic STMN2 PSI."/>
             <wp:cNvGraphicFramePr>
               <a:graphicFrameLocks noChangeAspect="1"/>
             </wp:cNvGraphicFramePr>
@@ -2616,9 +3711,8 @@
       </w:pPr>
       <w:r>
         <w:rPr>
+          <w:b/>
           <w:rFonts w:ascii="Arial" w:hAnsi="Arial" w:eastAsia="Arial"/>
-          <w:b/>
-          <w:i w:val="0"/>
           <w:color w:val="000000"/>
           <w:sz w:val="18"/>
         </w:rPr>
@@ -2626,53 +3720,50 @@
       </w:r>
       <w:r>
         <w:rPr>
+          <w:i/>
           <w:rFonts w:ascii="Arial" w:hAnsi="Arial" w:eastAsia="Arial"/>
-          <w:i/>
           <w:color w:val="000000"/>
           <w:sz w:val="18"/>
         </w:rPr>
-        <w:t>STMN2</w:t>
+        <w:t xml:space="preserve">STMN2</w:t>
       </w:r>
       <w:r>
         <w:rPr>
           <w:rFonts w:ascii="Arial" w:hAnsi="Arial" w:eastAsia="Arial"/>
-          <w:i w:val="0"/>
           <w:color w:val="000000"/>
           <w:sz w:val="18"/>
         </w:rPr>
-        <w:t xml:space="preserve"> expression and cryptic junction inclusion in ALS tissue. (A) Percentage of ALS and non-neurological control samples with a cryptic </w:t>
+        <w:t xml:space="preserve"> expression and cryptic junction inclusion in ALS tissue. (A) Percentage of ALS and non-neurological control samples with a detected cryptic </w:t>
       </w:r>
       <w:r>
         <w:rPr>
+          <w:i/>
           <w:rFonts w:ascii="Arial" w:hAnsi="Arial" w:eastAsia="Arial"/>
-          <w:i/>
           <w:color w:val="000000"/>
           <w:sz w:val="18"/>
         </w:rPr>
-        <w:t>STMN2</w:t>
+        <w:t xml:space="preserve">STMN2</w:t>
       </w:r>
       <w:r>
         <w:rPr>
           <w:rFonts w:ascii="Arial" w:hAnsi="Arial" w:eastAsia="Arial"/>
-          <w:i w:val="0"/>
           <w:color w:val="000000"/>
           <w:sz w:val="18"/>
         </w:rPr>
-        <w:t xml:space="preserve"> junction, by region, among samples with at least 20 junction reads at the donor; sample counts for each group are printed in the labels. (B, C) Within-ALS Spearman correlations of selected genes with total </w:t>
+        <w:t xml:space="preserve"> junction (at least one cryptic-junction read), by region, among samples with at least 20 junction reads at the donor; sample counts for each group are printed in the labels. Supplementary Table S18b uses a different threshold (cryptic PSI &gt; 1%). (B, C) Within-ALS Spearman correlations of selected genes with total </w:t>
       </w:r>
       <w:r>
         <w:rPr>
+          <w:i/>
           <w:rFonts w:ascii="Arial" w:hAnsi="Arial" w:eastAsia="Arial"/>
-          <w:i/>
           <w:color w:val="000000"/>
           <w:sz w:val="18"/>
         </w:rPr>
-        <w:t>STMN2</w:t>
+        <w:t xml:space="preserve">STMN2</w:t>
       </w:r>
       <w:r>
         <w:rPr>
           <w:rFonts w:ascii="Arial" w:hAnsi="Arial" w:eastAsia="Arial"/>
-          <w:i w:val="0"/>
           <w:color w:val="000000"/>
           <w:sz w:val="18"/>
         </w:rPr>
@@ -2680,17 +3771,16 @@
       </w:r>
       <w:r>
         <w:rPr>
+          <w:i/>
           <w:rFonts w:ascii="Arial" w:hAnsi="Arial" w:eastAsia="Arial"/>
-          <w:i/>
           <w:color w:val="000000"/>
           <w:sz w:val="18"/>
         </w:rPr>
-        <w:t>STMN2</w:t>
+        <w:t xml:space="preserve">STMN2</w:t>
       </w:r>
       <w:r>
         <w:rPr>
           <w:rFonts w:ascii="Arial" w:hAnsi="Arial" w:eastAsia="Arial"/>
-          <w:i w:val="0"/>
           <w:color w:val="000000"/>
           <w:sz w:val="18"/>
         </w:rPr>
@@ -2698,21 +3788,105 @@
       </w:r>
       <w:r>
         <w:rPr>
+          <w:i/>
           <w:rFonts w:ascii="Arial" w:hAnsi="Arial" w:eastAsia="Arial"/>
-          <w:i/>
           <w:color w:val="000000"/>
           <w:sz w:val="18"/>
         </w:rPr>
-        <w:t>STMN2</w:t>
+        <w:t xml:space="preserve">STMN2</w:t>
       </w:r>
       <w:r>
         <w:rPr>
           <w:rFonts w:ascii="Arial" w:hAnsi="Arial" w:eastAsia="Arial"/>
-          <w:i w:val="0"/>
           <w:color w:val="000000"/>
           <w:sz w:val="18"/>
         </w:rPr>
         <w:t xml:space="preserve"> expression also tracks neuronal content, whereas cryptic junction PSI more directly reflects TDP-43-dependent RNA processing.</w:t>
+      </w:r>
+    </w:p>
+    <w:p>
+      <w:r>
+        <w:br w:type="page"/>
+      </w:r>
+    </w:p>
+    <w:p>
+      <w:pPr>
+        <w:pStyle w:val="Heading1"/>
+        <w:spacing w:before="0" w:after="120"/>
+        <w:jc w:val="left"/>
+        <w:rPr>
+          <w:b w:val="1"/>
+        </w:rPr>
+      </w:pPr>
+      <w:r>
+        <w:rPr>
+          <w:b w:val="1"/>
+        </w:rPr>
+        <w:t xml:space="preserve">Supplementary Figure S9</w:t>
+      </w:r>
+    </w:p>
+    <w:p>
+      <w:pPr>
+        <w:keepNext/>
+        <w:spacing w:after="0"/>
+        <w:jc w:val="center"/>
+      </w:pPr>
+      <w:r>
+        <w:drawing>
+          <wp:inline xmlns:a="http://schemas.openxmlformats.org/drawingml/2006/main" xmlns:pic="http://schemas.openxmlformats.org/drawingml/2006/picture">
+            <wp:extent cx="5760720" cy="2601464"/>
+            <wp:docPr id="9" name="Picture 9" title="Supplementary Figure S9" descr="Two original Fura-2 recordings, a control and a shTDP-43 well, each at its own axis range, with CPA and CaCl2 additions marked."/>
+            <wp:cNvGraphicFramePr>
+              <a:graphicFrameLocks noChangeAspect="1"/>
+            </wp:cNvGraphicFramePr>
+            <a:graphic>
+              <a:graphicData uri="http://schemas.openxmlformats.org/drawingml/2006/picture">
+                <pic:pic>
+                  <pic:nvPicPr>
+                    <pic:cNvPr id="0" name="Supplementary_Figure_S8_STMN2_expression_vs_cryptic_PSI.png"/>
+                    <pic:cNvPicPr/>
+                  </pic:nvPicPr>
+                  <pic:blipFill>
+                    <a:blip r:embed="rId19"/>
+                    <a:stretch>
+                      <a:fillRect/>
+                    </a:stretch>
+                  </pic:blipFill>
+                  <pic:spPr>
+                    <a:xfrm>
+                      <a:off x="0" y="0"/>
+                      <a:ext cx="5760720" cy="2601464"/>
+                    </a:xfrm>
+                    <a:prstGeom prst="rect"/>
+                  </pic:spPr>
+                </pic:pic>
+              </a:graphicData>
+            </a:graphic>
+          </wp:inline>
+        </w:drawing>
+      </w:r>
+    </w:p>
+    <w:p>
+      <w:pPr>
+        <w:pStyle w:val="FigureCaption"/>
+        <w:jc w:val="both"/>
+      </w:pPr>
+      <w:r>
+        <w:rPr>
+          <w:b/>
+          <w:rFonts w:ascii="Arial" w:hAnsi="Arial" w:eastAsia="Arial"/>
+          <w:color w:val="000000"/>
+          <w:sz w:val="18"/>
+        </w:rPr>
+        <w:t xml:space="preserve">Supplementary Figure S9.</w:t>
+      </w:r>
+      <w:r>
+        <w:rPr>
+          <w:rFonts w:ascii="Arial" w:hAnsi="Arial" w:eastAsia="Arial"/>
+          <w:color w:val="000000"/>
+          <w:sz w:val="18"/>
+        </w:rPr>
+        <w:t xml:space="preserve"> Original Fura-2 recordings. The two recordings shown on common axes in Figure 2A, exported without redrawing from the GraphPad Prism trace project, each at the axis range of its own recording: the y axis spans 0–3 in A (non-targeting shRNA control) and 0.5–1.5 in B (shTDP-43), and the time windows differ, so the two panels are not directly comparable by eye. CPA (10 µM) and CaCl₂ (nominally 1.5 mM) additions are indicated. The recordings illustrate individual wells; group amplitudes were calculated from the original Prism measurements.</w:t>
       </w:r>
     </w:p>
     <w:sectPr>
